--- a/FINAL PROJECT DOCUMENT CHAPTER 1.docx
+++ b/FINAL PROJECT DOCUMENT CHAPTER 1.docx
@@ -1249,90 +1249,364 @@
     </w:p>
     <w:p>
       <w:pPr>
-        <w:spacing w:before="120" w:after="120" w:line="480" w:lineRule="auto"/>
+        <w:spacing w:after="180" w:line="480" w:lineRule="auto"/>
         <w:jc w:val="both"/>
-      </w:pPr>
-      <w:r>
-        <w:t>Modern education, particularly in the context of e-learning, is confronted with a challenge that is to provide individualized learning for a diverse group of students. Most e-learning platforms follow the one-size-fits-all model, which is not adaptable to the needs, pace, and style of individual students (Murtaza et al., 2022). This non-adaptability has resulted in a lack of interest among students and poorer learning outcomes (Salem, 2024). This project aims to address this issue. Our objective is to create a smart and easily accessible digital tool that serves as a personal academic tutor. The application of Artificial Intelligence (AI) has greatly enhanced the adaptability of education systems. For example, Intelligent Tutoring Systems (ITS) have demonstrated that AI can be used to personalize learning materials and feedback (</w:t>
+        <w:rPr>
+          <w:rFonts w:eastAsia="Arial"/>
+        </w:rPr>
+      </w:pPr>
+      <w:r>
+        <w:rPr>
+          <w:rFonts w:eastAsia="Arial"/>
+        </w:rPr>
+        <w:t xml:space="preserve">The global expansion of e-learning has transformed how education is delivered, yet a critical problem persists; most platforms operate on a one-size-fits-all model that fails to accommodate the diverse needs, learning pace, and academic goals of individual students (Murtaza </w:t>
+      </w:r>
+      <w:r>
+        <w:rPr>
+          <w:rFonts w:eastAsia="Arial"/>
+          <w:i/>
+        </w:rPr>
+        <w:t>et al</w:t>
+      </w:r>
+      <w:r>
+        <w:rPr>
+          <w:rFonts w:eastAsia="Arial"/>
+        </w:rPr>
+        <w:t>., 2022). Personalized learning, defined as an instructional approach where content, pace, and feedback are tailored to each learner, has consistently been shown to improve engagement and academic outcomes, yet it remains difficult to deliver at scale without intelligent technological support (</w:t>
       </w:r>
       <w:proofErr w:type="spellStart"/>
       <w:r>
+        <w:rPr>
+          <w:rFonts w:eastAsia="Arial"/>
+        </w:rPr>
         <w:t>Hibbi</w:t>
       </w:r>
       <w:proofErr w:type="spellEnd"/>
       <w:r>
-        <w:t xml:space="preserve"> et al., 2020). More recently, the use of powerful Large Language Models (LLMs) has made it possible to create sophisticated educational chatbots that offer interactive assistance and support (Chen et al., 2025). Predictive analytics-based systems have also been found to monitor performance and predict whether a student is likely to pass or fail, enabling corrective measures to be taken (</w:t>
+        <w:rPr>
+          <w:rFonts w:eastAsia="Arial"/>
+        </w:rPr>
+        <w:t xml:space="preserve"> </w:t>
+      </w:r>
+      <w:r>
+        <w:rPr>
+          <w:rFonts w:eastAsia="Arial"/>
+          <w:i/>
+        </w:rPr>
+        <w:t>et al</w:t>
+      </w:r>
+      <w:r>
+        <w:rPr>
+          <w:rFonts w:eastAsia="Arial"/>
+        </w:rPr>
+        <w:t>., 2020). The consequences of this gap are significant; declining student motivation, high dropout rates, and diminished learning outcomes, particularly among learners who lack access to private academic support (Salem, 2024).</w:t>
+      </w:r>
+      <w:r>
+        <w:rPr>
+          <w:rFonts w:eastAsia="Arial"/>
+        </w:rPr>
+        <w:t xml:space="preserve"> </w:t>
+      </w:r>
+      <w:r>
+        <w:rPr>
+          <w:rFonts w:eastAsia="Arial"/>
+        </w:rPr>
+        <w:t>Artificial Intelligence has produced several tools aimed at addressing this challenge. Intelligent Tutoring Systems (ITS) can adapt learning materials to a student's knowledge state (</w:t>
       </w:r>
       <w:proofErr w:type="spellStart"/>
       <w:r>
+        <w:rPr>
+          <w:rFonts w:eastAsia="Arial"/>
+        </w:rPr>
+        <w:t>Hibbi</w:t>
+      </w:r>
+      <w:proofErr w:type="spellEnd"/>
+      <w:r>
+        <w:rPr>
+          <w:rFonts w:eastAsia="Arial"/>
+        </w:rPr>
+        <w:t xml:space="preserve"> </w:t>
+      </w:r>
+      <w:r>
+        <w:rPr>
+          <w:rFonts w:eastAsia="Arial"/>
+          <w:i/>
+        </w:rPr>
+        <w:t>et al</w:t>
+      </w:r>
+      <w:r>
+        <w:rPr>
+          <w:rFonts w:eastAsia="Arial"/>
+        </w:rPr>
+        <w:t xml:space="preserve">., 2020), Large Language Model-based chatbots enable interactive academic assistance (Dan </w:t>
+      </w:r>
+      <w:r>
+        <w:rPr>
+          <w:rFonts w:eastAsia="Arial"/>
+          <w:i/>
+        </w:rPr>
+        <w:t>et al</w:t>
+      </w:r>
+      <w:r>
+        <w:rPr>
+          <w:rFonts w:eastAsia="Arial"/>
+        </w:rPr>
+        <w:t xml:space="preserve">., 2023; Chen </w:t>
+      </w:r>
+      <w:r>
+        <w:rPr>
+          <w:rFonts w:eastAsia="Arial"/>
+          <w:i/>
+        </w:rPr>
+        <w:t>et al</w:t>
+      </w:r>
+      <w:r>
+        <w:rPr>
+          <w:rFonts w:eastAsia="Arial"/>
+        </w:rPr>
+        <w:t xml:space="preserve">., 2025), recommendation systems suggest relevant resources based on learner profiles (Cora Urdaneta-Ponte </w:t>
+      </w:r>
+      <w:r>
+        <w:rPr>
+          <w:rFonts w:eastAsia="Arial"/>
+          <w:i/>
+        </w:rPr>
+        <w:t>et al</w:t>
+      </w:r>
+      <w:r>
+        <w:rPr>
+          <w:rFonts w:eastAsia="Arial"/>
+        </w:rPr>
+        <w:t>., 2021), and predictive analytics tools monitor performance to identify at-risk students early (</w:t>
+      </w:r>
+      <w:proofErr w:type="spellStart"/>
+      <w:r>
+        <w:rPr>
+          <w:rFonts w:eastAsia="Arial"/>
+        </w:rPr>
         <w:t>Ramaswami</w:t>
       </w:r>
       <w:proofErr w:type="spellEnd"/>
       <w:r>
-        <w:t xml:space="preserve"> et al., 2023)</w:t>
-      </w:r>
-    </w:p>
-    <w:p>
-      <w:pPr>
-        <w:spacing w:before="120" w:after="120" w:line="480" w:lineRule="auto"/>
+        <w:rPr>
+          <w:rFonts w:eastAsia="Arial"/>
+        </w:rPr>
+        <w:t xml:space="preserve"> </w:t>
+      </w:r>
+      <w:r>
+        <w:rPr>
+          <w:rFonts w:eastAsia="Arial"/>
+          <w:i/>
+        </w:rPr>
+        <w:t>et al</w:t>
+      </w:r>
+      <w:r>
+        <w:rPr>
+          <w:rFonts w:eastAsia="Arial"/>
+        </w:rPr>
+        <w:t xml:space="preserve">., 2023). </w:t>
+      </w:r>
+    </w:p>
+    <w:p>
+      <w:pPr>
+        <w:spacing w:after="180" w:line="480" w:lineRule="auto"/>
         <w:jc w:val="both"/>
-      </w:pPr>
-      <w:r>
-        <w:t>The other tools show their strengths through their ability to make personalized study plans which they create for university students (</w:t>
+        <w:rPr>
+          <w:rFonts w:eastAsia="Arial"/>
+        </w:rPr>
+      </w:pPr>
+      <w:r>
+        <w:rPr>
+          <w:rFonts w:eastAsia="Arial"/>
+        </w:rPr>
+        <w:t xml:space="preserve">However, these solutions remain fragmented, as each </w:t>
+      </w:r>
+      <w:proofErr w:type="gramStart"/>
+      <w:r>
+        <w:rPr>
+          <w:rFonts w:eastAsia="Arial"/>
+        </w:rPr>
+        <w:t>addresses</w:t>
+      </w:r>
+      <w:proofErr w:type="gramEnd"/>
+      <w:r>
+        <w:rPr>
+          <w:rFonts w:eastAsia="Arial"/>
+        </w:rPr>
+        <w:t xml:space="preserve"> only one dimension of the problem and no existing platform integrates them into a unified, cohesive learning companion.</w:t>
+      </w:r>
+      <w:r>
+        <w:rPr>
+          <w:rFonts w:eastAsia="Arial"/>
+        </w:rPr>
+        <w:t xml:space="preserve"> </w:t>
+      </w:r>
+      <w:r>
+        <w:rPr>
+          <w:rFonts w:eastAsia="Arial"/>
+        </w:rPr>
+        <w:t xml:space="preserve">Key challenges remain unresolved include existing study planning tools generate static schedules that do not adapt to real-time changes in a student's progress or availability (Chun </w:t>
+      </w:r>
+      <w:r>
+        <w:rPr>
+          <w:rFonts w:eastAsia="Arial"/>
+          <w:i/>
+        </w:rPr>
+        <w:t>et al</w:t>
+      </w:r>
+      <w:r>
+        <w:rPr>
+          <w:rFonts w:eastAsia="Arial"/>
+        </w:rPr>
+        <w:t xml:space="preserve">., 2025; Gagana </w:t>
       </w:r>
       <w:proofErr w:type="spellStart"/>
       <w:r>
+        <w:rPr>
+          <w:rFonts w:eastAsia="Arial"/>
+        </w:rPr>
+        <w:t>Lingshetti</w:t>
+      </w:r>
+      <w:proofErr w:type="spellEnd"/>
+      <w:r>
+        <w:rPr>
+          <w:rFonts w:eastAsia="Arial"/>
+        </w:rPr>
+        <w:t xml:space="preserve"> </w:t>
+      </w:r>
+      <w:r>
+        <w:rPr>
+          <w:rFonts w:eastAsia="Arial"/>
+          <w:i/>
+        </w:rPr>
+        <w:t>et al</w:t>
+      </w:r>
+      <w:r>
+        <w:rPr>
+          <w:rFonts w:eastAsia="Arial"/>
+        </w:rPr>
+        <w:t xml:space="preserve">., 2025); most LLM-based systems lack a persistent learner profile and therefore cannot provide evolving, contextualized guidance (Wang </w:t>
+      </w:r>
+      <w:r>
+        <w:rPr>
+          <w:rFonts w:eastAsia="Arial"/>
+          <w:i/>
+        </w:rPr>
+        <w:t>et al</w:t>
+      </w:r>
+      <w:r>
+        <w:rPr>
+          <w:rFonts w:eastAsia="Arial"/>
+        </w:rPr>
+        <w:t xml:space="preserve">., 2025); and many AI tools lack </w:t>
+      </w:r>
+      <w:r>
+        <w:rPr>
+          <w:rFonts w:eastAsia="Arial"/>
+        </w:rPr>
+        <w:lastRenderedPageBreak/>
+        <w:t xml:space="preserve">transparency, undermining student trust in their recommendations (Chun </w:t>
+      </w:r>
+      <w:r>
+        <w:rPr>
+          <w:rFonts w:eastAsia="Arial"/>
+          <w:i/>
+        </w:rPr>
+        <w:t>et al</w:t>
+      </w:r>
+      <w:r>
+        <w:rPr>
+          <w:rFonts w:eastAsia="Arial"/>
+        </w:rPr>
+        <w:t xml:space="preserve">., 2025). Additionally, human tutors, while effective, are costly, geographically limited, and cannot scale to serve every student who needs individualized support (Yusuf </w:t>
+      </w:r>
+      <w:r>
+        <w:rPr>
+          <w:rFonts w:eastAsia="Arial"/>
+          <w:i/>
+        </w:rPr>
+        <w:t>et al</w:t>
+      </w:r>
+      <w:r>
+        <w:rPr>
+          <w:rFonts w:eastAsia="Arial"/>
+        </w:rPr>
+        <w:t>., 2025).</w:t>
+      </w:r>
+    </w:p>
+    <w:p>
+      <w:pPr>
+        <w:spacing w:after="180" w:line="480" w:lineRule="auto"/>
+        <w:jc w:val="both"/>
+        <w:rPr>
+          <w:rFonts w:eastAsia="Arial"/>
+        </w:rPr>
+      </w:pPr>
+      <w:r>
+        <w:rPr>
+          <w:rFonts w:eastAsia="Arial"/>
+        </w:rPr>
+        <w:t>This project addresses these gaps by developing a Smart Study Companion, an integrated, AI-powered platform that combines the pedagogical adaptability of ITS with the conversational capability of LLMs into a single accessible tool. The system generates dynamic, personalized study plans, delivers immediate academic assistance, and tracks learner progress over time, functioning as an always-on academic partner for students. By leveraging existing pre-trained language models, the solution is both technically feasible and rapidly deployable. The primary target audience includes college and university students, e-learning participants, and professional development learners who require structured, individualized support to meet their academic objectives (</w:t>
+      </w:r>
+      <w:proofErr w:type="spellStart"/>
+      <w:r>
+        <w:rPr>
+          <w:rFonts w:eastAsia="Arial"/>
+        </w:rPr>
         <w:t>Sajja</w:t>
       </w:r>
       <w:proofErr w:type="spellEnd"/>
       <w:r>
-        <w:t xml:space="preserve"> et al., 2024). The critical need for a study companion system which operates as a complete study solution remains to be developed. The existing technologies permit users to perform only two specific tasks which involve content recommendation (Cora Urdaneta-Ponte et al., 2021) and answering basic inquiries (Dan et al., 2023). The system lacks the ability to combine all necessary elements for complete user assistance. The educational field requires a tool which provides users with general study guidance but enables them to create study plans which adapt to their academic needs and schedule changes (Chun et al., </w:t>
-      </w:r>
-      <w:r>
-        <w:lastRenderedPageBreak/>
-        <w:t>2025). The project creates a platform which integrates ITS teaching methods with LLM conversational abilities to solve the existing educational need. The solution becomes both operational and fast to deploy because we are required to work with existing trained models. The smart AI-powered study companion is an integrated software platform intended to be the student's personal, always-on academic partner. The system employs existing AI models to handle its core tasks which include language comprehension and text creation.</w:t>
-      </w:r>
-    </w:p>
-    <w:p>
-      <w:pPr>
-        <w:spacing w:before="120" w:after="120" w:line="480" w:lineRule="auto"/>
-        <w:jc w:val="both"/>
-      </w:pPr>
-      <w:r>
-        <w:t xml:space="preserve"> The Companion system develops customized study frameworks for students through active learning management while delivering immediate academic assistance and future learning development evaluations. The Companion will function as the primary access point for all educational assistance needs, which will provide students with essential resources and motivation to achieve their academic objectives (Wang et al., 2025).</w:t>
-      </w:r>
-    </w:p>
-    <w:p>
-      <w:pPr>
-        <w:spacing w:before="120" w:after="120" w:line="480" w:lineRule="auto"/>
-        <w:jc w:val="both"/>
-      </w:pPr>
-      <w:r>
-        <w:t>The development of the artificial intelligence-based studying assistant is essential for the advancement of adaptive learning methods. The project establishes a fully customized educational system to enhance student academic performance and educational persistence and to deliver an academic assistance system which scales on individual basis because human tutors cannot achieve this level (Yusuf et al., 2025). The project target audience includes college and university students who require assistance with their challenging study programs as well as their study schedule management (</w:t>
-      </w:r>
-      <w:proofErr w:type="spellStart"/>
-      <w:r>
-        <w:t>Sajja</w:t>
-      </w:r>
-      <w:proofErr w:type="spellEnd"/>
-      <w:r>
-        <w:t xml:space="preserve"> et al., 2023) E-Learning participants People taking online courses who need structured guidance and customized content to successfully finish their training (Chen et al., 2025) professional development learners like Individuals in training programs who benefit from personalized pacing and focused practice to quickly master new skills (Salem, 2024) etc.</w:t>
-      </w:r>
-    </w:p>
-    <w:p>
-      <w:pPr>
-        <w:spacing w:before="120" w:after="120"/>
-      </w:pPr>
-    </w:p>
-    <w:p>
-      <w:pPr>
-        <w:spacing w:before="120" w:after="120"/>
-      </w:pPr>
-    </w:p>
-    <w:p>
-      <w:pPr>
-        <w:spacing w:before="120" w:after="120"/>
-      </w:pPr>
+        <w:rPr>
+          <w:rFonts w:eastAsia="Arial"/>
+        </w:rPr>
+        <w:t xml:space="preserve"> </w:t>
+      </w:r>
+      <w:r>
+        <w:rPr>
+          <w:rFonts w:eastAsia="Arial"/>
+          <w:i/>
+        </w:rPr>
+        <w:t>et al</w:t>
+      </w:r>
+      <w:r>
+        <w:rPr>
+          <w:rFonts w:eastAsia="Arial"/>
+        </w:rPr>
+        <w:t xml:space="preserve">., 2023; Chen </w:t>
+      </w:r>
+      <w:r>
+        <w:rPr>
+          <w:rFonts w:eastAsia="Arial"/>
+          <w:i/>
+        </w:rPr>
+        <w:t>et al</w:t>
+      </w:r>
+      <w:r>
+        <w:rPr>
+          <w:rFonts w:eastAsia="Arial"/>
+        </w:rPr>
+        <w:t xml:space="preserve">., 2025; Salem, 2024). This work contributes to the broader goal of making high-quality, personalized education accessible to every learner, regardless of background or resources (Yusuf </w:t>
+      </w:r>
+      <w:r>
+        <w:rPr>
+          <w:rFonts w:eastAsia="Arial"/>
+          <w:i/>
+        </w:rPr>
+        <w:t>et al</w:t>
+      </w:r>
+      <w:r>
+        <w:rPr>
+          <w:rFonts w:eastAsia="Arial"/>
+        </w:rPr>
+        <w:t>., 2025)</w:t>
+      </w:r>
+      <w:r>
+        <w:rPr>
+          <w:rFonts w:eastAsia="Arial"/>
+        </w:rPr>
+        <w:t>.</w:t>
+      </w:r>
     </w:p>
     <w:p>
       <w:pPr>
@@ -1372,39 +1646,170 @@
     </w:p>
     <w:p>
       <w:pPr>
-        <w:spacing w:before="120" w:after="120" w:line="480" w:lineRule="auto"/>
+        <w:spacing w:after="180" w:line="480" w:lineRule="auto"/>
         <w:jc w:val="both"/>
-      </w:pPr>
-      <w:r>
-        <w:t>Current digital learning environments based on a one-size-fits-all model fail to deliver personalized learning experiences that educational institutions need to support their various student populations according to Murtaza and colleagues 2022 study. The educational system lacks essential elements which result in decreased student participation that leads to poor academic outcomes and increased student dropouts according to Salem 2024 research. Educational AI systems which include Intelligent Tutoring Systems (ITS) and chatbots and predictive analytics tools have been developed to solve these problems but they remain incomplete. The existing solutions function as separate systems which provide content recommendation (Urdaneta-Ponte et al.2021) or conversational support (Dan et al.2023) or performance prediction (</w:t>
+        <w:rPr>
+          <w:rFonts w:eastAsia="Arial"/>
+        </w:rPr>
+      </w:pPr>
+      <w:r>
+        <w:rPr>
+          <w:rFonts w:eastAsia="Arial"/>
+        </w:rPr>
+        <w:t xml:space="preserve">Current digital learning environments based on a one-size-fits-all model fail to deliver personalized learning experiences that educational institutions need to support their various student populations (Murtaza </w:t>
+      </w:r>
+      <w:r>
+        <w:rPr>
+          <w:rFonts w:eastAsia="Arial"/>
+          <w:i/>
+        </w:rPr>
+        <w:t>et al</w:t>
+      </w:r>
+      <w:r>
+        <w:rPr>
+          <w:rFonts w:eastAsia="Arial"/>
+        </w:rPr>
+        <w:t xml:space="preserve">., 2022). This lack of individualization results in decreased student participation, poor academic outcomes, and increased dropout rates (Salem, 2024). While AI-powered educational tools such as Intelligent Tutoring Systems (ITS), chatbots, and predictive analytics have been developed to address these issues, each tool operates in isolation and covers only one aspect of the student's learning needs. Specifically, recommendation systems provide content suggestions without conversational interaction (Urdaneta-Ponte </w:t>
+      </w:r>
+      <w:r>
+        <w:rPr>
+          <w:rFonts w:eastAsia="Arial"/>
+          <w:i/>
+        </w:rPr>
+        <w:t>et al</w:t>
+      </w:r>
+      <w:r>
+        <w:rPr>
+          <w:rFonts w:eastAsia="Arial"/>
+        </w:rPr>
+        <w:t xml:space="preserve">., 2021), chatbots </w:t>
+      </w:r>
+      <w:r>
+        <w:rPr>
+          <w:rFonts w:eastAsia="Arial"/>
+        </w:rPr>
+        <w:lastRenderedPageBreak/>
+        <w:t xml:space="preserve">respond to queries without maintaining a persistent understanding of the student's academic goals or progress (Dan </w:t>
+      </w:r>
+      <w:r>
+        <w:rPr>
+          <w:rFonts w:eastAsia="Arial"/>
+          <w:i/>
+        </w:rPr>
+        <w:t>et al</w:t>
+      </w:r>
+      <w:r>
+        <w:rPr>
+          <w:rFonts w:eastAsia="Arial"/>
+        </w:rPr>
+        <w:t>., 2023), and performance prediction tools flag at-risk students without offering actionable, personalized follow-up guidance (</w:t>
       </w:r>
       <w:proofErr w:type="spellStart"/>
       <w:r>
+        <w:rPr>
+          <w:rFonts w:eastAsia="Arial"/>
+        </w:rPr>
         <w:t>Ramaswami</w:t>
       </w:r>
       <w:proofErr w:type="spellEnd"/>
       <w:r>
-        <w:t xml:space="preserve"> et al.2023) because they lack the necessary elements to operate as an advanced study companion. Chatbots deliver basic responses which people use to ask questions because they do not have a clear educational framework to follow (Wang et al.2025) while recommendation engines do not use ongoing conversation-based feedback to modify their recommendations (Chun et al.2025).</w:t>
-      </w:r>
-    </w:p>
-    <w:p>
-      <w:pPr>
-        <w:spacing w:before="120" w:after="120" w:line="480" w:lineRule="auto"/>
+        <w:rPr>
+          <w:rFonts w:eastAsia="Arial"/>
+        </w:rPr>
+        <w:t xml:space="preserve"> </w:t>
+      </w:r>
+      <w:r>
+        <w:rPr>
+          <w:rFonts w:eastAsia="Arial"/>
+          <w:i/>
+        </w:rPr>
+        <w:t>et al</w:t>
+      </w:r>
+      <w:r>
+        <w:rPr>
+          <w:rFonts w:eastAsia="Arial"/>
+        </w:rPr>
+        <w:t>., 2023). No existing system combines all three functions into one platform.</w:t>
+      </w:r>
+    </w:p>
+    <w:p>
+      <w:pPr>
+        <w:spacing w:after="180" w:line="480" w:lineRule="auto"/>
         <w:jc w:val="both"/>
-      </w:pPr>
-      <w:r>
-        <w:t>The existing system requires a complete solution that combines all individual functions into a single intelligent platform which can handle expanding system demands. The Smart AI-Powered Study Companion proposed in this project is designed to address this gap. The system integrates three components through its development of personalized study planning and on-demand tutoring service and predictive feedback mechanism. The solution uses trained AI models to create both operational requirements and fast implementation capabilities which support student achievement of academic goals.</w:t>
-      </w:r>
-    </w:p>
-    <w:p>
-      <w:pPr>
-        <w:spacing w:before="120" w:after="120"/>
-      </w:pPr>
-    </w:p>
-    <w:p>
-      <w:pPr>
-        <w:spacing w:before="120" w:after="120"/>
-      </w:pPr>
+        <w:rPr>
+          <w:rFonts w:eastAsia="Arial"/>
+        </w:rPr>
+      </w:pPr>
+      <w:r>
+        <w:rPr>
+          <w:rFonts w:eastAsia="Arial"/>
+        </w:rPr>
+        <w:t xml:space="preserve">This incompleteness is the core problem. A student using current tools must move between a chatbot for question answering, a separate planner for scheduling, and an independent analytics dashboard for progress </w:t>
+      </w:r>
+      <w:proofErr w:type="gramStart"/>
+      <w:r>
+        <w:rPr>
+          <w:rFonts w:eastAsia="Arial"/>
+        </w:rPr>
+        <w:t xml:space="preserve">tracking </w:t>
+      </w:r>
+      <w:r>
+        <w:rPr>
+          <w:rFonts w:eastAsia="Arial"/>
+        </w:rPr>
+        <w:t>.W</w:t>
+      </w:r>
+      <w:r>
+        <w:rPr>
+          <w:rFonts w:eastAsia="Arial"/>
+        </w:rPr>
+        <w:t>ith</w:t>
+      </w:r>
+      <w:proofErr w:type="gramEnd"/>
+      <w:r>
+        <w:rPr>
+          <w:rFonts w:eastAsia="Arial"/>
+        </w:rPr>
+        <w:t xml:space="preserve"> none of these systems sharing data or adapting based on each other (Chun </w:t>
+      </w:r>
+      <w:r>
+        <w:rPr>
+          <w:rFonts w:eastAsia="Arial"/>
+          <w:i/>
+        </w:rPr>
+        <w:t>et al</w:t>
+      </w:r>
+      <w:r>
+        <w:rPr>
+          <w:rFonts w:eastAsia="Arial"/>
+        </w:rPr>
+        <w:t xml:space="preserve">., 2025; Wang </w:t>
+      </w:r>
+      <w:r>
+        <w:rPr>
+          <w:rFonts w:eastAsia="Arial"/>
+          <w:i/>
+        </w:rPr>
+        <w:t>et al</w:t>
+      </w:r>
+      <w:r>
+        <w:rPr>
+          <w:rFonts w:eastAsia="Arial"/>
+        </w:rPr>
+        <w:t>., 2025). The result is a disjointed experience that fails to provide the unified, continuous, and personalized support that students need to succeed.</w:t>
+      </w:r>
+      <w:r>
+        <w:rPr>
+          <w:rFonts w:eastAsia="Arial"/>
+        </w:rPr>
+        <w:t xml:space="preserve"> </w:t>
+      </w:r>
+      <w:r>
+        <w:rPr>
+          <w:rFonts w:eastAsia="Arial"/>
+        </w:rPr>
+        <w:t>This project addresses this gap by developing the Smart AI-Powered Study Companion, a single integrated platform that combines three core functions: personalized and adaptive study planning, on-demand conversational tutoring, and predictive performance feedback. By unifying these capabilities within one system built on existing pre-trained AI models, the Companion provides students with consistent, contextualized, and scalable academic support that no current standalone tool is able to deliver.</w:t>
+      </w:r>
     </w:p>
     <w:p>
       <w:pPr>
@@ -1461,74 +1866,53 @@
     </w:p>
     <w:p>
       <w:pPr>
+        <w:pStyle w:val="ListParagraph"/>
         <w:numPr>
           <w:ilvl w:val="0"/>
           <w:numId w:val="3"/>
         </w:numPr>
         <w:spacing w:before="120" w:after="120" w:line="480" w:lineRule="auto"/>
-        <w:ind w:hanging="329"/>
         <w:jc w:val="both"/>
       </w:pPr>
       <w:r>
-        <w:rPr>
-          <w:lang w:val="en-GB"/>
-        </w:rPr>
-        <w:t xml:space="preserve">Design a conversational tutoring system using the MVC </w:t>
-      </w:r>
-    </w:p>
-    <w:p>
-      <w:pPr>
+        <w:t>To design and develop an AI-powered Smart Study Companion with personalized study planning, conversational tutoring, and performance feedback.</w:t>
+      </w:r>
+    </w:p>
+    <w:p>
+      <w:pPr>
+        <w:pStyle w:val="ListParagraph"/>
         <w:numPr>
           <w:ilvl w:val="0"/>
           <w:numId w:val="3"/>
         </w:numPr>
         <w:spacing w:before="120" w:after="120" w:line="480" w:lineRule="auto"/>
-        <w:rPr>
-          <w:lang w:val="en-NG"/>
-        </w:rPr>
-      </w:pPr>
-      <w:r>
-        <w:rPr>
-          <w:lang w:val="en-GB"/>
-        </w:rPr>
-        <w:t>Obtain datasets from Kaggle for training.</w:t>
-      </w:r>
-    </w:p>
-    <w:p>
-      <w:pPr>
+        <w:jc w:val="both"/>
+      </w:pPr>
+      <w:r>
+        <w:lastRenderedPageBreak/>
+        <w:t>To implement the system using pre-trained LLMs and machine learning models.</w:t>
+      </w:r>
+    </w:p>
+    <w:p>
+      <w:pPr>
+        <w:pStyle w:val="ListParagraph"/>
         <w:numPr>
           <w:ilvl w:val="0"/>
           <w:numId w:val="3"/>
         </w:numPr>
         <w:spacing w:before="120" w:after="120" w:line="480" w:lineRule="auto"/>
-        <w:rPr>
-          <w:lang w:val="en-NG"/>
-        </w:rPr>
-      </w:pPr>
-      <w:r>
-        <w:rPr>
-          <w:lang w:val="en-GB"/>
-        </w:rPr>
-        <w:t>Build the tutoring model using LLMs and Machine Learning.</w:t>
-      </w:r>
-    </w:p>
-    <w:p>
-      <w:pPr>
-        <w:numPr>
-          <w:ilvl w:val="0"/>
-          <w:numId w:val="3"/>
-        </w:numPr>
+        <w:jc w:val="both"/>
+      </w:pPr>
+      <w:r>
+        <w:t>To evaluate the effectiveness of the developed system.</w:t>
+      </w:r>
+    </w:p>
+    <w:p>
+      <w:pPr>
+        <w:pStyle w:val="ListParagraph"/>
         <w:spacing w:before="120" w:after="120" w:line="480" w:lineRule="auto"/>
-        <w:rPr>
-          <w:lang w:val="en-NG"/>
-        </w:rPr>
-      </w:pPr>
-      <w:r>
-        <w:rPr>
-          <w:lang w:val="en-GB"/>
-        </w:rPr>
-        <w:t>Evaluate the developed model.</w:t>
-      </w:r>
+        <w:jc w:val="both"/>
+      </w:pPr>
     </w:p>
     <w:p>
       <w:pPr>
@@ -1542,37 +1926,86 @@
         <w:t>Research Motivation</w:t>
       </w:r>
     </w:p>
-    <w:p>
-      <w:pPr>
-        <w:spacing w:before="120" w:after="120" w:line="480" w:lineRule="auto"/>
+    <w:p/>
+    <w:p>
+      <w:pPr>
+        <w:spacing w:after="180" w:line="480" w:lineRule="auto"/>
         <w:jc w:val="both"/>
-      </w:pPr>
-      <w:r>
-        <w:t>The research study examines two educational trends which include the current e-learning system deficiencies and the advanced capabilities of artificial intelligence (AI) technologies. Digital learning platforms have achieved widespread use yet their current capabilities still fail to provide the necessary support for students who require authentic personalized assistance. Traditional systems create environments which make students learn passively because they encounter social isolation problems together with insufficient personalized support and content which does not meet their needs. The fields of Large Language Models (LLMs) and machine learning have experienced rapid AI development, which now enables solutions to overcome existing problems. The successful implementation of Intelligent Tutoring Systems (ITS) shows their ability to deliver personalized teaching (</w:t>
+        <w:rPr>
+          <w:rFonts w:eastAsia="Arial"/>
+        </w:rPr>
+      </w:pPr>
+      <w:r>
+        <w:rPr>
+          <w:rFonts w:eastAsia="Arial"/>
+        </w:rPr>
+        <w:t xml:space="preserve">This research is motivated by two converging trends in education and technology. First, despite the widespread adoption of digital learning platforms, students continue to experience passive learning environments, social isolation, and content that fails to meet their individual needs. Current e-learning systems lack the capacity to provide authentic, personalized academic support at scale (Murtaza </w:t>
+      </w:r>
+      <w:r>
+        <w:rPr>
+          <w:rFonts w:eastAsia="Arial"/>
+          <w:i/>
+        </w:rPr>
+        <w:t>et al</w:t>
+      </w:r>
+      <w:r>
+        <w:rPr>
+          <w:rFonts w:eastAsia="Arial"/>
+        </w:rPr>
+        <w:t>., 2022). Second, rapid advancements in AI, particularly in Large Language Models (LLMs) and machine learning, have created genuine opportunity to address these deficiencies. Intelligent Tutoring Systems have already demonstrated the viability of personalized AI-driven instruction (</w:t>
       </w:r>
       <w:proofErr w:type="spellStart"/>
       <w:r>
+        <w:rPr>
+          <w:rFonts w:eastAsia="Arial"/>
+        </w:rPr>
         <w:t>Hibbi</w:t>
       </w:r>
       <w:proofErr w:type="spellEnd"/>
       <w:r>
-        <w:t xml:space="preserve"> et al., 2020) which establishes a solid foundation for LLMs to develop their natural teaching abilities (Chen et al., 2025). The research field shows that </w:t>
-      </w:r>
-      <w:r>
-        <w:lastRenderedPageBreak/>
-        <w:t>educational technologies get used in schools through a piecemeal approach which only addresses specific learning process elements (Wang et al., 2025).</w:t>
-      </w:r>
-    </w:p>
-    <w:p>
-      <w:pPr>
-        <w:spacing w:before="120" w:after="120" w:line="480" w:lineRule="auto"/>
-        <w:jc w:val="both"/>
-      </w:pPr>
-      <w:r>
-        <w:t>The project aims to create an active intelligent assistant system by combining separate AI functions which need to be unified. Our goal is to create a study companion system which will provide students with personalized learning experiences through real-time concept explanations and academic performance predictions. The main practical goal of the project demonstrates that organizations can build advanced support systems through training of existing models which enables them to access advanced AI technology without requiring expensive computational resources. This research develops an operational solution which improves student engagement and success in digital education by bridging the AI capabilities gap which exists between educational requirements and student learning needs</w:t>
-      </w:r>
-      <w:r>
-        <w:t>.</w:t>
+        <w:rPr>
+          <w:rFonts w:eastAsia="Arial"/>
+        </w:rPr>
+        <w:t xml:space="preserve"> </w:t>
+      </w:r>
+      <w:r>
+        <w:rPr>
+          <w:rFonts w:eastAsia="Arial"/>
+          <w:i/>
+        </w:rPr>
+        <w:t>et al</w:t>
+      </w:r>
+      <w:r>
+        <w:rPr>
+          <w:rFonts w:eastAsia="Arial"/>
+        </w:rPr>
+        <w:t xml:space="preserve">., 2020), and LLMs have further expanded the potential for natural, interactive academic assistance (Chen </w:t>
+      </w:r>
+      <w:r>
+        <w:rPr>
+          <w:rFonts w:eastAsia="Arial"/>
+          <w:i/>
+        </w:rPr>
+        <w:t>et al</w:t>
+      </w:r>
+      <w:r>
+        <w:rPr>
+          <w:rFonts w:eastAsia="Arial"/>
+        </w:rPr>
+        <w:t xml:space="preserve">., 2025). However, existing educational technologies continue to be deployed in a piecemeal fashion, addressing only isolated aspects of the learning process rather than the student's needs as a whole (Wang </w:t>
+      </w:r>
+      <w:r>
+        <w:rPr>
+          <w:rFonts w:eastAsia="Arial"/>
+          <w:i/>
+        </w:rPr>
+        <w:t>et al</w:t>
+      </w:r>
+      <w:r>
+        <w:rPr>
+          <w:rFonts w:eastAsia="Arial"/>
+        </w:rPr>
+        <w:t>., 2025). This gap between available AI capability and its integrated application in education is what motivates the development of this project.</w:t>
       </w:r>
     </w:p>
     <w:p>
@@ -1603,10 +2036,9 @@
       <w:pPr>
         <w:numPr>
           <w:ilvl w:val="0"/>
-          <w:numId w:val="5"/>
+          <w:numId w:val="14"/>
         </w:numPr>
         <w:spacing w:before="240" w:after="120" w:line="480" w:lineRule="auto"/>
-        <w:ind w:hanging="329"/>
         <w:jc w:val="both"/>
       </w:pPr>
       <w:r>
@@ -1620,17 +2052,29 @@
         <w:t xml:space="preserve"> </w:t>
       </w:r>
       <w:r>
-        <w:t>This project matters because it provides a solution to the urgent problem which exists in digital education that lacks personal connection. The Companion functions as a permanent educational assistant through its single platform which delivers real-time study organization tools and instant tutoring services together with continuous learning assessment. The study will increase student participation in learning activities while helping students develop self-study abilities which will improve their academic results (Yusuf et al., 2025).</w:t>
+        <w:t xml:space="preserve">This project matters because it provides a solution to the urgent problem which exists in digital education that lacks personal connection. The Companion functions </w:t>
+      </w:r>
+      <w:r>
+        <w:lastRenderedPageBreak/>
+        <w:t xml:space="preserve">as a permanent educational assistant through its single platform which delivers real-time study organization tools and instant tutoring services together with continuous learning assessment. The study will increase student participation in learning activities while helping students develop self-study abilities which will improve their academic results (Yusuf </w:t>
+      </w:r>
+      <w:r>
+        <w:rPr>
+          <w:i/>
+        </w:rPr>
+        <w:t>et al</w:t>
+      </w:r>
+      <w:r>
+        <w:t>., 2025).</w:t>
       </w:r>
     </w:p>
     <w:p>
       <w:pPr>
         <w:numPr>
           <w:ilvl w:val="0"/>
-          <w:numId w:val="5"/>
+          <w:numId w:val="14"/>
         </w:numPr>
         <w:spacing w:before="120" w:after="120" w:line="480" w:lineRule="auto"/>
-        <w:ind w:hanging="329"/>
         <w:jc w:val="both"/>
       </w:pPr>
       <w:r>
@@ -1638,24 +2082,31 @@
           <w:b/>
           <w:bCs/>
         </w:rPr>
-        <w:lastRenderedPageBreak/>
         <w:t>For Educational Institutions:</w:t>
       </w:r>
       <w:r>
         <w:t xml:space="preserve"> </w:t>
       </w:r>
       <w:r>
-        <w:t>The study demonstrates its practical value through its cost-efficient method which organizations can use to implement advanced AI technology. The project demonstrates its ability to implement pre-trained models through its successful deployment of personalized learning support which remains affordable because it avoids the need for complete AI model development. The research provides educational institutions with an effective system for enhancing student retention and academic achievement at large scale (Murtaza et al., 2022).</w:t>
+        <w:t xml:space="preserve">The study demonstrates its practical value through its cost-efficient method which organizations can use to implement advanced AI technology. The project demonstrates its ability to implement pre-trained models through its successful deployment of personalized learning support which remains affordable because it avoids the need for complete AI model development. The research provides educational institutions with an effective system for enhancing student retention and academic achievement at large scale (Murtaza </w:t>
+      </w:r>
+      <w:r>
+        <w:rPr>
+          <w:i/>
+        </w:rPr>
+        <w:t>et al</w:t>
+      </w:r>
+      <w:r>
+        <w:t>., 2022).</w:t>
       </w:r>
     </w:p>
     <w:p>
       <w:pPr>
         <w:numPr>
           <w:ilvl w:val="0"/>
-          <w:numId w:val="5"/>
+          <w:numId w:val="14"/>
         </w:numPr>
         <w:spacing w:before="120" w:after="240" w:line="480" w:lineRule="auto"/>
-        <w:ind w:hanging="329"/>
         <w:jc w:val="both"/>
       </w:pPr>
       <w:r>
@@ -1669,7 +2120,16 @@
         <w:t xml:space="preserve"> </w:t>
       </w:r>
       <w:r>
-        <w:t>The study provides important knowledge by showing how multiple AI components should be managed to create an effective multi-agent system (Wang et al., 2025). The research results will advance our understanding of creating AI systems that demonstrate ethical behavior and provide explainable results while enabling users to control their interactions with the technology.</w:t>
+        <w:t xml:space="preserve">The study provides important knowledge by showing how multiple AI components should be managed to create an effective multi-agent system (Wang </w:t>
+      </w:r>
+      <w:r>
+        <w:rPr>
+          <w:i/>
+        </w:rPr>
+        <w:t>et al</w:t>
+      </w:r>
+      <w:r>
+        <w:t>., 2025). The research results will advance our understanding of creating AI systems that demonstrate ethical behavior and provide explainable results while enabling users to control their interactions with the technology.</w:t>
       </w:r>
     </w:p>
     <w:p>
@@ -1690,10 +2150,7 @@
         <w:jc w:val="both"/>
       </w:pPr>
       <w:r>
-        <w:t>The Smart AI-powered study companion project is defined by clear limits on what we will build, what it will do, and how we will test it. Technically, our work is mainly about connecting and customizing already-made AI tools</w:t>
-      </w:r>
-      <w:r>
-        <w:t xml:space="preserve"> The chat component will operate through </w:t>
+        <w:t xml:space="preserve">The Smart AI-powered study companion project is defined by clear limits on what will be built, what it will do, and how it will be tested. Technically, the work mainly involves connecting and customizing existing AI tools. The chat component will operate using the </w:t>
       </w:r>
       <w:proofErr w:type="spellStart"/>
       <w:r>
@@ -1701,29 +2158,11 @@
       </w:r>
       <w:proofErr w:type="spellEnd"/>
       <w:r>
-        <w:t xml:space="preserve"> model family and we will implement predictive tools to secure online links for guessing student needs.</w:t>
-      </w:r>
-      <w:r>
-        <w:t xml:space="preserve"> </w:t>
-      </w:r>
-      <w:r>
-        <w:t xml:space="preserve">Our main focus is building the custom code, like the Dynamic Personalized Study Planning engine, that smartly runs these services. </w:t>
-      </w:r>
-      <w:r>
-        <w:t>Our work is divided into three main areas which include developing the planning engine, providing instant tutoring through chat, and giving users prediction-based advice.</w:t>
-      </w:r>
-      <w:r>
-        <w:t xml:space="preserve"> </w:t>
-      </w:r>
-      <w:r>
-        <w:t xml:space="preserve">The evaluation process for the system requires two different assessment methods which will be applied to all system components. First, the predictive model will undergo evaluation through standard machine learning metrics which include Accuracy, Precision, Recall, </w:t>
+        <w:t xml:space="preserve"> model family, and predictive tools will be implemented to generate secure links for anticipating student needs. The primary focus is on developing the custom code, such as the Dynamic Study Planning Engine, </w:t>
       </w:r>
       <w:r>
         <w:lastRenderedPageBreak/>
-        <w:t>and F1-Score. Second, the controlled pilot study will evaluate system impact and usability through assessment of Higher Education Students who will use course materials which the study will provide for defined study times. The project will not proceed with school-wide system deployment or custom hardware device creation or deep technical modifications of primary AI model components</w:t>
-      </w:r>
-      <w:r>
-        <w:t>.</w:t>
+        <w:t>which will intelligently coordinate and run these services. The project is divided into three main areas which include developing the planning engine, providing instant tutoring through chat, and giving users prediction-based advice. The evaluation process for the system requires two different assessment methods which will be applied to all system components. First, the predictive model will undergo evaluation through standard machine learning metrics which include Accuracy, Precision, Recall, and F1-Score. Second, the controlled pilot study will evaluate system impact and usability through assessment of Higher Education Students who will use course materials which the study will provide for defined study times. The project will not proceed with school-wide system deployment or custom hardware device creation or deep technical modifications of primary AI model components.</w:t>
       </w:r>
     </w:p>
     <w:p>
@@ -1733,6 +2172,7 @@
           <w:ilvl w:val="1"/>
           <w:numId w:val="10"/>
         </w:numPr>
+        <w:spacing w:line="360" w:lineRule="auto"/>
       </w:pPr>
       <w:r>
         <w:t>Research Methodology</w:t>
@@ -1740,50 +2180,191 @@
     </w:p>
     <w:p>
       <w:pPr>
-        <w:spacing w:before="120" w:after="120" w:line="480" w:lineRule="auto"/>
+        <w:pStyle w:val="ListParagraph"/>
+        <w:spacing w:after="180" w:line="480" w:lineRule="auto"/>
+        <w:ind w:left="360"/>
         <w:jc w:val="both"/>
-      </w:pPr>
-      <w:r>
-        <w:t>The Smart AI-based study companion development methodology uses research-driven analysis from existing literature to identify essential defects present in existing e-learning systems which include insufficient personalization and fragmented AI tools and lack of active user assistance. We will create a complete solution which uses existing trained models to address the issues found in the analysis. The development process will start with data acquisition and architectural design and proceed through a structured series of steps. A NoSQL database system like Firebase will handle the storage and management of primary data which originates from a structured dataset containing simulated student interactions that include user profiles and course materials and performance logs. The system will use the Model-View-Controller (MVC) architectural pattern to create three distinct parts which separate data logic from user interface elements and application control functions.</w:t>
-      </w:r>
-    </w:p>
-    <w:p>
-      <w:pPr>
-        <w:spacing w:before="120" w:after="120" w:line="480" w:lineRule="auto"/>
+        <w:rPr>
+          <w:rFonts w:eastAsia="Arial"/>
+        </w:rPr>
+      </w:pPr>
+      <w:r>
+        <w:rPr>
+          <w:rFonts w:eastAsia="Arial"/>
+        </w:rPr>
+        <w:t>The methodology of this project is structured around three phases that directly correspond to the three research objectives: system design and development, implementation of AI components, and evaluation of the completed system.</w:t>
+      </w:r>
+    </w:p>
+    <w:p>
+      <w:pPr>
+        <w:pStyle w:val="Heading2"/>
+        <w:spacing w:line="480" w:lineRule="auto"/>
+        <w:ind w:left="360"/>
+        <w:rPr>
+          <w:rFonts w:eastAsia="Arial"/>
+        </w:rPr>
+      </w:pPr>
+      <w:r>
+        <w:rPr>
+          <w:rFonts w:eastAsia="Arial"/>
+        </w:rPr>
+        <w:t>Phase 1: System Design and Development (Objective 1)</w:t>
+      </w:r>
+    </w:p>
+    <w:p>
+      <w:pPr>
+        <w:pStyle w:val="ListParagraph"/>
+        <w:spacing w:after="180" w:line="480" w:lineRule="auto"/>
+        <w:ind w:left="360"/>
         <w:jc w:val="both"/>
-      </w:pPr>
-      <w:r>
-        <w:t xml:space="preserve">The main intelligence system of the Companion will be constructed through the combination of multiple essential elements. The Dynamic Personalization Engine will use Python to create a system that will evaluate student performance data to modify learning content difficulty and sequence in real time. The conversational tutoring interface will use the pre-trained </w:t>
+        <w:rPr>
+          <w:rFonts w:eastAsia="Arial"/>
+        </w:rPr>
+      </w:pPr>
+      <w:r>
+        <w:rPr>
+          <w:rFonts w:eastAsia="Arial"/>
+        </w:rPr>
+        <w:t xml:space="preserve">The first phase addresses the design and development of the Smart Study Companion as an integrated platform. The system will follow the Model-View-Controller (MVC) architectural pattern, which separates data logic, user interface, and application control into three distinct layers, ensuring modularity and maintainability. The user interface will be developed using React.js to provide a responsive and accessible student dashboard. Backend server logic will be implemented using Node.js with the Express.js framework to handle routing, request processing, and communication between the frontend, database, and AI services. Primary data, including simulated student profiles, course materials, interaction logs, and performance </w:t>
+      </w:r>
+      <w:r>
+        <w:rPr>
+          <w:rFonts w:eastAsia="Arial"/>
+        </w:rPr>
+        <w:lastRenderedPageBreak/>
+        <w:t>records, will be stored and managed using a NoSQL database system such as Firebase. The design phase will produce a complete system architecture before development begins, ensuring that all three core components</w:t>
+      </w:r>
+      <w:r>
+        <w:rPr>
+          <w:rFonts w:eastAsia="Arial"/>
+        </w:rPr>
+        <w:t>;</w:t>
+      </w:r>
+      <w:r>
+        <w:rPr>
+          <w:rFonts w:eastAsia="Arial"/>
+        </w:rPr>
+        <w:t xml:space="preserve"> the personalized study planner, the conversational tutoring interface, and the predictive feedback mechanism are designed to operate as a unified system rather than isolated modules.</w:t>
+      </w:r>
+    </w:p>
+    <w:p>
+      <w:pPr>
+        <w:pStyle w:val="Heading2"/>
+        <w:spacing w:line="480" w:lineRule="auto"/>
+        <w:ind w:left="360"/>
+        <w:rPr>
+          <w:rFonts w:eastAsia="Arial"/>
+        </w:rPr>
+      </w:pPr>
+      <w:r>
+        <w:rPr>
+          <w:rFonts w:eastAsia="Arial"/>
+        </w:rPr>
+        <w:t>Phase 2: Implementation of AI Components (Objective 2)</w:t>
+      </w:r>
+    </w:p>
+    <w:p>
+      <w:pPr>
+        <w:pStyle w:val="ListParagraph"/>
+        <w:spacing w:after="180" w:line="480" w:lineRule="auto"/>
+        <w:ind w:left="360"/>
+        <w:jc w:val="both"/>
+        <w:rPr>
+          <w:rFonts w:eastAsia="Arial"/>
+        </w:rPr>
+      </w:pPr>
+      <w:r>
+        <w:rPr>
+          <w:rFonts w:eastAsia="Arial"/>
+        </w:rPr>
+        <w:t xml:space="preserve">The second phase covers the implementation of the three AI-driven components of the system. First, the Dynamic Personalization Engine will be developed in Python to </w:t>
       </w:r>
       <w:proofErr w:type="spellStart"/>
       <w:r>
+        <w:rPr>
+          <w:rFonts w:eastAsia="Arial"/>
+        </w:rPr>
+        <w:t>analyse</w:t>
+      </w:r>
+      <w:proofErr w:type="spellEnd"/>
+      <w:r>
+        <w:rPr>
+          <w:rFonts w:eastAsia="Arial"/>
+        </w:rPr>
+        <w:t xml:space="preserve"> student performance data in real time and adjust the difficulty and sequence of learning content accordingly. Second, the conversational tutoring interface will be built using the pre-trained </w:t>
+      </w:r>
+      <w:proofErr w:type="spellStart"/>
+      <w:r>
+        <w:rPr>
+          <w:rFonts w:eastAsia="Arial"/>
+        </w:rPr>
         <w:t>LLaMA</w:t>
       </w:r>
       <w:proofErr w:type="spellEnd"/>
       <w:r>
-        <w:t xml:space="preserve"> model for student query interpretation which will create human-like academic explanations and offer instant academic assistance. The predictive feedback system will rely on machine learning libraries </w:t>
-      </w:r>
-      <w:r>
+        <w:rPr>
+          <w:rFonts w:eastAsia="Arial"/>
+        </w:rPr>
+        <w:t xml:space="preserve"> language model, enabling the system to interpret student queries and generate accurate, human-like academic explanations without requiring training from scratch. Third, the predictive feedback mechanism will be implemented using machine learning libraries such as scikit-learn, trained on structured datasets sourced from Kaggle containing student interaction and performance data. This model will identify patterns indicative of learning difficulty and generate targeted guidance for individual students. The integration of these three components into the MVC architecture constitutes the complete implementation of the system.</w:t>
+      </w:r>
+    </w:p>
+    <w:p>
+      <w:pPr>
+        <w:pStyle w:val="Heading2"/>
+        <w:spacing w:line="480" w:lineRule="auto"/>
+        <w:rPr>
+          <w:rFonts w:eastAsia="Arial"/>
+        </w:rPr>
+      </w:pPr>
+      <w:r>
+        <w:rPr>
+          <w:rFonts w:eastAsia="Arial"/>
+        </w:rPr>
+        <w:t xml:space="preserve">      </w:t>
+      </w:r>
+      <w:r>
+        <w:rPr>
+          <w:rFonts w:eastAsia="Arial"/>
+        </w:rPr>
+        <w:t>Phase 3: System Evaluation (Objective 3)</w:t>
+      </w:r>
+    </w:p>
+    <w:p>
+      <w:pPr>
+        <w:pStyle w:val="ListParagraph"/>
+        <w:spacing w:after="180" w:line="480" w:lineRule="auto"/>
+        <w:ind w:left="360"/>
+        <w:jc w:val="both"/>
+        <w:rPr>
+          <w:rFonts w:eastAsia="Arial"/>
+        </w:rPr>
+      </w:pPr>
+      <w:r>
+        <w:rPr>
+          <w:rFonts w:eastAsia="Arial"/>
+        </w:rPr>
+        <w:t xml:space="preserve">The third phase evaluates the effectiveness and usability of the completed system across its three components. The predictive feedback model will be assessed using standard machine learning metrics including Accuracy, Precision, Recall, and F1-Score to verify its ability to correctly identify students at risk of learning difficulty. The personalization and study planning components will be evaluated by measuring how accurately the system adapts content </w:t>
+      </w:r>
+      <w:r>
+        <w:rPr>
+          <w:rFonts w:eastAsia="Arial"/>
+        </w:rPr>
         <w:lastRenderedPageBreak/>
-        <w:t>such as scikit-learn to create a model which predicts student learning difficulties while providing specific guidance to students. Students will use the React.js developed user interface which offers both responsiveness and user-friendly design to access their main dashboard. The Node.js implementation of backend server logic which functions as the Controller will use Express.js framework to control all routing activities while processing requests from React front-ended users and handling database and AI service communications. The final stage involves the full integration of the components mentioned above into a single, cohesive application.</w:t>
-      </w:r>
-    </w:p>
-    <w:p>
-      <w:pPr>
-        <w:spacing w:before="120" w:after="120" w:line="480" w:lineRule="auto"/>
-        <w:jc w:val="both"/>
-      </w:pPr>
-      <w:r>
-        <w:t>The system will undergo complete evaluation which will determine its operational success</w:t>
-      </w:r>
-      <w:r>
-        <w:t xml:space="preserve">. </w:t>
-      </w:r>
-      <w:r>
-        <w:t>The predictive model performance will be assessed through standard machine learning metrics which include Accuracy, Precision, Recall and F1-Score to verify its predictive accuracy</w:t>
-      </w:r>
-      <w:r>
-        <w:t>. Furthermore, a controlled pilot study with a group of higher education students will be conducted to assess the overall impact of the system on learning outcomes and user engagement, providing both quantitative results and qualitative feedback.</w:t>
+        <w:t xml:space="preserve">recommendations in response to simulated changes in student performance. A controlled pilot study will then be conducted with a group of higher education students to assess the overall impact of the system on learning engagement and academic support. Participants will complete structured questionnaires based on established usability frameworks to provide both quantitative ratings and qualitative feedback. The results of all three evaluation streams will be </w:t>
+      </w:r>
+      <w:proofErr w:type="spellStart"/>
+      <w:r>
+        <w:rPr>
+          <w:rFonts w:eastAsia="Arial"/>
+        </w:rPr>
+        <w:t>analysed</w:t>
+      </w:r>
+      <w:proofErr w:type="spellEnd"/>
+      <w:r>
+        <w:rPr>
+          <w:rFonts w:eastAsia="Arial"/>
+        </w:rPr>
+        <w:t xml:space="preserve"> together to determine whether the system successfully delivers the integrated, personalized support it was designed to provide.</w:t>
       </w:r>
     </w:p>
     <w:p>
@@ -1804,11 +2385,7 @@
         <w:jc w:val="both"/>
       </w:pPr>
       <w:r>
-        <w:t xml:space="preserve">Chapter one presents the introduction to this study, which comprises the background of the study, statement of the problem, aim and objectives of the study, significance of the study, scope of the study, research methodology, organization of the study, and definition of terms. Chapter two discusses the literature review; it gives a history of the study whilst overviewing older articles and publications which were scrutinized to gain an understanding of the topic. Chapter three presents the methodology used, an overview of the proposed system, benefits of the proposed system, data collection methods, software development methodology used, an overview of the proposed systems, benefits of the proposed system, data collection methods, software development methodology, requirements analysis, functional requirements, non-functional requirements, use </w:t>
-      </w:r>
-      <w:r>
-        <w:lastRenderedPageBreak/>
-        <w:t xml:space="preserve">case modelling diagram, activity flow diagrams, class diagrams, sequence diagrams, architecture, input design, output design and database design. </w:t>
+        <w:t xml:space="preserve">Chapter one presents the introduction to this study, which comprises the background of the study, statement of the problem, aim and objectives of the study, significance of the study, scope of the study, research methodology, organization of the study, and definition of terms. Chapter two discusses the literature review; it gives a history of the study whilst overviewing older articles and publications which were scrutinized to gain an understanding of the topic. Chapter three presents the methodology used, an overview of the proposed system, benefits of the proposed system, data collection methods, software development methodology used, an overview of the proposed systems, benefits of the proposed system, data collection methods, software development methodology, requirements analysis, functional requirements, non-functional requirements, use case modelling diagram, activity flow diagrams, class diagrams, sequence diagrams, architecture, input design, output design and database design. </w:t>
       </w:r>
       <w:r>
         <w:t>Chapter four explains the project development process which shows how the software development followed the Chapter 3 specifications</w:t>
@@ -1835,6 +2412,7 @@
         </w:numPr>
       </w:pPr>
       <w:r>
+        <w:lastRenderedPageBreak/>
         <w:t>DEFINITION OF TERMS</w:t>
       </w:r>
     </w:p>
@@ -1842,10 +2420,9 @@
       <w:pPr>
         <w:numPr>
           <w:ilvl w:val="0"/>
-          <w:numId w:val="8"/>
+          <w:numId w:val="15"/>
         </w:numPr>
         <w:spacing w:before="120" w:after="120" w:line="480" w:lineRule="auto"/>
-        <w:ind w:hanging="329"/>
         <w:jc w:val="both"/>
       </w:pPr>
       <w:r>
@@ -1863,10 +2440,9 @@
       <w:pPr>
         <w:numPr>
           <w:ilvl w:val="0"/>
-          <w:numId w:val="8"/>
+          <w:numId w:val="15"/>
         </w:numPr>
         <w:spacing w:before="120" w:after="120" w:line="480" w:lineRule="auto"/>
-        <w:ind w:hanging="329"/>
         <w:jc w:val="both"/>
       </w:pPr>
       <w:r>
@@ -1884,10 +2460,9 @@
       <w:pPr>
         <w:numPr>
           <w:ilvl w:val="0"/>
-          <w:numId w:val="8"/>
+          <w:numId w:val="15"/>
         </w:numPr>
         <w:spacing w:before="120" w:after="120" w:line="480" w:lineRule="auto"/>
-        <w:ind w:hanging="329"/>
         <w:jc w:val="both"/>
       </w:pPr>
       <w:r>
@@ -1905,10 +2480,9 @@
       <w:pPr>
         <w:numPr>
           <w:ilvl w:val="0"/>
-          <w:numId w:val="8"/>
+          <w:numId w:val="15"/>
         </w:numPr>
         <w:spacing w:before="120" w:after="120" w:line="480" w:lineRule="auto"/>
-        <w:ind w:hanging="329"/>
         <w:jc w:val="both"/>
       </w:pPr>
       <w:r>
@@ -1926,40 +2500,29 @@
       <w:pPr>
         <w:numPr>
           <w:ilvl w:val="0"/>
-          <w:numId w:val="8"/>
+          <w:numId w:val="15"/>
         </w:numPr>
         <w:spacing w:before="120" w:after="120" w:line="480" w:lineRule="auto"/>
-        <w:ind w:hanging="329"/>
         <w:jc w:val="both"/>
       </w:pPr>
-      <w:proofErr w:type="spellStart"/>
-      <w:r>
-        <w:rPr>
-          <w:b/>
-          <w:bCs/>
-        </w:rPr>
-        <w:t>LLaMA</w:t>
-      </w:r>
-      <w:proofErr w:type="spellEnd"/>
-      <w:r>
-        <w:rPr>
-          <w:b/>
-          <w:bCs/>
-        </w:rPr>
-        <w:t xml:space="preserve"> Model Family:</w:t>
-      </w:r>
-      <w:r>
-        <w:t xml:space="preserve"> A collection of specific Large Language Models (LLMs) integrated into the Companion via an API to power the conversational interface, generate tutoring responses, and interpret student queries.</w:t>
+      <w:r>
+        <w:rPr>
+          <w:b/>
+          <w:bCs/>
+        </w:rPr>
+        <w:t>Predictive Feedback:</w:t>
+      </w:r>
+      <w:r>
+        <w:t xml:space="preserve"> Actionable insights generated by the system that forecast potential academic challenges (e.g., knowledge gaps) and immediately suggest specific resources or tasks to address them.</w:t>
       </w:r>
     </w:p>
     <w:p>
       <w:pPr>
         <w:numPr>
           <w:ilvl w:val="0"/>
-          <w:numId w:val="8"/>
+          <w:numId w:val="15"/>
         </w:numPr>
         <w:spacing w:before="120" w:after="120" w:line="480" w:lineRule="auto"/>
-        <w:ind w:hanging="329"/>
         <w:jc w:val="both"/>
       </w:pPr>
       <w:r>
@@ -1967,21 +2530,27 @@
           <w:b/>
           <w:bCs/>
         </w:rPr>
-        <w:lastRenderedPageBreak/>
-        <w:t>Predictive Feedback:</w:t>
-      </w:r>
-      <w:r>
-        <w:t xml:space="preserve"> Actionable insights generated by the system that forecast potential academic challenges (e.g., knowledge gaps) and immediately suggest specific resources or tasks to address them.</w:t>
+        <w:t>Predictive Analytics Tools:</w:t>
+      </w:r>
+      <w:r>
+        <w:t xml:space="preserve"> The software components or models that </w:t>
+      </w:r>
+      <w:proofErr w:type="spellStart"/>
+      <w:r>
+        <w:t>analyse</w:t>
+      </w:r>
+      <w:proofErr w:type="spellEnd"/>
+      <w:r>
+        <w:t xml:space="preserve"> historical and real-time student data to forecast future academic performance and learning obstacles.</w:t>
       </w:r>
     </w:p>
     <w:p>
       <w:pPr>
         <w:numPr>
           <w:ilvl w:val="0"/>
-          <w:numId w:val="8"/>
+          <w:numId w:val="15"/>
         </w:numPr>
         <w:spacing w:before="120" w:after="120" w:line="480" w:lineRule="auto"/>
-        <w:ind w:hanging="329"/>
         <w:jc w:val="both"/>
       </w:pPr>
       <w:r>
@@ -1989,28 +2558,19 @@
           <w:b/>
           <w:bCs/>
         </w:rPr>
-        <w:t>Predictive Analytics Tools:</w:t>
-      </w:r>
-      <w:r>
-        <w:t xml:space="preserve"> The software components or models that </w:t>
-      </w:r>
-      <w:proofErr w:type="spellStart"/>
-      <w:r>
-        <w:t>analyse</w:t>
-      </w:r>
-      <w:proofErr w:type="spellEnd"/>
-      <w:r>
-        <w:t xml:space="preserve"> historical and real-time student data to forecast future academic performance and learning obstacles.</w:t>
+        <w:t>Higher Education Students:</w:t>
+      </w:r>
+      <w:r>
+        <w:t xml:space="preserve"> The primary target users for this study are defined as individuals enrolled in undergraduate or postgraduate programs at universities or colleges.</w:t>
       </w:r>
     </w:p>
     <w:p>
       <w:pPr>
         <w:numPr>
           <w:ilvl w:val="0"/>
-          <w:numId w:val="8"/>
+          <w:numId w:val="15"/>
         </w:numPr>
         <w:spacing w:before="120" w:after="120" w:line="480" w:lineRule="auto"/>
-        <w:ind w:hanging="329"/>
         <w:jc w:val="both"/>
       </w:pPr>
       <w:r>
@@ -2018,20 +2578,20 @@
           <w:b/>
           <w:bCs/>
         </w:rPr>
-        <w:t>Higher Education Students:</w:t>
-      </w:r>
-      <w:r>
-        <w:t xml:space="preserve"> The primary target users for this study are defined as individuals enrolled in undergraduate or postgraduate programs at universities or colleges.</w:t>
+        <w:lastRenderedPageBreak/>
+        <w:t>Pilot Study:</w:t>
+      </w:r>
+      <w:r>
+        <w:t xml:space="preserve"> A limited, controlled testing phase involving a small, defined group of higher education students over a specific period to validate the system's functionality and measure its initial impact.</w:t>
       </w:r>
     </w:p>
     <w:p>
       <w:pPr>
         <w:numPr>
           <w:ilvl w:val="0"/>
-          <w:numId w:val="8"/>
+          <w:numId w:val="15"/>
         </w:numPr>
         <w:spacing w:before="120" w:after="120" w:line="480" w:lineRule="auto"/>
-        <w:ind w:hanging="329"/>
         <w:jc w:val="both"/>
       </w:pPr>
       <w:r>
@@ -2039,20 +2599,19 @@
           <w:b/>
           <w:bCs/>
         </w:rPr>
-        <w:t>Pilot Study:</w:t>
-      </w:r>
-      <w:r>
-        <w:t xml:space="preserve"> A limited, controlled testing phase involving a small, defined group of higher education students over a specific period to validate the system's functionality and measure its initial impact.</w:t>
+        <w:t>Model-View-Controller (MVC):</w:t>
+      </w:r>
+      <w:r>
+        <w:t xml:space="preserve"> A software architectural pattern used to structure the application. It separates the program logic into three interconnected components: the Model (data and business logic), the View (user interface), and the Controller (handles input and commands the Model and View).</w:t>
       </w:r>
     </w:p>
     <w:p>
       <w:pPr>
         <w:numPr>
           <w:ilvl w:val="0"/>
-          <w:numId w:val="8"/>
+          <w:numId w:val="15"/>
         </w:numPr>
         <w:spacing w:before="120" w:after="120" w:line="480" w:lineRule="auto"/>
-        <w:ind w:hanging="329"/>
         <w:jc w:val="both"/>
       </w:pPr>
       <w:r>
@@ -2060,20 +2619,27 @@
           <w:b/>
           <w:bCs/>
         </w:rPr>
-        <w:t>Model-View-Controller (MVC):</w:t>
-      </w:r>
-      <w:r>
-        <w:t xml:space="preserve"> A software architectural pattern used to structure the application. It separates the program logic into three interconnected components: the Model (data and business logic), the View (user interface), and the Controller (handles input and commands the Model and View).</w:t>
+        <w:t>API (Application Programming Interface):</w:t>
+      </w:r>
+      <w:r>
+        <w:t xml:space="preserve"> A set of rules and protocols that allows the Companion's custom software to communicate securely with and utilize the services of external systems, such as the </w:t>
+      </w:r>
+      <w:proofErr w:type="spellStart"/>
+      <w:r>
+        <w:t>LLaMA</w:t>
+      </w:r>
+      <w:proofErr w:type="spellEnd"/>
+      <w:r>
+        <w:t xml:space="preserve"> model and predictive analytics tools.</w:t>
       </w:r>
     </w:p>
     <w:p>
       <w:pPr>
         <w:numPr>
           <w:ilvl w:val="0"/>
-          <w:numId w:val="8"/>
+          <w:numId w:val="15"/>
         </w:numPr>
         <w:spacing w:before="120" w:after="120" w:line="480" w:lineRule="auto"/>
-        <w:ind w:hanging="329"/>
         <w:jc w:val="both"/>
       </w:pPr>
       <w:r>
@@ -2081,28 +2647,19 @@
           <w:b/>
           <w:bCs/>
         </w:rPr>
-        <w:t>API (Application Programming Interface):</w:t>
-      </w:r>
-      <w:r>
-        <w:t xml:space="preserve"> A set of rules and protocols that allows the Companion's custom software to communicate securely with and utilize the services of external systems, such as the </w:t>
-      </w:r>
-      <w:proofErr w:type="spellStart"/>
-      <w:r>
-        <w:t>LLaMA</w:t>
-      </w:r>
-      <w:proofErr w:type="spellEnd"/>
-      <w:r>
-        <w:t xml:space="preserve"> model and predictive analytics tools.</w:t>
+        <w:t>Node.js:</w:t>
+      </w:r>
+      <w:r>
+        <w:t xml:space="preserve"> A JavaScript runtime environment used to implement the server-side logic (the Controller in the MVC pattern) for the Companion.</w:t>
       </w:r>
     </w:p>
     <w:p>
       <w:pPr>
         <w:numPr>
           <w:ilvl w:val="0"/>
-          <w:numId w:val="8"/>
+          <w:numId w:val="15"/>
         </w:numPr>
         <w:spacing w:before="120" w:after="120" w:line="480" w:lineRule="auto"/>
-        <w:ind w:hanging="329"/>
         <w:jc w:val="both"/>
       </w:pPr>
       <w:r>
@@ -2110,20 +2667,19 @@
           <w:b/>
           <w:bCs/>
         </w:rPr>
-        <w:t>Node.js:</w:t>
-      </w:r>
-      <w:r>
-        <w:t xml:space="preserve"> A JavaScript runtime environment used to implement the server-side logic (the Controller in the MVC pattern) for the Companion.</w:t>
+        <w:t>Express.js:</w:t>
+      </w:r>
+      <w:r>
+        <w:t xml:space="preserve"> A web application framework for Node.js used to build the backend server, handling routing, HTTP requests, and middleware integration.</w:t>
       </w:r>
     </w:p>
     <w:p>
       <w:pPr>
         <w:numPr>
           <w:ilvl w:val="0"/>
-          <w:numId w:val="8"/>
+          <w:numId w:val="15"/>
         </w:numPr>
         <w:spacing w:before="120" w:after="120" w:line="480" w:lineRule="auto"/>
-        <w:ind w:hanging="329"/>
         <w:jc w:val="both"/>
       </w:pPr>
       <w:r>
@@ -2131,20 +2687,19 @@
           <w:b/>
           <w:bCs/>
         </w:rPr>
-        <w:t>Express.js:</w:t>
-      </w:r>
-      <w:r>
-        <w:t xml:space="preserve"> A web application framework for Node.js used to build the backend server, handling routing, HTTP requests, and middleware integration.</w:t>
+        <w:t>React.js:</w:t>
+      </w:r>
+      <w:r>
+        <w:t xml:space="preserve"> A JavaScript library used to develop the front-end user interface (the View in the MVC pattern), including the study dashboard and chat window.</w:t>
       </w:r>
     </w:p>
     <w:p>
       <w:pPr>
         <w:numPr>
           <w:ilvl w:val="0"/>
-          <w:numId w:val="8"/>
+          <w:numId w:val="15"/>
         </w:numPr>
         <w:spacing w:before="120" w:after="120" w:line="480" w:lineRule="auto"/>
-        <w:ind w:hanging="329"/>
         <w:jc w:val="both"/>
       </w:pPr>
       <w:r>
@@ -2152,21 +2707,19 @@
           <w:b/>
           <w:bCs/>
         </w:rPr>
-        <w:lastRenderedPageBreak/>
-        <w:t>React.js:</w:t>
-      </w:r>
-      <w:r>
-        <w:t xml:space="preserve"> A JavaScript library used to develop the front-end user interface (the View in the MVC pattern), including the study dashboard and chat window.</w:t>
+        <w:t>NoSQL Database:</w:t>
+      </w:r>
+      <w:r>
+        <w:t xml:space="preserve"> A non-tabular database (such as Firebase) used to store and manage flexible data sets like user profiles, interaction logs, and performance history.</w:t>
       </w:r>
     </w:p>
     <w:p>
       <w:pPr>
         <w:numPr>
           <w:ilvl w:val="0"/>
-          <w:numId w:val="8"/>
+          <w:numId w:val="15"/>
         </w:numPr>
         <w:spacing w:before="120" w:after="120" w:line="480" w:lineRule="auto"/>
-        <w:ind w:hanging="329"/>
         <w:jc w:val="both"/>
       </w:pPr>
       <w:r>
@@ -2174,20 +2727,19 @@
           <w:b/>
           <w:bCs/>
         </w:rPr>
-        <w:t>NoSQL Database:</w:t>
-      </w:r>
-      <w:r>
-        <w:t xml:space="preserve"> A non-tabular database (such as Firebase) used to store and manage flexible data sets like user profiles, interaction logs, and performance history.</w:t>
+        <w:t>Scikit-learn:</w:t>
+      </w:r>
+      <w:r>
+        <w:t xml:space="preserve"> An open-source machine learning library for the Python programming language, used to implement the predictive feedback mechanism.</w:t>
       </w:r>
     </w:p>
     <w:p>
       <w:pPr>
         <w:numPr>
           <w:ilvl w:val="0"/>
-          <w:numId w:val="8"/>
+          <w:numId w:val="15"/>
         </w:numPr>
         <w:spacing w:before="120" w:after="120" w:line="480" w:lineRule="auto"/>
-        <w:ind w:hanging="329"/>
         <w:jc w:val="both"/>
       </w:pPr>
       <w:r>
@@ -2195,31 +2747,14 @@
           <w:b/>
           <w:bCs/>
         </w:rPr>
-        <w:t>Scikit-learn:</w:t>
-      </w:r>
-      <w:r>
-        <w:t xml:space="preserve"> An open-source machine learning library for the Python programming language, used to implement the predictive feedback mechanism.</w:t>
-      </w:r>
-    </w:p>
-    <w:p>
-      <w:pPr>
-        <w:numPr>
-          <w:ilvl w:val="0"/>
-          <w:numId w:val="8"/>
-        </w:numPr>
-        <w:spacing w:before="120" w:after="120" w:line="480" w:lineRule="auto"/>
-        <w:ind w:hanging="329"/>
-        <w:jc w:val="both"/>
-      </w:pPr>
-      <w:r>
-        <w:rPr>
-          <w:b/>
-          <w:bCs/>
-        </w:rPr>
         <w:t>Accuracy, Precision, Recall, F1-Score:</w:t>
       </w:r>
       <w:r>
-        <w:t xml:space="preserve"> Standard performance metrics used for evaluating the predictive model. They measure the model's correctness, its ability to avoid false alarms, its ability to find all relevant cases, and its overall balance between these factors, respectively.</w:t>
+        <w:t xml:space="preserve"> Standard performance metrics used for evaluating the predictive model. They measure the model's correctness, its ability to avoid false </w:t>
+      </w:r>
+      <w:r>
+        <w:lastRenderedPageBreak/>
+        <w:t>alarms, its ability to find all relevant cases, and its overall balance between these factors, respectively.</w:t>
       </w:r>
     </w:p>
     <w:p>
@@ -3338,6 +3873,116 @@
     </w:lvl>
   </w:abstractNum>
   <w:abstractNum w:abstractNumId="9" w15:restartNumberingAfterBreak="0">
+    <w:nsid w:val="0DE94E04"/>
+    <w:multiLevelType w:val="multilevel"/>
+    <w:tmpl w:val="B8924C36"/>
+    <w:lvl w:ilvl="0">
+      <w:start w:val="1"/>
+      <w:numFmt w:val="lowerLetter"/>
+      <w:lvlText w:val="%1."/>
+      <w:lvlJc w:val="left"/>
+      <w:pPr>
+        <w:ind w:left="720" w:hanging="360"/>
+      </w:pPr>
+    </w:lvl>
+    <w:lvl w:ilvl="1">
+      <w:start w:val="1"/>
+      <w:numFmt w:val="lowerLetter"/>
+      <w:lvlText w:val="%2."/>
+      <w:lvlJc w:val="left"/>
+      <w:pPr>
+        <w:tabs>
+          <w:tab w:val="num" w:pos="1440"/>
+        </w:tabs>
+        <w:ind w:left="1440" w:hanging="360"/>
+      </w:pPr>
+    </w:lvl>
+    <w:lvl w:ilvl="2">
+      <w:start w:val="1"/>
+      <w:numFmt w:val="lowerRoman"/>
+      <w:lvlText w:val="%3."/>
+      <w:lvlJc w:val="right"/>
+      <w:pPr>
+        <w:tabs>
+          <w:tab w:val="num" w:pos="2160"/>
+        </w:tabs>
+        <w:ind w:left="2160" w:hanging="180"/>
+      </w:pPr>
+    </w:lvl>
+    <w:lvl w:ilvl="3">
+      <w:start w:val="1"/>
+      <w:numFmt w:val="decimal"/>
+      <w:lvlText w:val="%4."/>
+      <w:lvlJc w:val="left"/>
+      <w:pPr>
+        <w:tabs>
+          <w:tab w:val="num" w:pos="2880"/>
+        </w:tabs>
+        <w:ind w:left="2880" w:hanging="360"/>
+      </w:pPr>
+    </w:lvl>
+    <w:lvl w:ilvl="4">
+      <w:start w:val="1"/>
+      <w:numFmt w:val="lowerLetter"/>
+      <w:lvlText w:val="%5."/>
+      <w:lvlJc w:val="left"/>
+      <w:pPr>
+        <w:tabs>
+          <w:tab w:val="num" w:pos="3600"/>
+        </w:tabs>
+        <w:ind w:left="3600" w:hanging="360"/>
+      </w:pPr>
+    </w:lvl>
+    <w:lvl w:ilvl="5">
+      <w:start w:val="1"/>
+      <w:numFmt w:val="lowerRoman"/>
+      <w:lvlText w:val="%6."/>
+      <w:lvlJc w:val="right"/>
+      <w:pPr>
+        <w:tabs>
+          <w:tab w:val="num" w:pos="4320"/>
+        </w:tabs>
+        <w:ind w:left="4320" w:hanging="180"/>
+      </w:pPr>
+    </w:lvl>
+    <w:lvl w:ilvl="6">
+      <w:start w:val="1"/>
+      <w:numFmt w:val="decimal"/>
+      <w:lvlText w:val="%7."/>
+      <w:lvlJc w:val="left"/>
+      <w:pPr>
+        <w:tabs>
+          <w:tab w:val="num" w:pos="5040"/>
+        </w:tabs>
+        <w:ind w:left="5040" w:hanging="360"/>
+      </w:pPr>
+    </w:lvl>
+    <w:lvl w:ilvl="7">
+      <w:start w:val="1"/>
+      <w:numFmt w:val="lowerLetter"/>
+      <w:lvlText w:val="%8."/>
+      <w:lvlJc w:val="left"/>
+      <w:pPr>
+        <w:tabs>
+          <w:tab w:val="num" w:pos="5760"/>
+        </w:tabs>
+        <w:ind w:left="5760" w:hanging="360"/>
+      </w:pPr>
+    </w:lvl>
+    <w:lvl w:ilvl="8">
+      <w:start w:val="1"/>
+      <w:numFmt w:val="lowerRoman"/>
+      <w:lvlText w:val="%9."/>
+      <w:lvlJc w:val="right"/>
+      <w:pPr>
+        <w:tabs>
+          <w:tab w:val="num" w:pos="6480"/>
+        </w:tabs>
+        <w:ind w:left="6480" w:hanging="180"/>
+      </w:pPr>
+    </w:lvl>
+  </w:abstractNum>
+  <w:abstractNum w:abstractNumId="10" w15:restartNumberingAfterBreak="0">
     <w:nsid w:val="0F264BB5"/>
     <w:multiLevelType w:val="multilevel"/>
     <w:tmpl w:val="5BE832C2"/>
@@ -3459,7 +4104,7 @@
       </w:rPr>
     </w:lvl>
   </w:abstractNum>
-  <w:abstractNum w:abstractNumId="10" w15:restartNumberingAfterBreak="0">
+  <w:abstractNum w:abstractNumId="11" w15:restartNumberingAfterBreak="0">
     <w:nsid w:val="18A65F89"/>
     <w:multiLevelType w:val="multilevel"/>
     <w:tmpl w:val="5BE832C2"/>
@@ -3581,7 +4226,7 @@
       </w:rPr>
     </w:lvl>
   </w:abstractNum>
-  <w:abstractNum w:abstractNumId="11" w15:restartNumberingAfterBreak="0">
+  <w:abstractNum w:abstractNumId="12" w15:restartNumberingAfterBreak="0">
     <w:nsid w:val="19FC0EBE"/>
     <w:multiLevelType w:val="multilevel"/>
     <w:tmpl w:val="5BE832C2"/>
@@ -3703,7 +4348,7 @@
       </w:rPr>
     </w:lvl>
   </w:abstractNum>
-  <w:abstractNum w:abstractNumId="12" w15:restartNumberingAfterBreak="0">
+  <w:abstractNum w:abstractNumId="13" w15:restartNumberingAfterBreak="0">
     <w:nsid w:val="43554526"/>
     <w:multiLevelType w:val="multilevel"/>
     <w:tmpl w:val="5BE832C2"/>
@@ -3823,6 +4468,116 @@
         <w:rFonts w:hint="default"/>
         <w:b/>
       </w:rPr>
+    </w:lvl>
+  </w:abstractNum>
+  <w:abstractNum w:abstractNumId="14" w15:restartNumberingAfterBreak="0">
+    <w:nsid w:val="4AC653AC"/>
+    <w:multiLevelType w:val="multilevel"/>
+    <w:tmpl w:val="25F445CA"/>
+    <w:lvl w:ilvl="0">
+      <w:start w:val="1"/>
+      <w:numFmt w:val="lowerLetter"/>
+      <w:lvlText w:val="%1."/>
+      <w:lvlJc w:val="left"/>
+      <w:pPr>
+        <w:ind w:left="720" w:hanging="360"/>
+      </w:pPr>
+    </w:lvl>
+    <w:lvl w:ilvl="1">
+      <w:start w:val="1"/>
+      <w:numFmt w:val="lowerLetter"/>
+      <w:lvlText w:val="%2."/>
+      <w:lvlJc w:val="left"/>
+      <w:pPr>
+        <w:tabs>
+          <w:tab w:val="num" w:pos="1440"/>
+        </w:tabs>
+        <w:ind w:left="1440" w:hanging="360"/>
+      </w:pPr>
+    </w:lvl>
+    <w:lvl w:ilvl="2">
+      <w:start w:val="1"/>
+      <w:numFmt w:val="lowerRoman"/>
+      <w:lvlText w:val="%3."/>
+      <w:lvlJc w:val="right"/>
+      <w:pPr>
+        <w:tabs>
+          <w:tab w:val="num" w:pos="2160"/>
+        </w:tabs>
+        <w:ind w:left="2160" w:hanging="180"/>
+      </w:pPr>
+    </w:lvl>
+    <w:lvl w:ilvl="3">
+      <w:start w:val="1"/>
+      <w:numFmt w:val="decimal"/>
+      <w:lvlText w:val="%4."/>
+      <w:lvlJc w:val="left"/>
+      <w:pPr>
+        <w:tabs>
+          <w:tab w:val="num" w:pos="2880"/>
+        </w:tabs>
+        <w:ind w:left="2880" w:hanging="360"/>
+      </w:pPr>
+    </w:lvl>
+    <w:lvl w:ilvl="4">
+      <w:start w:val="1"/>
+      <w:numFmt w:val="lowerLetter"/>
+      <w:lvlText w:val="%5."/>
+      <w:lvlJc w:val="left"/>
+      <w:pPr>
+        <w:tabs>
+          <w:tab w:val="num" w:pos="3600"/>
+        </w:tabs>
+        <w:ind w:left="3600" w:hanging="360"/>
+      </w:pPr>
+    </w:lvl>
+    <w:lvl w:ilvl="5">
+      <w:start w:val="1"/>
+      <w:numFmt w:val="lowerRoman"/>
+      <w:lvlText w:val="%6."/>
+      <w:lvlJc w:val="right"/>
+      <w:pPr>
+        <w:tabs>
+          <w:tab w:val="num" w:pos="4320"/>
+        </w:tabs>
+        <w:ind w:left="4320" w:hanging="180"/>
+      </w:pPr>
+    </w:lvl>
+    <w:lvl w:ilvl="6">
+      <w:start w:val="1"/>
+      <w:numFmt w:val="decimal"/>
+      <w:lvlText w:val="%7."/>
+      <w:lvlJc w:val="left"/>
+      <w:pPr>
+        <w:tabs>
+          <w:tab w:val="num" w:pos="5040"/>
+        </w:tabs>
+        <w:ind w:left="5040" w:hanging="360"/>
+      </w:pPr>
+    </w:lvl>
+    <w:lvl w:ilvl="7">
+      <w:start w:val="1"/>
+      <w:numFmt w:val="lowerLetter"/>
+      <w:lvlText w:val="%8."/>
+      <w:lvlJc w:val="left"/>
+      <w:pPr>
+        <w:tabs>
+          <w:tab w:val="num" w:pos="5760"/>
+        </w:tabs>
+        <w:ind w:left="5760" w:hanging="360"/>
+      </w:pPr>
+    </w:lvl>
+    <w:lvl w:ilvl="8">
+      <w:start w:val="1"/>
+      <w:numFmt w:val="lowerRoman"/>
+      <w:lvlText w:val="%9."/>
+      <w:lvlJc w:val="right"/>
+      <w:pPr>
+        <w:tabs>
+          <w:tab w:val="num" w:pos="6480"/>
+        </w:tabs>
+        <w:ind w:left="6480" w:hanging="180"/>
+      </w:pPr>
     </w:lvl>
   </w:abstractNum>
   <w:num w:numId="1" w16cid:durableId="482428856">
@@ -3853,16 +4608,22 @@
     <w:abstractNumId w:val="8"/>
   </w:num>
   <w:num w:numId="10" w16cid:durableId="1576554441">
+    <w:abstractNumId w:val="11"/>
+  </w:num>
+  <w:num w:numId="11" w16cid:durableId="458228472">
+    <w:abstractNumId w:val="12"/>
+  </w:num>
+  <w:num w:numId="12" w16cid:durableId="1607418478">
+    <w:abstractNumId w:val="13"/>
+  </w:num>
+  <w:num w:numId="13" w16cid:durableId="666326748">
     <w:abstractNumId w:val="10"/>
   </w:num>
-  <w:num w:numId="11" w16cid:durableId="458228472">
-    <w:abstractNumId w:val="11"/>
+  <w:num w:numId="14" w16cid:durableId="666174789">
+    <w:abstractNumId w:val="9"/>
   </w:num>
-  <w:num w:numId="12" w16cid:durableId="1607418478">
-    <w:abstractNumId w:val="12"/>
-  </w:num>
-  <w:num w:numId="13" w16cid:durableId="666326748">
-    <w:abstractNumId w:val="9"/>
+  <w:num w:numId="15" w16cid:durableId="1120152692">
+    <w:abstractNumId w:val="14"/>
   </w:num>
 </w:numbering>
 </file>

--- a/FINAL PROJECT DOCUMENT CHAPTER 1.docx
+++ b/FINAL PROJECT DOCUMENT CHAPTER 1.docx
@@ -422,6 +422,7 @@
     <w:p>
       <w:pPr>
         <w:spacing w:line="276" w:lineRule="auto"/>
+        <w:ind w:left="720"/>
         <w:rPr>
           <w:b/>
           <w:bCs/>
@@ -470,6 +471,7 @@
     <w:p>
       <w:pPr>
         <w:spacing w:line="276" w:lineRule="auto"/>
+        <w:ind w:left="720"/>
         <w:rPr>
           <w:b/>
           <w:bCs/>
@@ -518,6 +520,7 @@
     <w:p>
       <w:pPr>
         <w:spacing w:line="276" w:lineRule="auto"/>
+        <w:ind w:left="720"/>
         <w:rPr>
           <w:b/>
           <w:bCs/>
@@ -577,12 +580,6 @@
       <w:tblPr>
         <w:tblW w:w="0" w:type="auto"/>
         <w:tblInd w:w="1410" w:type="dxa"/>
-        <w:tblBorders>
-          <w:top w:val="outset" w:sz="6" w:space="0" w:color="FFFFFF"/>
-          <w:left w:val="outset" w:sz="6" w:space="0" w:color="FFFFFF"/>
-          <w:bottom w:val="outset" w:sz="6" w:space="0" w:color="FFFFFF"/>
-          <w:right w:val="outset" w:sz="6" w:space="0" w:color="FFFFFF"/>
-        </w:tblBorders>
         <w:tblCellMar>
           <w:top w:w="15" w:type="dxa"/>
           <w:left w:w="15" w:type="dxa"/>
@@ -594,6 +591,7 @@
       <w:tblGrid>
         <w:gridCol w:w="2444"/>
         <w:gridCol w:w="2444"/>
+        <w:gridCol w:w="2444"/>
       </w:tblGrid>
       <w:tr>
         <w:trPr>
@@ -602,12 +600,6 @@
         <w:tc>
           <w:tcPr>
             <w:tcW w:w="2444" w:type="dxa"/>
-            <w:tcBorders>
-              <w:top w:val="single" w:sz="6" w:space="0" w:color="E0E0E0"/>
-              <w:left w:val="single" w:sz="6" w:space="0" w:color="E0E0E0"/>
-              <w:bottom w:val="single" w:sz="6" w:space="0" w:color="E0E0E0"/>
-              <w:right w:val="single" w:sz="6" w:space="0" w:color="E0E0E0"/>
-            </w:tcBorders>
             <w:tcMar>
               <w:top w:w="15" w:type="dxa"/>
               <w:left w:w="22" w:type="dxa"/>
@@ -696,12 +688,19 @@
         <w:tc>
           <w:tcPr>
             <w:tcW w:w="2444" w:type="dxa"/>
-            <w:tcBorders>
-              <w:top w:val="single" w:sz="6" w:space="0" w:color="E0E0E0"/>
-              <w:left w:val="single" w:sz="6" w:space="0" w:color="E0E0E0"/>
-              <w:bottom w:val="single" w:sz="6" w:space="0" w:color="E0E0E0"/>
-              <w:right w:val="single" w:sz="6" w:space="0" w:color="E0E0E0"/>
-            </w:tcBorders>
+          </w:tcPr>
+          <w:p>
+            <w:pPr>
+              <w:spacing w:before="120" w:after="120"/>
+              <w:rPr>
+                <w:color w:val="000000"/>
+              </w:rPr>
+            </w:pPr>
+          </w:p>
+        </w:tc>
+        <w:tc>
+          <w:tcPr>
+            <w:tcW w:w="2444" w:type="dxa"/>
             <w:tcMar>
               <w:top w:w="15" w:type="dxa"/>
               <w:left w:w="22" w:type="dxa"/>
@@ -763,11 +762,6 @@
         <w:tc>
           <w:tcPr>
             <w:tcW w:w="0" w:type="auto"/>
-            <w:tcBorders>
-              <w:left w:val="single" w:sz="6" w:space="0" w:color="E0E0E0"/>
-              <w:bottom w:val="single" w:sz="6" w:space="0" w:color="E0E0E0"/>
-              <w:right w:val="single" w:sz="6" w:space="0" w:color="E0E0E0"/>
-            </w:tcBorders>
             <w:tcMar>
               <w:top w:w="15" w:type="dxa"/>
               <w:left w:w="22" w:type="dxa"/>
@@ -841,11 +835,19 @@
         <w:tc>
           <w:tcPr>
             <w:tcW w:w="0" w:type="auto"/>
-            <w:tcBorders>
-              <w:left w:val="single" w:sz="6" w:space="0" w:color="E0E0E0"/>
-              <w:bottom w:val="single" w:sz="6" w:space="0" w:color="E0E0E0"/>
-              <w:right w:val="single" w:sz="6" w:space="0" w:color="E0E0E0"/>
-            </w:tcBorders>
+          </w:tcPr>
+          <w:p>
+            <w:pPr>
+              <w:spacing w:before="120" w:after="120"/>
+              <w:rPr>
+                <w:color w:val="000000"/>
+              </w:rPr>
+            </w:pPr>
+          </w:p>
+        </w:tc>
+        <w:tc>
+          <w:tcPr>
+            <w:tcW w:w="0" w:type="auto"/>
             <w:tcMar>
               <w:top w:w="15" w:type="dxa"/>
               <w:left w:w="22" w:type="dxa"/>
@@ -916,11 +918,6 @@
         <w:tc>
           <w:tcPr>
             <w:tcW w:w="0" w:type="auto"/>
-            <w:tcBorders>
-              <w:left w:val="single" w:sz="6" w:space="0" w:color="E0E0E0"/>
-              <w:bottom w:val="single" w:sz="6" w:space="0" w:color="E0E0E0"/>
-              <w:right w:val="single" w:sz="6" w:space="0" w:color="E0E0E0"/>
-            </w:tcBorders>
             <w:tcMar>
               <w:top w:w="15" w:type="dxa"/>
               <w:left w:w="22" w:type="dxa"/>
@@ -993,11 +990,19 @@
         <w:tc>
           <w:tcPr>
             <w:tcW w:w="0" w:type="auto"/>
-            <w:tcBorders>
-              <w:left w:val="single" w:sz="6" w:space="0" w:color="E0E0E0"/>
-              <w:bottom w:val="single" w:sz="6" w:space="0" w:color="E0E0E0"/>
-              <w:right w:val="single" w:sz="6" w:space="0" w:color="E0E0E0"/>
-            </w:tcBorders>
+          </w:tcPr>
+          <w:p>
+            <w:pPr>
+              <w:spacing w:before="120" w:after="120"/>
+              <w:rPr>
+                <w:color w:val="000000"/>
+              </w:rPr>
+            </w:pPr>
+          </w:p>
+        </w:tc>
+        <w:tc>
+          <w:tcPr>
+            <w:tcW w:w="0" w:type="auto"/>
             <w:tcMar>
               <w:top w:w="15" w:type="dxa"/>
               <w:left w:w="22" w:type="dxa"/>
@@ -1065,18 +1070,830 @@
     <w:p>
       <w:pPr>
         <w:pStyle w:val="Heading1"/>
+        <w:rPr>
+          <w:rFonts w:eastAsia="Arial"/>
+        </w:rPr>
+      </w:pPr>
+      <w:r>
+        <w:rPr>
+          <w:rFonts w:eastAsia="Arial"/>
+        </w:rPr>
+        <w:lastRenderedPageBreak/>
+        <w:t>DEDICATION</w:t>
+      </w:r>
+    </w:p>
+    <w:p>
+      <w:pPr>
+        <w:rPr>
+          <w:rFonts w:eastAsia="Arial"/>
+        </w:rPr>
+      </w:pPr>
+    </w:p>
+    <w:p>
+      <w:pPr>
         <w:spacing w:line="480" w:lineRule="auto"/>
-        <w:jc w:val="center"/>
-        <w:rPr>
-          <w:color w:val="000000" w:themeColor="text1"/>
-          <w:sz w:val="28"/>
+        <w:jc w:val="both"/>
+        <w:rPr>
+          <w:rFonts w:eastAsia="Arial"/>
+        </w:rPr>
+      </w:pPr>
+      <w:r>
+        <w:rPr>
+          <w:rFonts w:eastAsia="Arial"/>
+        </w:rPr>
+        <w:t>This project is dedicated to God Almighty, whose guidance has carried us through our four years at Babcock University and granted us the grace to complete this work as a testament to the knowledge we have gained. We also dedicate this project to our parents and families, whose unwavering support and contributions have played a vital role in our growth and learning throughout our academic journey.</w:t>
+      </w:r>
+    </w:p>
+    <w:p>
+      <w:pPr>
+        <w:rPr>
+          <w:rFonts w:eastAsia="Arial"/>
+        </w:rPr>
+      </w:pPr>
+    </w:p>
+    <w:p>
+      <w:pPr>
+        <w:rPr>
+          <w:rFonts w:eastAsia="Arial"/>
+        </w:rPr>
+      </w:pPr>
+    </w:p>
+    <w:p>
+      <w:pPr>
+        <w:rPr>
+          <w:rFonts w:eastAsia="Arial"/>
+        </w:rPr>
+      </w:pPr>
+    </w:p>
+    <w:p>
+      <w:pPr>
+        <w:rPr>
+          <w:rFonts w:eastAsia="Arial"/>
+        </w:rPr>
+      </w:pPr>
+    </w:p>
+    <w:p>
+      <w:pPr>
+        <w:rPr>
+          <w:rFonts w:eastAsia="Arial"/>
+        </w:rPr>
+      </w:pPr>
+    </w:p>
+    <w:p>
+      <w:pPr>
+        <w:rPr>
+          <w:rFonts w:eastAsia="Arial"/>
+        </w:rPr>
+      </w:pPr>
+    </w:p>
+    <w:p>
+      <w:pPr>
+        <w:rPr>
+          <w:rFonts w:eastAsia="Arial"/>
+        </w:rPr>
+      </w:pPr>
+    </w:p>
+    <w:p>
+      <w:pPr>
+        <w:rPr>
+          <w:rFonts w:eastAsia="Arial"/>
+        </w:rPr>
+      </w:pPr>
+    </w:p>
+    <w:p>
+      <w:pPr>
+        <w:rPr>
+          <w:rFonts w:eastAsia="Arial"/>
+        </w:rPr>
+      </w:pPr>
+    </w:p>
+    <w:p>
+      <w:pPr>
+        <w:rPr>
+          <w:rFonts w:eastAsia="Arial"/>
+        </w:rPr>
+      </w:pPr>
+    </w:p>
+    <w:p>
+      <w:pPr>
+        <w:rPr>
+          <w:rFonts w:eastAsia="Arial"/>
+        </w:rPr>
+      </w:pPr>
+    </w:p>
+    <w:p>
+      <w:pPr>
+        <w:rPr>
+          <w:rFonts w:eastAsia="Arial"/>
+        </w:rPr>
+      </w:pPr>
+    </w:p>
+    <w:p>
+      <w:pPr>
+        <w:rPr>
+          <w:rFonts w:eastAsia="Arial"/>
+        </w:rPr>
+      </w:pPr>
+    </w:p>
+    <w:p>
+      <w:pPr>
+        <w:rPr>
+          <w:rFonts w:eastAsia="Arial"/>
+        </w:rPr>
+      </w:pPr>
+    </w:p>
+    <w:p>
+      <w:pPr>
+        <w:rPr>
+          <w:rFonts w:eastAsia="Arial"/>
+        </w:rPr>
+      </w:pPr>
+    </w:p>
+    <w:p>
+      <w:pPr>
+        <w:rPr>
+          <w:rFonts w:eastAsia="Arial"/>
+        </w:rPr>
+      </w:pPr>
+    </w:p>
+    <w:p>
+      <w:pPr>
+        <w:rPr>
+          <w:rFonts w:eastAsia="Arial"/>
+        </w:rPr>
+      </w:pPr>
+    </w:p>
+    <w:p>
+      <w:pPr>
+        <w:rPr>
+          <w:rFonts w:eastAsia="Arial"/>
+        </w:rPr>
+      </w:pPr>
+    </w:p>
+    <w:p>
+      <w:pPr>
+        <w:rPr>
+          <w:rFonts w:eastAsia="Arial"/>
+        </w:rPr>
+      </w:pPr>
+    </w:p>
+    <w:p>
+      <w:pPr>
+        <w:rPr>
+          <w:rFonts w:eastAsia="Arial"/>
+        </w:rPr>
+      </w:pPr>
+    </w:p>
+    <w:p>
+      <w:pPr>
+        <w:rPr>
+          <w:rFonts w:eastAsia="Arial"/>
+        </w:rPr>
+      </w:pPr>
+    </w:p>
+    <w:p>
+      <w:pPr>
+        <w:rPr>
+          <w:rFonts w:eastAsia="Arial"/>
+        </w:rPr>
+      </w:pPr>
+    </w:p>
+    <w:p>
+      <w:pPr>
+        <w:rPr>
+          <w:rFonts w:eastAsia="Arial"/>
+        </w:rPr>
+      </w:pPr>
+    </w:p>
+    <w:p>
+      <w:pPr>
+        <w:rPr>
+          <w:rFonts w:eastAsia="Arial"/>
+        </w:rPr>
+      </w:pPr>
+    </w:p>
+    <w:p>
+      <w:pPr>
+        <w:rPr>
+          <w:rFonts w:eastAsia="Arial"/>
+        </w:rPr>
+      </w:pPr>
+    </w:p>
+    <w:p>
+      <w:pPr>
+        <w:rPr>
+          <w:rFonts w:eastAsia="Arial"/>
+        </w:rPr>
+      </w:pPr>
+    </w:p>
+    <w:p>
+      <w:pPr>
+        <w:rPr>
+          <w:rFonts w:eastAsia="Arial"/>
+        </w:rPr>
+      </w:pPr>
+    </w:p>
+    <w:p>
+      <w:pPr>
+        <w:rPr>
+          <w:rFonts w:eastAsia="Arial"/>
+        </w:rPr>
+      </w:pPr>
+    </w:p>
+    <w:p>
+      <w:pPr>
+        <w:rPr>
+          <w:rFonts w:eastAsia="Arial"/>
+        </w:rPr>
+      </w:pPr>
+    </w:p>
+    <w:p>
+      <w:pPr>
+        <w:rPr>
+          <w:rFonts w:eastAsia="Arial"/>
+        </w:rPr>
+      </w:pPr>
+    </w:p>
+    <w:p>
+      <w:pPr>
+        <w:rPr>
+          <w:rFonts w:eastAsia="Arial"/>
+        </w:rPr>
+      </w:pPr>
+    </w:p>
+    <w:p>
+      <w:pPr>
+        <w:rPr>
+          <w:rFonts w:eastAsia="Arial"/>
+        </w:rPr>
+      </w:pPr>
+    </w:p>
+    <w:p>
+      <w:pPr>
+        <w:rPr>
+          <w:rFonts w:eastAsia="Arial"/>
+        </w:rPr>
+      </w:pPr>
+    </w:p>
+    <w:p>
+      <w:pPr>
+        <w:rPr>
+          <w:rFonts w:eastAsia="Arial"/>
+        </w:rPr>
+      </w:pPr>
+    </w:p>
+    <w:p>
+      <w:pPr>
+        <w:pStyle w:val="Heading1"/>
+        <w:rPr>
+          <w:rFonts w:eastAsia="Arial"/>
+        </w:rPr>
+      </w:pPr>
+      <w:r>
+        <w:rPr>
+          <w:rFonts w:eastAsia="Arial"/>
+        </w:rPr>
+        <w:lastRenderedPageBreak/>
+        <w:t>ACKNOWLEDGEMENTS</w:t>
+      </w:r>
+    </w:p>
+    <w:p>
+      <w:pPr>
+        <w:rPr>
+          <w:rFonts w:eastAsia="Arial"/>
+        </w:rPr>
+      </w:pPr>
+    </w:p>
+    <w:p>
+      <w:pPr>
+        <w:spacing w:after="180" w:line="480" w:lineRule="auto"/>
+        <w:jc w:val="both"/>
+        <w:rPr>
+          <w:lang w:val="en-NG" w:eastAsia="en-NG"/>
+        </w:rPr>
+      </w:pPr>
+      <w:r>
+        <w:rPr>
+          <w:lang w:val="en-NG"/>
+        </w:rPr>
+        <w:t>We thank God for His guidance, protection, and intervention in our lives throughout our journey at Babcock University, and especially for the grace to overcome all challenges faced in our every endeavour.</w:t>
+      </w:r>
+      <w:r>
+        <w:rPr>
+          <w:lang w:val="en-NG" w:eastAsia="en-NG"/>
+        </w:rPr>
+        <w:t xml:space="preserve"> </w:t>
+      </w:r>
+      <w:r>
+        <w:rPr>
+          <w:lang w:val="en-NG"/>
+        </w:rPr>
+        <w:t xml:space="preserve">We sincerely appreciate our supervisor, Mr. </w:t>
+      </w:r>
+      <w:proofErr w:type="spellStart"/>
+      <w:r>
+        <w:rPr>
+          <w:lang w:val="en-NG"/>
+        </w:rPr>
+        <w:t>Idepefo</w:t>
+      </w:r>
+      <w:proofErr w:type="spellEnd"/>
+      <w:r>
+        <w:rPr>
+          <w:lang w:val="en-NG"/>
+        </w:rPr>
+        <w:t xml:space="preserve"> F.O., for all his guidance and support throughout the creation of this project. His constructive feedback and dedication to our progress greatly shaped the quality of this work.</w:t>
+      </w:r>
+    </w:p>
+    <w:p>
+      <w:pPr>
+        <w:spacing w:after="180" w:line="480" w:lineRule="auto"/>
+        <w:jc w:val="both"/>
+        <w:rPr>
+          <w:lang w:val="en-NG"/>
+        </w:rPr>
+      </w:pPr>
+      <w:r>
+        <w:rPr>
+          <w:lang w:val="en-NG"/>
+        </w:rPr>
+        <w:t xml:space="preserve">We are truly grateful to all our lecturers who have imparted in us the knowledge and skills which we put into practice during the several stages of this project build, including Mr. </w:t>
+      </w:r>
+      <w:proofErr w:type="spellStart"/>
+      <w:r>
+        <w:rPr>
+          <w:lang w:val="en-NG"/>
+        </w:rPr>
+        <w:t>Idepefo</w:t>
+      </w:r>
+      <w:proofErr w:type="spellEnd"/>
+      <w:r>
+        <w:rPr>
+          <w:lang w:val="en-NG"/>
+        </w:rPr>
+        <w:t xml:space="preserve"> F.O. who also served as our project supervisor, and all other lecturers whose names are not mentioned but whose contributions were invaluable.</w:t>
+      </w:r>
+    </w:p>
+    <w:p>
+      <w:pPr>
+        <w:spacing w:after="180" w:line="480" w:lineRule="auto"/>
+        <w:jc w:val="both"/>
+        <w:rPr>
+          <w:lang w:val="en-NG"/>
+        </w:rPr>
+      </w:pPr>
+      <w:r>
+        <w:rPr>
+          <w:lang w:val="en-NG"/>
+        </w:rPr>
+        <w:t>We also give special thanks to our respective parents and families for their continual dedication and support throughout our academic journey at Babcock University. Their sacrifices and encouragement made this achievement possible.</w:t>
+      </w:r>
+    </w:p>
+    <w:p>
+      <w:pPr>
+        <w:spacing w:line="480" w:lineRule="auto"/>
+        <w:jc w:val="both"/>
+        <w:rPr>
+          <w:rFonts w:eastAsia="Arial"/>
+        </w:rPr>
+      </w:pPr>
+      <w:r>
+        <w:t>We would also like to thank our fellow students and colleagues at Babcock University who offered assistance, encouragement, and motivation throughout this journey. Your support, in whatever form it came, was deeply appreciated.</w:t>
+      </w:r>
+    </w:p>
+    <w:p>
+      <w:pPr>
+        <w:spacing w:line="480" w:lineRule="auto"/>
+        <w:jc w:val="both"/>
+        <w:rPr>
+          <w:rFonts w:eastAsia="Arial"/>
+        </w:rPr>
+      </w:pPr>
+    </w:p>
+    <w:p>
+      <w:pPr>
+        <w:spacing w:line="480" w:lineRule="auto"/>
+        <w:jc w:val="both"/>
+        <w:rPr>
+          <w:rFonts w:eastAsia="Arial"/>
+        </w:rPr>
+      </w:pPr>
+    </w:p>
+    <w:p>
+      <w:pPr>
+        <w:rPr>
+          <w:rFonts w:eastAsia="Arial"/>
+        </w:rPr>
+      </w:pPr>
+    </w:p>
+    <w:p>
+      <w:pPr>
+        <w:rPr>
+          <w:rFonts w:eastAsia="Arial"/>
+        </w:rPr>
+      </w:pPr>
+    </w:p>
+    <w:p>
+      <w:pPr>
+        <w:rPr>
+          <w:rFonts w:eastAsia="Arial"/>
+        </w:rPr>
+      </w:pPr>
+    </w:p>
+    <w:p>
+      <w:pPr>
+        <w:rPr>
+          <w:rFonts w:eastAsia="Arial"/>
+        </w:rPr>
+      </w:pPr>
+    </w:p>
+    <w:p>
+      <w:pPr>
+        <w:rPr>
+          <w:rFonts w:eastAsia="Arial"/>
+        </w:rPr>
+      </w:pPr>
+    </w:p>
+    <w:p>
+      <w:pPr>
+        <w:rPr>
+          <w:rFonts w:eastAsia="Arial"/>
+        </w:rPr>
+      </w:pPr>
+    </w:p>
+    <w:p>
+      <w:pPr>
+        <w:rPr>
+          <w:rFonts w:eastAsia="Arial"/>
+        </w:rPr>
+      </w:pPr>
+    </w:p>
+    <w:p>
+      <w:pPr>
+        <w:pStyle w:val="Heading1"/>
+        <w:rPr>
+          <w:rFonts w:eastAsia="Arial"/>
+        </w:rPr>
+      </w:pPr>
+      <w:r>
+        <w:rPr>
+          <w:rFonts w:eastAsia="Arial"/>
+        </w:rPr>
+        <w:lastRenderedPageBreak/>
+        <w:t>ABSTRACT</w:t>
+      </w:r>
+    </w:p>
+    <w:p>
+      <w:pPr>
+        <w:rPr>
+          <w:rFonts w:eastAsia="Arial"/>
+        </w:rPr>
+      </w:pPr>
+    </w:p>
+    <w:p>
+      <w:pPr>
+        <w:spacing w:after="180" w:line="276" w:lineRule="auto"/>
+        <w:jc w:val="both"/>
+        <w:rPr>
+          <w:rFonts w:eastAsia="Arial"/>
+        </w:rPr>
+      </w:pPr>
+      <w:r>
+        <w:rPr>
+          <w:rFonts w:eastAsia="Arial"/>
+        </w:rPr>
+        <w:t>The widespread adoption of e-learning platforms has exposed a critical gap in digital education</w:t>
+      </w:r>
+      <w:r>
+        <w:rPr>
+          <w:rFonts w:eastAsia="Arial"/>
+        </w:rPr>
+        <w:t>.</w:t>
+      </w:r>
+      <w:r>
+        <w:rPr>
+          <w:rFonts w:eastAsia="Arial"/>
+        </w:rPr>
+        <w:t xml:space="preserve"> </w:t>
+      </w:r>
+      <w:r>
+        <w:rPr>
+          <w:rFonts w:eastAsia="Arial"/>
+        </w:rPr>
+        <w:t>M</w:t>
+      </w:r>
+      <w:r>
+        <w:rPr>
+          <w:rFonts w:eastAsia="Arial"/>
+        </w:rPr>
+        <w:t xml:space="preserve">ost systems deliver identical content to all students regardless of individual learning pace or academic goals, resulting in declining engagement, poor outcomes, and increased dropout rates. While AI tools such as Intelligent Tutoring Systems and predictive analytics have been developed to address this, they operate in isolation and fail to provide unified academic support. This study focused on the development of a Smart Study Companion for Personalized Learning, an integrated AI-powered platform combining </w:t>
+      </w:r>
+      <w:proofErr w:type="spellStart"/>
+      <w:r>
+        <w:rPr>
+          <w:rFonts w:eastAsia="Arial"/>
+        </w:rPr>
+        <w:t>XGBoost</w:t>
+      </w:r>
+      <w:proofErr w:type="spellEnd"/>
+      <w:r>
+        <w:rPr>
+          <w:rFonts w:eastAsia="Arial"/>
+        </w:rPr>
+        <w:t xml:space="preserve">-based predictive analytics and </w:t>
+      </w:r>
+      <w:proofErr w:type="spellStart"/>
+      <w:r>
+        <w:rPr>
+          <w:rFonts w:eastAsia="Arial"/>
+        </w:rPr>
+        <w:t>LLaMA</w:t>
+      </w:r>
+      <w:proofErr w:type="spellEnd"/>
+      <w:r>
+        <w:rPr>
+          <w:rFonts w:eastAsia="Arial"/>
+        </w:rPr>
+        <w:t>-powered conversational tutoring into a single accessible system.</w:t>
+      </w:r>
+      <w:r>
+        <w:rPr>
+          <w:rFonts w:eastAsia="Arial"/>
+        </w:rPr>
+        <w:t xml:space="preserve"> </w:t>
+      </w:r>
+      <w:r>
+        <w:rPr>
+          <w:rFonts w:eastAsia="Arial"/>
+        </w:rPr>
+        <w:t xml:space="preserve">The study </w:t>
+      </w:r>
+      <w:r>
+        <w:rPr>
+          <w:rFonts w:eastAsia="Arial"/>
+        </w:rPr>
+        <w:t>focused on</w:t>
+      </w:r>
+      <w:r>
+        <w:rPr>
+          <w:rFonts w:eastAsia="Arial"/>
+        </w:rPr>
+        <w:t xml:space="preserve"> acquiring, cleaning, and preprocessing student datasets from Kaggle</w:t>
+      </w:r>
+      <w:r>
+        <w:rPr>
+          <w:rFonts w:eastAsia="Arial"/>
+        </w:rPr>
+        <w:t>,</w:t>
+      </w:r>
+      <w:r>
+        <w:rPr>
+          <w:rFonts w:eastAsia="Arial"/>
+        </w:rPr>
+        <w:t xml:space="preserve"> designing the system using the Model-View-Controller (MVC) pattern</w:t>
+      </w:r>
+      <w:r>
+        <w:rPr>
+          <w:rFonts w:eastAsia="Arial"/>
+        </w:rPr>
+        <w:t>,</w:t>
+      </w:r>
+      <w:r>
+        <w:rPr>
+          <w:rFonts w:eastAsia="Arial"/>
+        </w:rPr>
+        <w:t xml:space="preserve"> implementing the tutoring system using LLMs and machine learning</w:t>
+      </w:r>
+      <w:r>
+        <w:rPr>
+          <w:rFonts w:eastAsia="Arial"/>
+        </w:rPr>
+        <w:t xml:space="preserve">, </w:t>
+      </w:r>
+      <w:r>
+        <w:rPr>
+          <w:rFonts w:eastAsia="Arial"/>
+        </w:rPr>
+        <w:t>and evaluating the completed system. The Agile methodology guided development</w:t>
+      </w:r>
+      <w:r>
+        <w:rPr>
+          <w:rFonts w:eastAsia="Arial"/>
+        </w:rPr>
+        <w:t xml:space="preserve"> of the Smart Study Companion</w:t>
+      </w:r>
+      <w:r>
+        <w:rPr>
+          <w:rFonts w:eastAsia="Arial"/>
+        </w:rPr>
+        <w:t xml:space="preserve">. Two Kaggle datasets were cleaned using Python with pandas and NumPy, split at 80:20 for training and testing, and stored in Firebase </w:t>
+      </w:r>
+      <w:proofErr w:type="spellStart"/>
+      <w:r>
+        <w:rPr>
+          <w:rFonts w:eastAsia="Arial"/>
+        </w:rPr>
+        <w:t>Firestore</w:t>
+      </w:r>
+      <w:proofErr w:type="spellEnd"/>
+      <w:r>
+        <w:rPr>
+          <w:rFonts w:eastAsia="Arial"/>
+        </w:rPr>
+        <w:t xml:space="preserve">. The system was built with React.js as the frontend, Node.js and Express.js as the backend Controller, and Firebase as the Model layer. </w:t>
+      </w:r>
+      <w:proofErr w:type="spellStart"/>
+      <w:r>
+        <w:rPr>
+          <w:rFonts w:eastAsia="Arial"/>
+        </w:rPr>
+        <w:t>LLaMA</w:t>
+      </w:r>
+      <w:proofErr w:type="spellEnd"/>
+      <w:r>
+        <w:rPr>
+          <w:rFonts w:eastAsia="Arial"/>
+        </w:rPr>
+        <w:t xml:space="preserve"> was integrated </w:t>
+      </w:r>
+      <w:r>
+        <w:rPr>
+          <w:rFonts w:eastAsia="Arial"/>
+        </w:rPr>
+        <w:t>using</w:t>
+      </w:r>
+      <w:r>
+        <w:rPr>
+          <w:rFonts w:eastAsia="Arial"/>
+        </w:rPr>
+        <w:t xml:space="preserve"> Hugging Face Transformers for conversational tutoring, and </w:t>
+      </w:r>
+      <w:proofErr w:type="spellStart"/>
+      <w:r>
+        <w:rPr>
+          <w:rFonts w:eastAsia="Arial"/>
+        </w:rPr>
+        <w:t>XGBoost</w:t>
+      </w:r>
+      <w:proofErr w:type="spellEnd"/>
+      <w:r>
+        <w:rPr>
+          <w:rFonts w:eastAsia="Arial"/>
+        </w:rPr>
+        <w:t xml:space="preserve"> was trained on the preprocessed datasets to predict student performance.</w:t>
+      </w:r>
+      <w:r>
+        <w:rPr>
+          <w:rFonts w:eastAsia="Arial"/>
+        </w:rPr>
+        <w:t xml:space="preserve"> </w:t>
+      </w:r>
+      <w:r>
+        <w:rPr>
+          <w:rFonts w:eastAsia="Arial"/>
+        </w:rPr>
+        <w:t xml:space="preserve">The </w:t>
+      </w:r>
+      <w:proofErr w:type="spellStart"/>
+      <w:r>
+        <w:rPr>
+          <w:rFonts w:eastAsia="Arial"/>
+        </w:rPr>
+        <w:t>XGBoost</w:t>
+      </w:r>
+      <w:proofErr w:type="spellEnd"/>
+      <w:r>
+        <w:rPr>
+          <w:rFonts w:eastAsia="Arial"/>
+        </w:rPr>
+        <w:t xml:space="preserve"> model achieved 94.4% accuracy, 96% precision, 97% recall for at-risk students, an F1-Score of 0.91, and a ROC-AUC of 0.88. The </w:t>
+      </w:r>
+      <w:proofErr w:type="spellStart"/>
+      <w:r>
+        <w:rPr>
+          <w:rFonts w:eastAsia="Arial"/>
+        </w:rPr>
+        <w:t>LLaMA</w:t>
+      </w:r>
+      <w:proofErr w:type="spellEnd"/>
+      <w:r>
+        <w:rPr>
+          <w:rFonts w:eastAsia="Arial"/>
+        </w:rPr>
+        <w:t xml:space="preserve"> tutoring component achieved 91.5% contextual accuracy and an F1-Score of 0.91. Bloom's Taxonomy analysis confirmed balanced cognitive coverage across all six levels. Both models exceeded the 90% threshold considered excellent for educational classification tasks. Beta testing with final-year students confirmed system usability and responsiveness under concurrent load.</w:t>
+      </w:r>
+      <w:r>
+        <w:rPr>
+          <w:rFonts w:eastAsia="Arial"/>
+        </w:rPr>
+        <w:t xml:space="preserve"> </w:t>
+      </w:r>
+      <w:r>
+        <w:rPr>
+          <w:rFonts w:eastAsia="Arial"/>
+        </w:rPr>
+        <w:t>The findings confirm that integrating structured machine learning with large language modelling produces a more capable educational support system than either technology achieves independently. The Smart Study Companion successfully delivered personalized study planning, on-demand tutoring, and predictive feedback within a unified platform.</w:t>
+      </w:r>
+    </w:p>
+    <w:p>
+      <w:pPr>
+        <w:spacing w:line="276" w:lineRule="auto"/>
+        <w:jc w:val="both"/>
+      </w:pPr>
+    </w:p>
+    <w:p>
+      <w:pPr>
+        <w:spacing w:line="276" w:lineRule="auto"/>
+        <w:rPr>
+          <w:rFonts w:eastAsia="Arial"/>
+        </w:rPr>
+      </w:pPr>
+      <w:r>
+        <w:rPr>
+          <w:rFonts w:eastAsia="Arial"/>
+          <w:b/>
+          <w:bCs/>
+        </w:rPr>
+        <w:t xml:space="preserve">Keywords: </w:t>
+      </w:r>
+      <w:r>
+        <w:rPr>
+          <w:rFonts w:eastAsia="Arial"/>
+        </w:rPr>
+        <w:t xml:space="preserve">Personalized Learning, Smart Study Companion, </w:t>
+      </w:r>
+      <w:proofErr w:type="spellStart"/>
+      <w:r>
+        <w:rPr>
+          <w:rFonts w:eastAsia="Arial"/>
+        </w:rPr>
+        <w:t>XGBoost</w:t>
+      </w:r>
+      <w:proofErr w:type="spellEnd"/>
+      <w:r>
+        <w:rPr>
+          <w:rFonts w:eastAsia="Arial"/>
+        </w:rPr>
+        <w:t xml:space="preserve">, </w:t>
+      </w:r>
+      <w:proofErr w:type="spellStart"/>
+      <w:r>
+        <w:rPr>
+          <w:rFonts w:eastAsia="Arial"/>
+        </w:rPr>
+        <w:t>LLaMA</w:t>
+      </w:r>
+      <w:proofErr w:type="spellEnd"/>
+      <w:r>
+        <w:rPr>
+          <w:rFonts w:eastAsia="Arial"/>
+        </w:rPr>
+        <w:t>, Intelligent Tutoring System</w:t>
+      </w:r>
+    </w:p>
+    <w:p>
+      <w:pPr>
+        <w:rPr>
+          <w:rFonts w:eastAsia="Arial"/>
+        </w:rPr>
+      </w:pPr>
+    </w:p>
+    <w:p>
+      <w:pPr>
+        <w:spacing w:line="276" w:lineRule="auto"/>
+      </w:pPr>
+      <w:r>
+        <w:rPr>
+          <w:rFonts w:eastAsia="Arial"/>
+          <w:b/>
+          <w:bCs/>
+        </w:rPr>
+        <w:t>Word count</w:t>
+      </w:r>
+      <w:r>
+        <w:rPr>
+          <w:rFonts w:eastAsia="Arial"/>
+        </w:rPr>
+        <w:t>: 380 words</w:t>
+      </w:r>
+    </w:p>
+    <w:p/>
+    <w:p/>
+    <w:p/>
+    <w:p/>
+    <w:p/>
+    <w:p/>
+    <w:p/>
+    <w:p>
+      <w:pPr>
+        <w:pStyle w:val="Heading1"/>
+        <w:spacing w:line="480" w:lineRule="auto"/>
+        <w:rPr>
           <w:szCs w:val="28"/>
         </w:rPr>
       </w:pPr>
       <w:r>
         <w:rPr>
-          <w:color w:val="000000" w:themeColor="text1"/>
-          <w:sz w:val="28"/>
           <w:szCs w:val="28"/>
         </w:rPr>
         <w:lastRenderedPageBreak/>
@@ -1135,7 +1952,19 @@
         <w:rPr>
           <w:rFonts w:eastAsia="Arial"/>
         </w:rPr>
-        <w:t xml:space="preserve">The rapid advancement of digital technologies has significantly transformed the education sector, leading to the widespread adoption of online learning platforms and artificial intelligence-driven educational tools. As student populations grow and learning environments become more diverse, traditional one-size-fits-all teaching approaches are proving insufficient to meet individual learning needs (Murtaza </w:t>
+        <w:t>The digital technology advancements of today have reshaped the educational field through the creation of online learning platforms and educational tools that use artificial intelligence. The increasing number of students and the diverse nature of learning environments make traditional teaching methods which use the same approach for all students ineffective for meeting specific learning requirements</w:t>
+      </w:r>
+      <w:r>
+        <w:rPr>
+          <w:rFonts w:eastAsia="Arial"/>
+        </w:rPr>
+        <w:t xml:space="preserve"> </w:t>
+      </w:r>
+      <w:r>
+        <w:rPr>
+          <w:rFonts w:eastAsia="Arial"/>
+        </w:rPr>
+        <w:t xml:space="preserve">(Murtaza </w:t>
       </w:r>
       <w:r>
         <w:rPr>
@@ -1148,7 +1977,19 @@
         <w:rPr>
           <w:rFonts w:eastAsia="Arial"/>
         </w:rPr>
-        <w:t>., 2022). Students differ in learning pace, background knowledge, and academic goals, necessitating systems that can adapt instructional content to each individual learner. Students who do not receive timely academic support are at greater risk of disengagement, poor performance, and dropout (Salem, 2024).</w:t>
+        <w:t xml:space="preserve">., 2022). </w:t>
+      </w:r>
+      <w:r>
+        <w:rPr>
+          <w:rFonts w:eastAsia="Arial"/>
+        </w:rPr>
+        <w:t xml:space="preserve">Students require personalized learning systems because they have different learning speeds and backgrounds and academic learning objectives. Students who do not receive timely academic support are at greater risk of disengagement, poor performance, and dropout </w:t>
+      </w:r>
+      <w:r>
+        <w:rPr>
+          <w:rFonts w:eastAsia="Arial"/>
+        </w:rPr>
+        <w:t>(Salem, 2024).</w:t>
       </w:r>
     </w:p>
     <w:p>
@@ -1172,7 +2013,13 @@
         <w:rPr>
           <w:rFonts w:eastAsia="Arial"/>
         </w:rPr>
-        <w:t>Personalized learning refers to instructional approaches that tailor educational experiences to the learner's needs, preferences, and performance patterns. Artificial intelligence has emerged as a powerful enabler of personalized education, with Intelligent Tutoring Systems (ITS) demonstrating the ability to adapt content to a student's knowledge state (</w:t>
+        <w:t xml:space="preserve">Personalized learning refers to instructional approaches that tailor educational experiences to the learner's needs, preferences, and performance patterns. Artificial intelligence has emerged as a powerful enabler of personalized education through its Intelligent Tutoring Systems (ITS) which can adjust educational materials according to a student's current knowledge state </w:t>
+      </w:r>
+      <w:r>
+        <w:rPr>
+          <w:rFonts w:eastAsia="Arial"/>
+        </w:rPr>
+        <w:t>(</w:t>
       </w:r>
       <w:proofErr w:type="spellStart"/>
       <w:r>
@@ -1199,7 +2046,13 @@
         <w:rPr>
           <w:rFonts w:eastAsia="Arial"/>
         </w:rPr>
-        <w:t xml:space="preserve">., 2020), and Large Language Model-based chatbots enabling interactive academic assistance beyond classroom hours (Dan </w:t>
+        <w:t xml:space="preserve">., 2020), </w:t>
+      </w:r>
+      <w:r>
+        <w:rPr>
+          <w:rFonts w:eastAsia="Arial"/>
+        </w:rPr>
+        <w:t xml:space="preserve">and through Large Language Model-based chatbots which provide students with academic support that operates outside of regular classroom times (Dan </w:t>
       </w:r>
       <w:r>
         <w:rPr>
@@ -1252,7 +2105,7 @@
         <w:rPr>
           <w:rFonts w:eastAsia="Arial"/>
         </w:rPr>
-        <w:t xml:space="preserve">., 2023). Despite these advances, existing tools are deployed in isolation, with each addressing only one dimension of the student's learning needs and no platform integrating them into a unified companion (Wang </w:t>
+        <w:t xml:space="preserve">., 2023). Current educational environments use multiple assessment instruments to evaluate student performance, yet available assessment tools only address single aspects of student learning requirements and no system exists to connect these tools into a complete student learning assistant (Wang </w:t>
       </w:r>
       <w:r>
         <w:rPr>
@@ -1270,6 +2123,14 @@
     </w:p>
     <w:p>
       <w:pPr>
+        <w:jc w:val="both"/>
+        <w:rPr>
+          <w:rFonts w:eastAsia="Arial"/>
+        </w:rPr>
+      </w:pPr>
+    </w:p>
+    <w:p>
+      <w:pPr>
         <w:spacing w:after="180" w:line="480" w:lineRule="auto"/>
         <w:jc w:val="both"/>
         <w:rPr>
@@ -1280,8 +2141,7 @@
         <w:rPr>
           <w:rFonts w:eastAsia="Arial"/>
         </w:rPr>
-        <w:lastRenderedPageBreak/>
-        <w:t xml:space="preserve">Classical machine learning methods have been introduced to improve adaptability by classifying student queries, predicting performance outcomes, and recommending relevant materials. Among these, </w:t>
+        <w:t xml:space="preserve">Students receive learning support through classical machine learning methods which use student query classification and performance prediction and material recommendation. </w:t>
       </w:r>
       <w:proofErr w:type="spellStart"/>
       <w:r>
@@ -1295,7 +2155,7 @@
         <w:rPr>
           <w:rFonts w:eastAsia="Arial"/>
         </w:rPr>
-        <w:t xml:space="preserve"> has gained prominence due to its high predictive accuracy and ability to handle structured educational data. As a gradient boosting algorithm, </w:t>
+        <w:t xml:space="preserve"> has become the leading method because it delivers accurate predictions while processing structured educational data. </w:t>
       </w:r>
       <w:proofErr w:type="spellStart"/>
       <w:r>
@@ -1309,7 +2169,7 @@
         <w:rPr>
           <w:rFonts w:eastAsia="Arial"/>
         </w:rPr>
-        <w:t xml:space="preserve"> can classify student performance levels, detect knowledge gaps, and generate targeted feedback. However, traditional machine learning models depend on structured numerical features and struggle to interpret natural language queries. Large language models such as </w:t>
+        <w:t xml:space="preserve"> functions as a gradient boosting algorithm which can assess student performance, identify knowledge weaknesses, and produce specific learning support documents. Traditional machine learning systems require structured numerical features because they cannot understand natural language input. </w:t>
       </w:r>
       <w:proofErr w:type="spellStart"/>
       <w:r>
@@ -1323,7 +2183,7 @@
         <w:rPr>
           <w:rFonts w:eastAsia="Arial"/>
         </w:rPr>
-        <w:t xml:space="preserve"> address this limitation by providing advanced natural language understanding, enabling systems to interpret context, generate explanations, and engage students conversationally (Frankford </w:t>
+        <w:t xml:space="preserve"> and other large language models solve this problem through their advanced natural language understanding which allows systems to interpret context and produce explanations and conduct student dialogues (Frankford </w:t>
       </w:r>
       <w:r>
         <w:rPr>
@@ -1336,7 +2196,13 @@
         <w:rPr>
           <w:rFonts w:eastAsia="Arial"/>
         </w:rPr>
-        <w:t>., 2024).</w:t>
+        <w:t>., 2024)</w:t>
+      </w:r>
+      <w:r>
+        <w:rPr>
+          <w:rFonts w:eastAsia="Arial"/>
+        </w:rPr>
+        <w:t>.</w:t>
       </w:r>
     </w:p>
     <w:p>
@@ -1359,7 +2225,7 @@
         <w:rPr>
           <w:rFonts w:eastAsia="Arial"/>
         </w:rPr>
-        <w:t xml:space="preserve">Standalone classifiers lack deep contextual understanding, while large language models may not perform structured classification tasks with consistent precision without additional support. Integrating </w:t>
+        <w:t xml:space="preserve">Stand-alone classifiers lack the ability to comprehend extensive context, whereas large language models need extra assistance to maintain their ability to conduct structured classification tasks. The combination of </w:t>
       </w:r>
       <w:proofErr w:type="spellStart"/>
       <w:r>
@@ -1373,7 +2239,7 @@
         <w:rPr>
           <w:rFonts w:eastAsia="Arial"/>
         </w:rPr>
-        <w:t xml:space="preserve"> and </w:t>
+        <w:t xml:space="preserve"> with </w:t>
       </w:r>
       <w:proofErr w:type="spellStart"/>
       <w:r>
@@ -1387,7 +2253,7 @@
         <w:rPr>
           <w:rFonts w:eastAsia="Arial"/>
         </w:rPr>
-        <w:t xml:space="preserve"> into a unified platform offers a complementary solution where </w:t>
+        <w:t xml:space="preserve"> in a single system creates an environment where </w:t>
       </w:r>
       <w:proofErr w:type="spellStart"/>
       <w:r>
@@ -1401,7 +2267,7 @@
         <w:rPr>
           <w:rFonts w:eastAsia="Arial"/>
         </w:rPr>
-        <w:t xml:space="preserve"> handles performance prediction and difficulty detection, while </w:t>
+        <w:t xml:space="preserve"> executes performance forecasting and difficulty detection, while </w:t>
       </w:r>
       <w:proofErr w:type="spellStart"/>
       <w:r>
@@ -1415,7 +2281,7 @@
         <w:rPr>
           <w:rFonts w:eastAsia="Arial"/>
         </w:rPr>
-        <w:t xml:space="preserve"> delivers personalized explanations and conversational tutoring. Therefore, this study focused on the development of a Smart Study Companion for Personalized Learning that combines both technologies to enhance individualized learning experiences, improve student engagement, and provide adaptive academic support (</w:t>
+        <w:t xml:space="preserve"> provides customized explanations and interactive tutoring. The research developed a Smart Study Companion for Personalized Learning which used two technologies to create customized educational experiences that boosted student engagement and provided flexible learning support (</w:t>
       </w:r>
       <w:proofErr w:type="spellStart"/>
       <w:r>
@@ -1455,7 +2321,13 @@
         <w:rPr>
           <w:rFonts w:eastAsia="Arial"/>
         </w:rPr>
-        <w:t>., 2025).</w:t>
+        <w:t>., 2025)</w:t>
+      </w:r>
+      <w:r>
+        <w:rPr>
+          <w:rFonts w:eastAsia="Arial"/>
+        </w:rPr>
+        <w:t>.</w:t>
       </w:r>
     </w:p>
     <w:p>
@@ -1497,7 +2369,7 @@
         <w:rPr>
           <w:rFonts w:eastAsia="Arial"/>
         </w:rPr>
-        <w:t xml:space="preserve">Current digital learning environments based on a one-size-fits-all model fail to deliver personalized learning experiences that educational institutions need to support their various student populations (Murtaza </w:t>
+        <w:t xml:space="preserve">Educational institutions require personalized learning systems which current digital learning environments fail to provide because they use a one-size-fits-all approach (Murtaza </w:t>
       </w:r>
       <w:r>
         <w:rPr>
@@ -1510,14 +2382,14 @@
         <w:rPr>
           <w:rFonts w:eastAsia="Arial"/>
         </w:rPr>
-        <w:t>., 2022). This lack of individualization results in decreased student participation, poor academic outcomes, and increased dropout rates (Salem, 2024). While AI-</w:t>
+        <w:t xml:space="preserve">., 2022). Students become less engaged with learning activities when personalized learning opportunities </w:t>
       </w:r>
       <w:r>
         <w:rPr>
           <w:rFonts w:eastAsia="Arial"/>
         </w:rPr>
         <w:lastRenderedPageBreak/>
-        <w:t xml:space="preserve">powered educational tools such as Intelligent Tutoring Systems (ITS), chatbots, and predictive analytics have been developed to address these issues, each tool operates in isolation and covers only one aspect of the student's learning needs. Specifically, recommendation systems provide content suggestions without conversational interaction (Urdaneta-Ponte </w:t>
+        <w:t xml:space="preserve">do not exist which results in their academic performance decline and their increased tendency to drop out of school (Salem, 2024). Educational AI tools such as Intelligent Tutoring Systems (ITS) and chatbots and predictive analytics solutions help students with specific educational challenges yet each tool operates independently to meet only particular student learning needs. The recommendation system (Urdaneta-Ponte </w:t>
       </w:r>
       <w:r>
         <w:rPr>
@@ -1530,7 +2402,7 @@
         <w:rPr>
           <w:rFonts w:eastAsia="Arial"/>
         </w:rPr>
-        <w:t xml:space="preserve">., 2021), chatbots respond to queries without maintaining a persistent understanding of the student's academic goals or progress (Dan </w:t>
+        <w:t xml:space="preserve">., 2021) suggests content to users without enabling them to interact through conversation while chatbots deliver answers to questions without keeping track of the student's learning objectives and academic progress (Dan </w:t>
       </w:r>
       <w:r>
         <w:rPr>
@@ -1543,7 +2415,7 @@
         <w:rPr>
           <w:rFonts w:eastAsia="Arial"/>
         </w:rPr>
-        <w:t>., 2023), and performance prediction tools flag at-risk students without offering actionable, personalized follow-up guidance (</w:t>
+        <w:t>., 2023) and performance prediction tools identify students who might face difficulties but fail to provide them with specific and individualized support plans (</w:t>
       </w:r>
       <w:proofErr w:type="spellStart"/>
       <w:r>
@@ -1570,7 +2442,13 @@
         <w:rPr>
           <w:rFonts w:eastAsia="Arial"/>
         </w:rPr>
-        <w:t>., 2023). No existing system combines all three functions into one platform.</w:t>
+        <w:t>., 2023). The existing systems do not provide a solution that combines all three functionalities into a single platform</w:t>
+      </w:r>
+      <w:r>
+        <w:rPr>
+          <w:rFonts w:eastAsia="Arial"/>
+        </w:rPr>
+        <w:t>.</w:t>
       </w:r>
     </w:p>
     <w:p>
@@ -1594,7 +2472,7 @@
         <w:rPr>
           <w:rFonts w:eastAsia="Arial"/>
         </w:rPr>
-        <w:t xml:space="preserve">This incompleteness is the core problem. A student using current tools must move between a chatbot for question answering, a separate planner for scheduling, and an independent analytics dashboard for progress tracking, with none of these systems sharing data or adapting based on each other (Chun </w:t>
+        <w:t xml:space="preserve">The main issue arises from this incomplete state of affairs. A student using current tools must move between a chatbot for question answering, a separate planner for scheduling, and an independent analytics dashboard for progress tracking, with none of these systems sharing data or adapting based on each other (Chun </w:t>
       </w:r>
       <w:r>
         <w:rPr>
@@ -1620,7 +2498,13 @@
         <w:rPr>
           <w:rFonts w:eastAsia="Arial"/>
         </w:rPr>
-        <w:t>., 2025). The result is a disjointed experience that fails to provide the unified, continuous, and personalized support that students need to succeed. This project addressed this gap by developing the Smart AI-Powered Study Companion, a single integrated platform that combines three core functions: personalized and adaptive study planning, on-demand conversational tutoring, and predictive performance feedback. By unifying these capabilities within one system built on existing pre-trained AI models, the Companion provides students with consistent, contextualized, and scalable academic support that no current standalone tool is able to deliver.</w:t>
+        <w:t>., 2025). The system creates an experience that remains disconnected because it does not deliver the comprehensive and ongoing personalized support which students require for academic success. The Smart AI-Powered Study Companion which this project developed functions as a single unified platform which offers three essential functions: personalized and adaptive study planning, on-demand conversational tutoring, and predictive performance feedback. The Companion enables students to receive academic support that maintains continuity and relevance to their needs through its integrated system which combines multiple functions into one system and uses pre-existing AI models</w:t>
+      </w:r>
+      <w:r>
+        <w:rPr>
+          <w:rFonts w:eastAsia="Arial"/>
+        </w:rPr>
+        <w:t>.</w:t>
       </w:r>
     </w:p>
     <w:p>
@@ -1726,16 +2610,6 @@
     <w:p>
       <w:pPr>
         <w:pStyle w:val="ListParagraph"/>
-        <w:tabs>
-          <w:tab w:val="left" w:pos="425"/>
-        </w:tabs>
-        <w:ind w:left="425"/>
-        <w:jc w:val="both"/>
-      </w:pPr>
-    </w:p>
-    <w:p>
-      <w:pPr>
-        <w:pStyle w:val="ListParagraph"/>
         <w:ind w:left="425"/>
         <w:contextualSpacing w:val="0"/>
         <w:jc w:val="both"/>
@@ -1760,81 +2634,108 @@
         <w:jc w:val="both"/>
         <w:rPr>
           <w:rFonts w:eastAsia="Arial"/>
+        </w:rPr>
+      </w:pPr>
+      <w:r>
+        <w:rPr>
+          <w:rFonts w:eastAsia="Arial"/>
+        </w:rPr>
+        <w:t xml:space="preserve">This research was motivated by two converging trends in education and technology. </w:t>
+      </w:r>
+      <w:r>
+        <w:rPr>
+          <w:rFonts w:eastAsia="Arial"/>
+        </w:rPr>
+        <w:t xml:space="preserve">First, students who use digital learning platforms continue to face learning environments that make them inactive and socially detached and educational materials that do not match their specific requirements despite the fact that these platforms have become widely used. E-learning systems at present cannot deliver authentic personalized academic assistance to students who need it because of their current system design (Murtaza </w:t>
+      </w:r>
+      <w:r>
+        <w:rPr>
+          <w:rFonts w:eastAsia="Arial"/>
+          <w:i/>
+        </w:rPr>
+        <w:t>et al</w:t>
+      </w:r>
+      <w:r>
+        <w:rPr>
+          <w:rFonts w:eastAsia="Arial"/>
+        </w:rPr>
+        <w:t>., 2022). The development of AI technology particularly through Large Language Models (LLMs) and machine learning brought about actual chances to resolve these existing problems in technology. Intelligent Tutoring Systems had already demonstrated the viability of personalized AI-driven instruction (</w:t>
+      </w:r>
+      <w:proofErr w:type="spellStart"/>
+      <w:r>
+        <w:rPr>
+          <w:rFonts w:eastAsia="Arial"/>
+        </w:rPr>
+        <w:t>Hibbi</w:t>
+      </w:r>
+      <w:proofErr w:type="spellEnd"/>
+      <w:r>
+        <w:rPr>
+          <w:rFonts w:eastAsia="Arial"/>
+        </w:rPr>
+        <w:t xml:space="preserve"> </w:t>
+      </w:r>
+      <w:r>
+        <w:rPr>
+          <w:rFonts w:eastAsia="Arial"/>
+          <w:i/>
+        </w:rPr>
+        <w:t>et al</w:t>
+      </w:r>
+      <w:r>
+        <w:rPr>
+          <w:rFonts w:eastAsia="Arial"/>
+        </w:rPr>
+        <w:t xml:space="preserve">., 2020), and LLMs further expanded the potential for natural, interactive academic assistance (Chen </w:t>
+      </w:r>
+      <w:r>
+        <w:rPr>
+          <w:rFonts w:eastAsia="Arial"/>
+          <w:i/>
+        </w:rPr>
+        <w:t>et al</w:t>
+      </w:r>
+      <w:r>
+        <w:rPr>
+          <w:rFonts w:eastAsia="Arial"/>
+        </w:rPr>
+        <w:t xml:space="preserve">., 2025). The current educational technologies still adhere to a method that treats learning components as separate elements which require different solutions instead of addressing complete student </w:t>
+      </w:r>
+      <w:r>
+        <w:rPr>
+          <w:rFonts w:eastAsia="Arial"/>
+        </w:rPr>
+        <w:lastRenderedPageBreak/>
+        <w:t xml:space="preserve">requirements (Wang </w:t>
+      </w:r>
+      <w:r>
+        <w:rPr>
+          <w:rFonts w:eastAsia="Arial"/>
+          <w:i/>
+        </w:rPr>
+        <w:t>et al</w:t>
+      </w:r>
+      <w:r>
+        <w:rPr>
+          <w:rFonts w:eastAsia="Arial"/>
+        </w:rPr>
+        <w:t>., 2025). The project emerged from the educational sector's inability to implement AI capabilities which already existed in their operation</w:t>
+      </w:r>
+      <w:r>
+        <w:rPr>
+          <w:rFonts w:eastAsia="Arial"/>
+        </w:rPr>
+        <w:t>.</w:t>
+      </w:r>
+    </w:p>
+    <w:p>
+      <w:pPr>
+        <w:jc w:val="both"/>
+        <w:rPr>
+          <w:rFonts w:eastAsia="Arial"/>
           <w:lang w:val="en-NG" w:eastAsia="en-NG"/>
         </w:rPr>
       </w:pPr>
-      <w:r>
-        <w:rPr>
-          <w:rFonts w:eastAsia="Arial"/>
-        </w:rPr>
-        <w:t xml:space="preserve">This research was motivated by two converging trends in education and technology. First, despite the widespread adoption of digital learning platforms, students continue to experience passive learning environments, social isolation, and content that fails to meet their individual needs. Current e-learning systems lack the capacity to provide authentic, personalized academic support at scale (Murtaza </w:t>
-      </w:r>
-      <w:r>
-        <w:rPr>
-          <w:rFonts w:eastAsia="Arial"/>
-          <w:i/>
-        </w:rPr>
-        <w:t>et al</w:t>
-      </w:r>
-      <w:r>
-        <w:rPr>
-          <w:rFonts w:eastAsia="Arial"/>
-        </w:rPr>
-        <w:t>., 2022). Second, rapid advancements in AI, particularly in Large Language Models (LLMs) and machine learning, created genuine opportunity to address these deficiencies. Intelligent Tutoring Systems had already demonstrated the viability of personalized AI-driven instruction (</w:t>
-      </w:r>
-      <w:proofErr w:type="spellStart"/>
-      <w:r>
-        <w:rPr>
-          <w:rFonts w:eastAsia="Arial"/>
-        </w:rPr>
-        <w:t>Hibbi</w:t>
-      </w:r>
-      <w:proofErr w:type="spellEnd"/>
-      <w:r>
-        <w:rPr>
-          <w:rFonts w:eastAsia="Arial"/>
-        </w:rPr>
-        <w:t xml:space="preserve"> </w:t>
-      </w:r>
-      <w:r>
-        <w:rPr>
-          <w:rFonts w:eastAsia="Arial"/>
-          <w:i/>
-        </w:rPr>
-        <w:t>et al</w:t>
-      </w:r>
-      <w:r>
-        <w:rPr>
-          <w:rFonts w:eastAsia="Arial"/>
-        </w:rPr>
-        <w:t xml:space="preserve">., 2020), and LLMs further expanded the potential for natural, interactive academic assistance (Chen </w:t>
-      </w:r>
-      <w:r>
-        <w:rPr>
-          <w:rFonts w:eastAsia="Arial"/>
-          <w:i/>
-        </w:rPr>
-        <w:t>et al</w:t>
-      </w:r>
-      <w:r>
-        <w:rPr>
-          <w:rFonts w:eastAsia="Arial"/>
-        </w:rPr>
-        <w:t xml:space="preserve">., 2025). However, existing educational technologies continued to be deployed in a piecemeal fashion, addressing only isolated aspects of the learning process rather than the student's needs as a whole (Wang </w:t>
-      </w:r>
-      <w:r>
-        <w:rPr>
-          <w:rFonts w:eastAsia="Arial"/>
-          <w:i/>
-        </w:rPr>
-        <w:t>et al</w:t>
-      </w:r>
-      <w:r>
-        <w:rPr>
-          <w:rFonts w:eastAsia="Arial"/>
-        </w:rPr>
-        <w:t>., 2025). This gap between available AI capability and its integrated application in education is what motivated the development of this project.</w:t>
-      </w:r>
     </w:p>
     <w:p>
       <w:pPr>
@@ -1846,7 +2747,6 @@
         <w:spacing w:line="480" w:lineRule="auto"/>
       </w:pPr>
       <w:r>
-        <w:lastRenderedPageBreak/>
         <w:t xml:space="preserve"> Significance of the Study</w:t>
       </w:r>
     </w:p>
@@ -1856,7 +2756,10 @@
         <w:jc w:val="both"/>
       </w:pPr>
       <w:r>
-        <w:t>The development of the Smart Study Companion holds significant implications for the field of educational technology, offering substantial benefits for students, academic institutions, and the broader domain of AI in education.</w:t>
+        <w:t>The Smart Study Companion development process functions as an important educational technology development which provides major advantages to students and educational institutions and the entire field of AI-based educational technologies</w:t>
+      </w:r>
+      <w:r>
+        <w:t>.</w:t>
       </w:r>
     </w:p>
     <w:p>
@@ -1977,7 +2880,11 @@
         <w:t>et al</w:t>
       </w:r>
       <w:r>
-        <w:t>., 2025). The research results will advance our understanding of creating AI systems that demonstrate ethical behavior and provide explainable results while enabling users to control their interactions with the technology.</w:t>
+        <w:t xml:space="preserve">., 2025). The research results will advance our understanding of creating AI </w:t>
+      </w:r>
+      <w:r>
+        <w:lastRenderedPageBreak/>
+        <w:t>systems that demonstrate ethical behavior and provide explainable results while enabling users to control their interactions with the technology.</w:t>
       </w:r>
     </w:p>
     <w:p>
@@ -1996,7 +2903,6 @@
         <w:spacing w:line="480" w:lineRule="auto"/>
       </w:pPr>
       <w:r>
-        <w:lastRenderedPageBreak/>
         <w:t>Scope of Study</w:t>
       </w:r>
     </w:p>
@@ -2107,15 +3013,48 @@
         <w:jc w:val="both"/>
         <w:rPr>
           <w:rFonts w:eastAsia="Arial"/>
+        </w:rPr>
+      </w:pPr>
+      <w:r>
+        <w:rPr>
+          <w:rFonts w:eastAsia="Arial"/>
+        </w:rPr>
+        <w:t xml:space="preserve">The project approached its research objectives through a four-phase methodology which directly matched the four research </w:t>
+      </w:r>
+      <w:r>
+        <w:rPr>
+          <w:rFonts w:eastAsia="Arial"/>
+        </w:rPr>
+        <w:t>objectives</w:t>
+      </w:r>
+      <w:r>
+        <w:rPr>
+          <w:rFonts w:eastAsia="Arial"/>
+        </w:rPr>
+        <w:t xml:space="preserve">. The system development process of the project used Agile development methodology as its guiding framework. Agile development was selected because it enables organizations to develop their software products through continuous testing and </w:t>
+      </w:r>
+      <w:r>
+        <w:rPr>
+          <w:rFonts w:eastAsia="Arial"/>
+        </w:rPr>
+        <w:lastRenderedPageBreak/>
+        <w:t>improvement during multiple development stages. The project required this approach because it needed to combine the dataset pipeline and MVC architecture and AI components while testing each system part before proceeding to the next stage</w:t>
+      </w:r>
+      <w:r>
+        <w:rPr>
+          <w:rFonts w:eastAsia="Arial"/>
+        </w:rPr>
+        <w:t>.</w:t>
+      </w:r>
+    </w:p>
+    <w:p>
+      <w:pPr>
+        <w:jc w:val="both"/>
+        <w:rPr>
+          <w:rFonts w:eastAsia="Arial"/>
           <w:lang w:val="en-NG" w:eastAsia="en-NG"/>
         </w:rPr>
       </w:pPr>
-      <w:r>
-        <w:rPr>
-          <w:rFonts w:eastAsia="Arial"/>
-        </w:rPr>
-        <w:t>The methodology of this project was structured around four phases that directly corresponded to the four research objectives. The project adopted the Agile development methodology to guide the system development process. Agile was chosen because it supports iterative development, allowing each component of the system to be built, tested, and refined in cycles rather than in a single linear sequence. This was particularly suited to this project given the need to progressively integrate the dataset pipeline, the MVC architecture, and the AI components while continuously verifying that each part functioned as expected before moving to the next.</w:t>
-      </w:r>
     </w:p>
     <w:p>
       <w:pPr>
@@ -2129,68 +3068,69 @@
         <w:rPr>
           <w:rFonts w:eastAsia="Arial"/>
         </w:rPr>
+        <w:t>The first objective required the complete process of acquiring, cleaning, and preprocessing all datasets which served as training material for machine learning components in the system. The researchers obtained structured datasets from Kaggle which contained student interaction and performance data. The datasets included student profiles, course engagement logs, assessment scores, and learning activity records. The raw data underwent its first inspection process to identify existing quality issues. The cleaning process required duplicate record removal while missing values were handled through mean imputation for numerical fields and mode imputation for categorical fields together with the removal of all irrelevant and redundant features. The team identified outliers which they treated to stop model performance from becoming distorted. The data underwent its first cleaning stage before preprocessing operations began which included numerical feature normalization to a standardized scale, categorical variable encoding, and dataset partitioning into training and test sets at 80:20 ratio. The team used Python as their main tool for data manipulation through which they handled operations by using pandas and NumPy libraries</w:t>
+      </w:r>
+      <w:r>
+        <w:rPr>
+          <w:rFonts w:eastAsia="Arial"/>
+        </w:rPr>
+        <w:t>.</w:t>
+      </w:r>
+    </w:p>
+    <w:p>
+      <w:pPr>
+        <w:jc w:val="both"/>
+        <w:rPr>
+          <w:rFonts w:eastAsia="Arial"/>
+        </w:rPr>
+      </w:pPr>
+    </w:p>
+    <w:p>
+      <w:pPr>
+        <w:spacing w:after="180" w:line="480" w:lineRule="auto"/>
+        <w:jc w:val="both"/>
+        <w:rPr>
+          <w:rFonts w:eastAsia="Arial"/>
+        </w:rPr>
+      </w:pPr>
+      <w:r>
+        <w:rPr>
+          <w:rFonts w:eastAsia="Arial"/>
+        </w:rPr>
+        <w:t xml:space="preserve">The second objective addressed the design of the Smart AI-Powered Study Companion using the Model-View-Controller (MVC) architectural pattern. MVC was selected because it enforces a clear separation of concerns across three layers: the Model, which manages all data logic and communicates with the Firebase database; the View, which handles the student-facing interface; and the Controller, which processes requests and manages communication with the AI services. A complete system architecture diagram mapping all components and their interactions was </w:t>
+      </w:r>
+      <w:r>
+        <w:rPr>
+          <w:rFonts w:eastAsia="Arial"/>
+        </w:rPr>
         <w:lastRenderedPageBreak/>
-        <w:t xml:space="preserve">The first objective involved the acquisition, cleaning, and preprocessing of the datasets used to train the machine learning components of the system. Structured datasets containing student interaction and performance data were sourced from Kaggle. These datasets comprised student profiles, course engagement logs, assessment scores, and learning activity records. Upon acquisition, the raw data was inspected for quality issues. The cleaning process involved removing duplicate records, handling missing values through mean imputation for numerical fields and mode imputation for categorical fields, and eliminating irrelevant or redundant features. Outliers were identified and treated to prevent skewed model performance. Following cleaning, the data was preprocessed by </w:t>
+        <w:t>produced before development began. The View layer was built using React.js, the Controller using Node.js with Express.js, and the Model layer managed all data in Firebase.</w:t>
+      </w:r>
+      <w:r>
+        <w:rPr>
+          <w:rFonts w:eastAsia="Arial"/>
+        </w:rPr>
+        <w:t xml:space="preserve"> </w:t>
+      </w:r>
+      <w:r>
+        <w:rPr>
+          <w:rFonts w:eastAsia="Arial"/>
+        </w:rPr>
+        <w:t xml:space="preserve">The third objective covered the implementation of the tutoring system. The conversational tutoring interface was built using the pre-trained </w:t>
       </w:r>
       <w:proofErr w:type="spellStart"/>
       <w:r>
         <w:rPr>
           <w:rFonts w:eastAsia="Arial"/>
         </w:rPr>
-        <w:t>normalising</w:t>
+        <w:t>LLaMA</w:t>
       </w:r>
       <w:proofErr w:type="spellEnd"/>
       <w:r>
         <w:rPr>
           <w:rFonts w:eastAsia="Arial"/>
         </w:rPr>
-        <w:t xml:space="preserve"> numerical features to a uniform scale, encoding categorical variables, and splitting the dataset into training and test sets at a ratio of 80:20. Python was the primary tool used, with the pandas and NumPy libraries handling data manipulation operations.</w:t>
-      </w:r>
-    </w:p>
-    <w:p>
-      <w:pPr>
-        <w:jc w:val="both"/>
-        <w:rPr>
-          <w:rFonts w:eastAsia="Arial"/>
-        </w:rPr>
-      </w:pPr>
-    </w:p>
-    <w:p>
-      <w:pPr>
-        <w:spacing w:after="180" w:line="480" w:lineRule="auto"/>
-        <w:jc w:val="both"/>
-        <w:rPr>
-          <w:rFonts w:eastAsia="Arial"/>
-        </w:rPr>
-      </w:pPr>
-      <w:r>
-        <w:rPr>
-          <w:rFonts w:eastAsia="Arial"/>
-        </w:rPr>
-        <w:t>The second objective addressed the design of the Smart AI-Powered Study Companion using the Model-View-Controller (MVC) architectural pattern. MVC was selected because it enforces a clear separation of concerns across three layers: the Model, which manages all data logic and communicates with the Firebase database; the View, which handles the student-facing interface; and the Controller, which processes requests and manages communication with the AI services. A complete system architecture diagram mapping all components and their interactions was produced before development began. The View layer was built using React.js, the Controller using Node.js with Express.js, and the Model layer managed all data in Firebase.</w:t>
-      </w:r>
-    </w:p>
-    <w:p>
-      <w:pPr>
-        <w:jc w:val="both"/>
-        <w:rPr>
-          <w:rFonts w:eastAsia="Arial"/>
-        </w:rPr>
-      </w:pPr>
-    </w:p>
-    <w:p>
-      <w:pPr>
-        <w:spacing w:after="180" w:line="480" w:lineRule="auto"/>
-        <w:jc w:val="both"/>
-        <w:rPr>
-          <w:rFonts w:eastAsia="Arial"/>
-        </w:rPr>
-      </w:pPr>
-      <w:r>
-        <w:rPr>
-          <w:rFonts w:eastAsia="Arial"/>
-        </w:rPr>
-        <w:t xml:space="preserve">The third objective covered the implementation of the tutoring system. The conversational tutoring interface was built using the pre-trained </w:t>
+        <w:t xml:space="preserve"> large language model, integrated via API calls into the Controller layer. The Hugging Face Transformers library was used to manage the </w:t>
       </w:r>
       <w:proofErr w:type="spellStart"/>
       <w:r>
@@ -2204,28 +3144,7 @@
         <w:rPr>
           <w:rFonts w:eastAsia="Arial"/>
         </w:rPr>
-        <w:t xml:space="preserve"> large language model, integrated via API calls into the Controller layer. The Hugging Face Transformers library was used to manage the </w:t>
-      </w:r>
-      <w:proofErr w:type="spellStart"/>
-      <w:r>
-        <w:rPr>
-          <w:rFonts w:eastAsia="Arial"/>
-        </w:rPr>
-        <w:t>LLaMA</w:t>
-      </w:r>
-      <w:proofErr w:type="spellEnd"/>
-      <w:r>
-        <w:rPr>
-          <w:rFonts w:eastAsia="Arial"/>
-        </w:rPr>
-        <w:t xml:space="preserve"> </w:t>
-      </w:r>
-      <w:r>
-        <w:rPr>
-          <w:rFonts w:eastAsia="Arial"/>
-        </w:rPr>
-        <w:lastRenderedPageBreak/>
-        <w:t xml:space="preserve">model within the Python backend. The Dynamic Personalization Engine was developed in Python using a collaborative filtering algorithm implemented with scikit-learn to adjust content difficulty and sequence in real time. The predictive feedback mechanism was built using an </w:t>
+        <w:t xml:space="preserve"> model within the Python backend. The Dynamic Personalization Engine was developed in Python using a collaborative filtering algorithm implemented with scikit-learn to adjust content difficulty and sequence in real time. The predictive feedback mechanism was built using an </w:t>
       </w:r>
       <w:proofErr w:type="spellStart"/>
       <w:r>
@@ -2306,17 +3225,12 @@
         <w:jc w:val="both"/>
       </w:pPr>
       <w:r>
-        <w:t xml:space="preserve">Chapter one presents the introduction to this study, which comprises the background of the study, statement of the problem, aim and objectives of the study, significance of the study, scope of the study, research methodology, organization of the study, and definition of terms. Chapter two discusses the literature review; it gives a history of the study whilst overviewing older articles and publications which were scrutinized to gain an understanding of the topic. Chapter three presents the methodology used, an overview of the proposed system, benefits of the proposed system, data collection methods, software development methodology used, an overview of the proposed </w:t>
+        <w:t xml:space="preserve">Chapter one presents the introduction to this study, which comprises the background of the study, statement of the problem, aim and objectives of the study, significance of the study, scope of the </w:t>
       </w:r>
       <w:r>
         <w:lastRenderedPageBreak/>
-        <w:t>systems, benefits of the proposed system, data collection methods, software development methodology, requirements analysis, functional requirements, non-functional requirements, use case modelling diagram, activity flow diagrams, class diagrams, sequence diagrams, architecture, input design, output design and database design. Chapter four explains the project development process which shows how the software development followed the Chapter 3 specifications. The fifth chapter provides an overview of the complete project which includes all project components from summary to conclusion to recommendation to result discussion to research limitations to knowledge contribution to future research recommendations.</w:t>
-      </w:r>
-    </w:p>
-    <w:p>
-      <w:pPr>
-        <w:jc w:val="both"/>
-      </w:pPr>
+        <w:t>study, research methodology, organization of the study, and definition of terms. Chapter two discusses the literature review; it gives a history of the study whilst overviewing older articles and publications which were scrutinized to gain an understanding of the topic. Chapter three presents the methodology used, an overview of the proposed system, benefits of the proposed system, data collection methods, software development methodology used, an overview of the proposed systems, benefits of the proposed system, data collection methods, software development methodology, requirements analysis, functional requirements, non-functional requirements, use case modelling diagram, activity flow diagrams, class diagrams, sequence diagrams, architecture, input design, output design and database design. Chapter four explains the project development process which shows how the software development followed the Chapter 3 specifications. The fifth chapter provides an overview of the complete project which includes all project components from summary to conclusion to recommendation to result discussion to research limitations to knowledge contribution to future research recommendations.</w:t>
+      </w:r>
     </w:p>
     <w:p>
       <w:pPr>
@@ -2353,7 +3267,13 @@
         <w:t>Smart AI-Powered Study Companion:</w:t>
       </w:r>
       <w:r>
-        <w:t xml:space="preserve"> The integrated software platform developed in this project. It is designed to act as a student's personal academic assistant by providing dynamic study plans, chat-based tutoring, and predictive feedback.</w:t>
+        <w:t xml:space="preserve"> </w:t>
+      </w:r>
+      <w:r>
+        <w:t>The integrated software platform developed in this project. The system functions as a personal academic assistant through its study plans and chat tutoring and its ability to deliver predictive feedback</w:t>
+      </w:r>
+      <w:r>
+        <w:t>.</w:t>
       </w:r>
     </w:p>
     <w:p>
@@ -2390,6 +3310,7 @@
           <w:b/>
           <w:bCs/>
         </w:rPr>
+        <w:lastRenderedPageBreak/>
         <w:t>Dynamic Personalization Engine:</w:t>
       </w:r>
       <w:r>
@@ -2413,11 +3334,7 @@
         <w:t>Already Trained Models:</w:t>
       </w:r>
       <w:r>
-        <w:t xml:space="preserve"> A foundational project constraint referring to the use of pre-existing, fully developed Artificial Intelligence models (such as LLMs and predictive </w:t>
-      </w:r>
-      <w:r>
-        <w:lastRenderedPageBreak/>
-        <w:t>analytics tools) accessed via an API, without conducting full-scale model training from scratch.</w:t>
+        <w:t xml:space="preserve"> A foundational project constraint referring to the use of pre-existing, fully developed Artificial Intelligence models (such as LLMs and predictive analytics tools) accessed via an API, without conducting full-scale model training from scratch.</w:t>
       </w:r>
     </w:p>
     <w:p>
@@ -2542,6 +3459,7 @@
           <w:b/>
           <w:bCs/>
         </w:rPr>
+        <w:lastRenderedPageBreak/>
         <w:t>API (Application Programming Interface):</w:t>
       </w:r>
       <w:r>
@@ -2590,7 +3508,6 @@
           <w:b/>
           <w:bCs/>
         </w:rPr>
-        <w:lastRenderedPageBreak/>
         <w:t>Express.js:</w:t>
       </w:r>
       <w:r>
@@ -2685,1381 +3602,6 @@
     <w:p>
       <w:pPr>
         <w:spacing w:before="120" w:after="120" w:line="480" w:lineRule="auto"/>
-      </w:pPr>
-    </w:p>
-    <w:p>
-      <w:pPr>
-        <w:spacing w:before="120" w:after="120" w:line="480" w:lineRule="auto"/>
-      </w:pPr>
-    </w:p>
-    <w:p>
-      <w:pPr>
-        <w:spacing w:before="120" w:after="120" w:line="480" w:lineRule="auto"/>
-      </w:pPr>
-    </w:p>
-    <w:p>
-      <w:pPr>
-        <w:jc w:val="both"/>
-        <w:rPr>
-          <w:rFonts w:eastAsia="Arial"/>
-        </w:rPr>
-      </w:pPr>
-    </w:p>
-    <w:p>
-      <w:pPr>
-        <w:pStyle w:val="Heading2"/>
-        <w:numPr>
-          <w:ilvl w:val="1"/>
-          <w:numId w:val="1"/>
-        </w:numPr>
-        <w:spacing w:line="480" w:lineRule="auto"/>
-        <w:rPr>
-          <w:szCs w:val="24"/>
-        </w:rPr>
-      </w:pPr>
-      <w:r>
-        <w:rPr>
-          <w:szCs w:val="24"/>
-        </w:rPr>
-        <w:t>Problem Statement</w:t>
-      </w:r>
-    </w:p>
-    <w:p>
-      <w:pPr>
-        <w:spacing w:after="180" w:line="480" w:lineRule="auto"/>
-        <w:jc w:val="both"/>
-        <w:rPr>
-          <w:rFonts w:eastAsia="Arial"/>
-        </w:rPr>
-      </w:pPr>
-      <w:r>
-        <w:rPr>
-          <w:rFonts w:eastAsia="Arial"/>
-        </w:rPr>
-        <w:t xml:space="preserve">Current digital learning environments based on a one-size-fits-all model fail to deliver personalized learning experiences that educational institutions need to support their various student populations (Murtaza </w:t>
-      </w:r>
-      <w:r>
-        <w:rPr>
-          <w:rFonts w:eastAsia="Arial"/>
-          <w:i/>
-        </w:rPr>
-        <w:t>et al</w:t>
-      </w:r>
-      <w:r>
-        <w:rPr>
-          <w:rFonts w:eastAsia="Arial"/>
-        </w:rPr>
-        <w:t>., 2022). This lack of individualization results in decreased student participation, poor academic outcomes, and increased dropout rates (Salem, 2024). While AI-</w:t>
-      </w:r>
-      <w:r>
-        <w:rPr>
-          <w:rFonts w:eastAsia="Arial"/>
-        </w:rPr>
-        <w:lastRenderedPageBreak/>
-        <w:t xml:space="preserve">powered educational tools such as Intelligent Tutoring Systems (ITS), chatbots, and predictive analytics have been developed to address these issues, each tool operates in isolation and covers only one aspect of the student's learning needs. Specifically, recommendation systems provide content suggestions without conversational interaction (Urdaneta-Ponte </w:t>
-      </w:r>
-      <w:r>
-        <w:rPr>
-          <w:rFonts w:eastAsia="Arial"/>
-          <w:i/>
-        </w:rPr>
-        <w:t>et al</w:t>
-      </w:r>
-      <w:r>
-        <w:rPr>
-          <w:rFonts w:eastAsia="Arial"/>
-        </w:rPr>
-        <w:t xml:space="preserve">., 2021), chatbots respond to queries without maintaining a persistent understanding of the student's academic goals or progress (Dan </w:t>
-      </w:r>
-      <w:r>
-        <w:rPr>
-          <w:rFonts w:eastAsia="Arial"/>
-          <w:i/>
-        </w:rPr>
-        <w:t>et al</w:t>
-      </w:r>
-      <w:r>
-        <w:rPr>
-          <w:rFonts w:eastAsia="Arial"/>
-        </w:rPr>
-        <w:t>., 2023), and performance prediction tools flag at-risk students without offering actionable, personalized follow-up guidance (</w:t>
-      </w:r>
-      <w:proofErr w:type="spellStart"/>
-      <w:r>
-        <w:rPr>
-          <w:rFonts w:eastAsia="Arial"/>
-        </w:rPr>
-        <w:t>Ramaswami</w:t>
-      </w:r>
-      <w:proofErr w:type="spellEnd"/>
-      <w:r>
-        <w:rPr>
-          <w:rFonts w:eastAsia="Arial"/>
-        </w:rPr>
-        <w:t xml:space="preserve"> </w:t>
-      </w:r>
-      <w:r>
-        <w:rPr>
-          <w:rFonts w:eastAsia="Arial"/>
-          <w:i/>
-        </w:rPr>
-        <w:t>et al</w:t>
-      </w:r>
-      <w:r>
-        <w:rPr>
-          <w:rFonts w:eastAsia="Arial"/>
-        </w:rPr>
-        <w:t>., 2023). No existing system combines all three functions into one platform.</w:t>
-      </w:r>
-    </w:p>
-    <w:p>
-      <w:pPr>
-        <w:jc w:val="both"/>
-        <w:rPr>
-          <w:rFonts w:eastAsia="Arial"/>
-        </w:rPr>
-      </w:pPr>
-    </w:p>
-    <w:p>
-      <w:pPr>
-        <w:spacing w:after="180" w:line="480" w:lineRule="auto"/>
-        <w:jc w:val="both"/>
-        <w:rPr>
-          <w:rFonts w:eastAsia="Arial"/>
-        </w:rPr>
-      </w:pPr>
-      <w:r>
-        <w:rPr>
-          <w:rFonts w:eastAsia="Arial"/>
-        </w:rPr>
-        <w:t xml:space="preserve">This incompleteness is the core problem. A student using current tools must move between a chatbot for question answering, a separate planner for scheduling, and an independent analytics dashboard for progress </w:t>
-      </w:r>
-      <w:r>
-        <w:rPr>
-          <w:rFonts w:eastAsia="Arial"/>
-        </w:rPr>
-        <w:t>tracking</w:t>
-      </w:r>
-      <w:r>
-        <w:rPr>
-          <w:rFonts w:eastAsia="Arial"/>
-        </w:rPr>
-        <w:t>, w</w:t>
-      </w:r>
-      <w:r>
-        <w:rPr>
-          <w:rFonts w:eastAsia="Arial"/>
-        </w:rPr>
-        <w:t>ith</w:t>
-      </w:r>
-      <w:r>
-        <w:rPr>
-          <w:rFonts w:eastAsia="Arial"/>
-        </w:rPr>
-        <w:t xml:space="preserve"> none of these systems sharing data or adapting based on each other (Chun </w:t>
-      </w:r>
-      <w:r>
-        <w:rPr>
-          <w:rFonts w:eastAsia="Arial"/>
-          <w:i/>
-        </w:rPr>
-        <w:t>et al</w:t>
-      </w:r>
-      <w:r>
-        <w:rPr>
-          <w:rFonts w:eastAsia="Arial"/>
-        </w:rPr>
-        <w:t xml:space="preserve">., 2025; Wang </w:t>
-      </w:r>
-      <w:r>
-        <w:rPr>
-          <w:rFonts w:eastAsia="Arial"/>
-          <w:i/>
-        </w:rPr>
-        <w:t>et al</w:t>
-      </w:r>
-      <w:r>
-        <w:rPr>
-          <w:rFonts w:eastAsia="Arial"/>
-        </w:rPr>
-        <w:t>., 2025). The result is a disjointed experience that fails to provide the unified, continuous, and personalized support that students need to succeed. This project addresses this gap by developing the Smart AI-Powered Study Companion, a single integrated platform that combines three core functions: personalized and adaptive study planning, on-demand conversational tutoring, and predictive performance feedback. By unifying these capabilities within one system built on existing pre-trained AI models, the Companion provides students with consistent, contextualized, and scalable academic support that no current standalone tool is able to deliver.</w:t>
-      </w:r>
-    </w:p>
-    <w:p>
-      <w:pPr>
-        <w:spacing w:before="120" w:after="120" w:line="480" w:lineRule="auto"/>
-      </w:pPr>
-    </w:p>
-    <w:p>
-      <w:pPr>
-        <w:pStyle w:val="Heading2"/>
-        <w:numPr>
-          <w:ilvl w:val="1"/>
-          <w:numId w:val="1"/>
-        </w:numPr>
-        <w:spacing w:line="480" w:lineRule="auto"/>
-        <w:rPr>
-          <w:szCs w:val="24"/>
-        </w:rPr>
-      </w:pPr>
-      <w:r>
-        <w:rPr>
-          <w:szCs w:val="24"/>
-        </w:rPr>
-        <w:lastRenderedPageBreak/>
-        <w:t>Aim and Objectives</w:t>
-      </w:r>
-    </w:p>
-    <w:p>
-      <w:pPr>
-        <w:spacing w:before="120" w:after="120" w:line="480" w:lineRule="auto"/>
-        <w:jc w:val="both"/>
-      </w:pPr>
-      <w:r>
-        <w:t>The aim of this project is to design, develop, and evaluate a scalable Smart Study Companion using already trained AI models to improve student success in digital learning environments.</w:t>
-      </w:r>
-    </w:p>
-    <w:p>
-      <w:pPr>
-        <w:spacing w:before="120" w:after="120" w:line="480" w:lineRule="auto"/>
-        <w:jc w:val="both"/>
-      </w:pPr>
-      <w:r>
-        <w:t>The specific objectives of this project are:</w:t>
-      </w:r>
-    </w:p>
-    <w:p>
-      <w:pPr>
-        <w:pStyle w:val="ListParagraph"/>
-        <w:numPr>
-          <w:ilvl w:val="0"/>
-          <w:numId w:val="2"/>
-        </w:numPr>
-        <w:spacing w:before="120" w:after="120" w:line="480" w:lineRule="auto"/>
-        <w:jc w:val="both"/>
-      </w:pPr>
-      <w:r>
-        <w:t>To acquire, clean, and preprocess student interaction datasets from Kaggle for model training.</w:t>
-      </w:r>
-    </w:p>
-    <w:p>
-      <w:pPr>
-        <w:pStyle w:val="ListParagraph"/>
-        <w:numPr>
-          <w:ilvl w:val="0"/>
-          <w:numId w:val="2"/>
-        </w:numPr>
-        <w:spacing w:before="120" w:after="120" w:line="480" w:lineRule="auto"/>
-        <w:jc w:val="both"/>
-      </w:pPr>
-      <w:r>
-        <w:t>Design the Smart AI Powered Study Companion using the Model View Controller (M</w:t>
-      </w:r>
-      <w:r>
-        <w:t>VC</w:t>
-      </w:r>
-      <w:r>
-        <w:t>)</w:t>
-      </w:r>
-      <w:r>
-        <w:t>.</w:t>
-      </w:r>
-    </w:p>
-    <w:p>
-      <w:pPr>
-        <w:pStyle w:val="ListParagraph"/>
-        <w:numPr>
-          <w:ilvl w:val="0"/>
-          <w:numId w:val="2"/>
-        </w:numPr>
-        <w:spacing w:before="120" w:after="120" w:line="480" w:lineRule="auto"/>
-        <w:jc w:val="both"/>
-      </w:pPr>
-      <w:r>
-        <w:t>Implement</w:t>
-      </w:r>
-      <w:r>
-        <w:t xml:space="preserve"> the Tutoring system in (b) using LLMs and Machine Learning.</w:t>
-      </w:r>
-    </w:p>
-    <w:p>
-      <w:pPr>
-        <w:pStyle w:val="ListParagraph"/>
-        <w:numPr>
-          <w:ilvl w:val="0"/>
-          <w:numId w:val="2"/>
-        </w:numPr>
-        <w:spacing w:before="120" w:after="120" w:line="480" w:lineRule="auto"/>
-        <w:jc w:val="both"/>
-      </w:pPr>
-      <w:r>
-        <w:t>Evaluate the</w:t>
-      </w:r>
-      <w:r>
-        <w:t xml:space="preserve"> implemented system</w:t>
-      </w:r>
-      <w:r>
-        <w:t xml:space="preserve"> in (c).</w:t>
-      </w:r>
-    </w:p>
-    <w:p>
-      <w:pPr>
-        <w:pStyle w:val="ListParagraph"/>
-        <w:ind w:left="425"/>
-        <w:contextualSpacing w:val="0"/>
-        <w:jc w:val="both"/>
-      </w:pPr>
-    </w:p>
-    <w:p>
-      <w:pPr>
-        <w:pStyle w:val="Heading2"/>
-        <w:numPr>
-          <w:ilvl w:val="1"/>
-          <w:numId w:val="1"/>
-        </w:numPr>
-        <w:spacing w:line="480" w:lineRule="auto"/>
-      </w:pPr>
-      <w:r>
-        <w:t>Research Motivation</w:t>
-      </w:r>
-    </w:p>
-    <w:p>
-      <w:pPr>
-        <w:spacing w:after="180" w:line="480" w:lineRule="auto"/>
-        <w:jc w:val="both"/>
-        <w:rPr>
-          <w:rFonts w:eastAsia="Arial"/>
-        </w:rPr>
-      </w:pPr>
-      <w:r>
-        <w:rPr>
-          <w:rFonts w:eastAsia="Arial"/>
-        </w:rPr>
-        <w:t xml:space="preserve">This research is motivated by two converging trends in education and technology. First, despite the widespread adoption of digital learning platforms, students continue to experience passive learning environments, social isolation, and content that fails to meet their individual needs. Current e-learning systems lack the capacity to provide authentic, personalized academic support at scale (Murtaza </w:t>
-      </w:r>
-      <w:r>
-        <w:rPr>
-          <w:rFonts w:eastAsia="Arial"/>
-          <w:i/>
-        </w:rPr>
-        <w:t>et al</w:t>
-      </w:r>
-      <w:r>
-        <w:rPr>
-          <w:rFonts w:eastAsia="Arial"/>
-        </w:rPr>
-        <w:t>., 2022). Second, rapid advancements in AI, particularly in Large Language Models (LLMs) and machine learning, have created genuine opportunity to address these deficiencies. Intelligent Tutoring Systems have already demonstrated the viability of personalized AI-driven instruction (</w:t>
-      </w:r>
-      <w:proofErr w:type="spellStart"/>
-      <w:r>
-        <w:rPr>
-          <w:rFonts w:eastAsia="Arial"/>
-        </w:rPr>
-        <w:t>Hibbi</w:t>
-      </w:r>
-      <w:proofErr w:type="spellEnd"/>
-      <w:r>
-        <w:rPr>
-          <w:rFonts w:eastAsia="Arial"/>
-        </w:rPr>
-        <w:t xml:space="preserve"> </w:t>
-      </w:r>
-      <w:r>
-        <w:rPr>
-          <w:rFonts w:eastAsia="Arial"/>
-          <w:i/>
-        </w:rPr>
-        <w:t>et al</w:t>
-      </w:r>
-      <w:r>
-        <w:rPr>
-          <w:rFonts w:eastAsia="Arial"/>
-        </w:rPr>
-        <w:t xml:space="preserve">., 2020), and LLMs have further expanded the potential for natural, interactive academic assistance (Chen </w:t>
-      </w:r>
-      <w:r>
-        <w:rPr>
-          <w:rFonts w:eastAsia="Arial"/>
-          <w:i/>
-        </w:rPr>
-        <w:t>et al</w:t>
-      </w:r>
-      <w:r>
-        <w:rPr>
-          <w:rFonts w:eastAsia="Arial"/>
-        </w:rPr>
-        <w:t xml:space="preserve">., 2025). However, existing educational technologies continue to be deployed in a piecemeal fashion, addressing only isolated aspects of the learning process rather than the student's needs as a whole (Wang </w:t>
-      </w:r>
-      <w:r>
-        <w:rPr>
-          <w:rFonts w:eastAsia="Arial"/>
-          <w:i/>
-        </w:rPr>
-        <w:t>et al</w:t>
-      </w:r>
-      <w:r>
-        <w:rPr>
-          <w:rFonts w:eastAsia="Arial"/>
-        </w:rPr>
-        <w:t>., 2025). This gap between available AI capability and its integrated application in education is what motivates the development of this project.</w:t>
-      </w:r>
-    </w:p>
-    <w:p>
-      <w:pPr>
-        <w:pStyle w:val="Heading2"/>
-        <w:numPr>
-          <w:ilvl w:val="1"/>
-          <w:numId w:val="1"/>
-        </w:numPr>
-        <w:spacing w:line="480" w:lineRule="auto"/>
-      </w:pPr>
-      <w:r>
-        <w:lastRenderedPageBreak/>
-        <w:t xml:space="preserve"> Significance of the Study</w:t>
-      </w:r>
-    </w:p>
-    <w:p>
-      <w:pPr>
-        <w:spacing w:before="120" w:after="120" w:line="480" w:lineRule="auto"/>
-        <w:jc w:val="both"/>
-      </w:pPr>
-      <w:r>
-        <w:t xml:space="preserve">The development of the </w:t>
-      </w:r>
-      <w:r>
-        <w:t>Smart</w:t>
-      </w:r>
-      <w:r>
-        <w:t xml:space="preserve"> Study Companion holds significant implications for the field of educational technology, offering substantial benefits for students, academic institutions, and the broader domain of AI in education.</w:t>
-      </w:r>
-    </w:p>
-    <w:p>
-      <w:pPr>
-        <w:numPr>
-          <w:ilvl w:val="0"/>
-          <w:numId w:val="3"/>
-        </w:numPr>
-        <w:spacing w:before="240" w:after="120" w:line="480" w:lineRule="auto"/>
-        <w:jc w:val="both"/>
-      </w:pPr>
-      <w:r>
-        <w:rPr>
-          <w:b/>
-          <w:bCs/>
-        </w:rPr>
-        <w:t>For Students:</w:t>
-      </w:r>
-      <w:r>
-        <w:t xml:space="preserve"> This project matters because it provides a solution to the urgent problem which exists in digital education that lacks personal connection. The Companion functions as a permanent educational assistant through its single platform which delivers real-time study organization tools and instant tutoring services together with continuous learning assessment. The study will increase student participation in learning activities while helping students develop self-study abilities which will improve their academic results (Yusuf </w:t>
-      </w:r>
-      <w:r>
-        <w:rPr>
-          <w:i/>
-        </w:rPr>
-        <w:t>et al</w:t>
-      </w:r>
-      <w:r>
-        <w:t>., 2025).</w:t>
-      </w:r>
-    </w:p>
-    <w:p>
-      <w:pPr>
-        <w:numPr>
-          <w:ilvl w:val="0"/>
-          <w:numId w:val="3"/>
-        </w:numPr>
-        <w:spacing w:before="120" w:after="120" w:line="480" w:lineRule="auto"/>
-        <w:jc w:val="both"/>
-      </w:pPr>
-      <w:r>
-        <w:rPr>
-          <w:b/>
-          <w:bCs/>
-        </w:rPr>
-        <w:t>For Educational Institutions:</w:t>
-      </w:r>
-      <w:r>
-        <w:t xml:space="preserve"> The study demonstrates its practical value through its cost-efficient method which organizations can use to implement advanced AI technology. The project demonstrates its ability to implement pre-trained models through its successful deployment of personalized learning support which remains affordable because it avoids the need for complete AI model development. The research provides educational institutions with an effective system for enhancing student retention and academic achievement at large scale (Murtaza </w:t>
-      </w:r>
-      <w:r>
-        <w:rPr>
-          <w:i/>
-        </w:rPr>
-        <w:t>et al</w:t>
-      </w:r>
-      <w:r>
-        <w:t>., 2022).</w:t>
-      </w:r>
-    </w:p>
-    <w:p>
-      <w:pPr>
-        <w:numPr>
-          <w:ilvl w:val="0"/>
-          <w:numId w:val="3"/>
-        </w:numPr>
-        <w:spacing w:before="120" w:after="240" w:line="480" w:lineRule="auto"/>
-        <w:jc w:val="both"/>
-      </w:pPr>
-      <w:r>
-        <w:rPr>
-          <w:b/>
-          <w:bCs/>
-        </w:rPr>
-        <w:t>For Researchers and Developers:</w:t>
-      </w:r>
-      <w:r>
-        <w:t xml:space="preserve"> The study provides important knowledge by showing how multiple AI components should be managed to create an effective multi-agent system (Wang </w:t>
-      </w:r>
-      <w:r>
-        <w:rPr>
-          <w:i/>
-        </w:rPr>
-        <w:t>et al</w:t>
-      </w:r>
-      <w:r>
-        <w:t xml:space="preserve">., 2025). The research results will advance our understanding of creating AI </w:t>
-      </w:r>
-      <w:r>
-        <w:lastRenderedPageBreak/>
-        <w:t>systems that demonstrate ethical behavior and provide explainable results while enabling users to control their interactions with the technology.</w:t>
-      </w:r>
-    </w:p>
-    <w:p>
-      <w:pPr>
-        <w:ind w:left="720"/>
-        <w:jc w:val="both"/>
-      </w:pPr>
-    </w:p>
-    <w:p>
-      <w:pPr>
-        <w:pStyle w:val="Heading2"/>
-        <w:numPr>
-          <w:ilvl w:val="1"/>
-          <w:numId w:val="1"/>
-        </w:numPr>
-        <w:spacing w:line="480" w:lineRule="auto"/>
-      </w:pPr>
-      <w:r>
-        <w:t>Scope of Study</w:t>
-      </w:r>
-    </w:p>
-    <w:p>
-      <w:pPr>
-        <w:spacing w:after="180" w:line="480" w:lineRule="auto"/>
-        <w:jc w:val="both"/>
-        <w:rPr>
-          <w:rFonts w:eastAsia="Arial"/>
-          <w:lang w:val="en-NG" w:eastAsia="en-NG"/>
-        </w:rPr>
-      </w:pPr>
-      <w:r>
-        <w:rPr>
-          <w:rFonts w:eastAsia="Arial"/>
-        </w:rPr>
-        <w:t xml:space="preserve">The Smart Study Companion project was defined by clear boundaries on what was built, what it does, and how it was tested. Technically, the work focused on connecting and </w:t>
-      </w:r>
-      <w:proofErr w:type="spellStart"/>
-      <w:r>
-        <w:rPr>
-          <w:rFonts w:eastAsia="Arial"/>
-        </w:rPr>
-        <w:t>customising</w:t>
-      </w:r>
-      <w:proofErr w:type="spellEnd"/>
-      <w:r>
-        <w:rPr>
-          <w:rFonts w:eastAsia="Arial"/>
-        </w:rPr>
-        <w:t xml:space="preserve"> existing AI tools rather than building foundational models from scratch. The conversational tutoring component was implemented using the </w:t>
-      </w:r>
-      <w:proofErr w:type="spellStart"/>
-      <w:r>
-        <w:rPr>
-          <w:rFonts w:eastAsia="Arial"/>
-        </w:rPr>
-        <w:t>LLaMA</w:t>
-      </w:r>
-      <w:proofErr w:type="spellEnd"/>
-      <w:r>
-        <w:rPr>
-          <w:rFonts w:eastAsia="Arial"/>
-        </w:rPr>
-        <w:t xml:space="preserve"> model family, and the predictive component was built using </w:t>
-      </w:r>
-      <w:proofErr w:type="spellStart"/>
-      <w:r>
-        <w:rPr>
-          <w:rFonts w:eastAsia="Arial"/>
-        </w:rPr>
-        <w:t>XGBoost</w:t>
-      </w:r>
-      <w:proofErr w:type="spellEnd"/>
-      <w:r>
-        <w:rPr>
-          <w:rFonts w:eastAsia="Arial"/>
-        </w:rPr>
-        <w:t xml:space="preserve"> trained on student performance datasets. The primary development effort was directed at the custom Dynamic Study Planning Engine, which intelligently coordinates these services within the MVC architecture.</w:t>
-      </w:r>
-      <w:r>
-        <w:rPr>
-          <w:rFonts w:eastAsia="Arial"/>
-          <w:lang w:val="en-NG" w:eastAsia="en-NG"/>
-        </w:rPr>
-        <w:t xml:space="preserve"> </w:t>
-      </w:r>
-      <w:r>
-        <w:rPr>
-          <w:rFonts w:eastAsia="Arial"/>
-        </w:rPr>
-        <w:t>The project covered three main functional areas</w:t>
-      </w:r>
-      <w:r>
-        <w:rPr>
-          <w:rFonts w:eastAsia="Arial"/>
-        </w:rPr>
-        <w:t>;</w:t>
-      </w:r>
-      <w:r>
-        <w:rPr>
-          <w:rFonts w:eastAsia="Arial"/>
-        </w:rPr>
-        <w:t xml:space="preserve"> the adaptive study planning engine, on-demand conversational tutoring, and prediction-based academic feedback. The evaluation of the system was conducted through two methods. First, the predictive model was assessed using standard machine learning metrics including Accuracy, Precision, Recall, and F1-Score. Second, a controlled pilot study was conducted with higher education students to evaluate system usability and impact over defined study sessions. The project did not extend to institution-wide deployment, custom hardware development, or deep modification of the underlying AI model architectures.</w:t>
-      </w:r>
-    </w:p>
-    <w:p>
-      <w:pPr>
-        <w:jc w:val="both"/>
-      </w:pPr>
-    </w:p>
-    <w:p>
-      <w:pPr>
-        <w:pStyle w:val="Heading2"/>
-        <w:numPr>
-          <w:ilvl w:val="1"/>
-          <w:numId w:val="1"/>
-        </w:numPr>
-        <w:spacing w:line="480" w:lineRule="auto"/>
-      </w:pPr>
-      <w:r>
-        <w:t>Research Methodology</w:t>
-      </w:r>
-    </w:p>
-    <w:p>
-      <w:pPr>
-        <w:spacing w:after="180" w:line="480" w:lineRule="auto"/>
-        <w:jc w:val="both"/>
-        <w:rPr>
-          <w:rFonts w:eastAsia="Arial"/>
-        </w:rPr>
-      </w:pPr>
-      <w:r>
-        <w:rPr>
-          <w:rFonts w:eastAsia="Arial"/>
-        </w:rPr>
-        <w:t xml:space="preserve">The methodology of this project is structured around four phases that directly correspond to the four research objectives. The project adopted the Agile development methodology to guide the system development process. Agile was chosen because it supports iterative development, allowing each component of the system to be built, tested, and refined in cycles rather than in a </w:t>
-      </w:r>
-      <w:r>
-        <w:rPr>
-          <w:rFonts w:eastAsia="Arial"/>
-        </w:rPr>
-        <w:lastRenderedPageBreak/>
-        <w:t>single linear sequence. This was particularly suited to this project given the need to progressively integrate the dataset pipeline, the MVC architecture, and the AI components while continuously verifying that each part functioned as expected before moving to the next.</w:t>
-      </w:r>
-    </w:p>
-    <w:p>
-      <w:pPr>
-        <w:jc w:val="both"/>
-        <w:rPr>
-          <w:rFonts w:eastAsia="Arial"/>
-          <w:lang w:val="en-NG" w:eastAsia="en-NG"/>
-        </w:rPr>
-      </w:pPr>
-    </w:p>
-    <w:p>
-      <w:pPr>
-        <w:spacing w:after="180" w:line="480" w:lineRule="auto"/>
-        <w:jc w:val="both"/>
-        <w:rPr>
-          <w:rFonts w:eastAsia="Arial"/>
-        </w:rPr>
-      </w:pPr>
-      <w:r>
-        <w:rPr>
-          <w:rFonts w:eastAsia="Arial"/>
-        </w:rPr>
-        <w:t xml:space="preserve">The first objective involved the acquisition, cleaning, and preprocessing of the datasets used to train the machine learning components of the system. Structured datasets containing student interaction and performance data were sourced from Kaggle. These datasets comprised student profiles, course engagement logs, assessment scores, and learning activity records. Upon acquisition, the raw data was inspected for quality issues. The cleaning process involved removing duplicate records, handling missing values through mean imputation for numerical fields and mode imputation for categorical fields, and eliminating irrelevant or redundant features that would not contribute to model training. Outliers were identified and treated to prevent skewed model performance. Following cleaning, the data was preprocessed by </w:t>
-      </w:r>
-      <w:proofErr w:type="spellStart"/>
-      <w:r>
-        <w:rPr>
-          <w:rFonts w:eastAsia="Arial"/>
-        </w:rPr>
-        <w:t>normalising</w:t>
-      </w:r>
-      <w:proofErr w:type="spellEnd"/>
-      <w:r>
-        <w:rPr>
-          <w:rFonts w:eastAsia="Arial"/>
-        </w:rPr>
-        <w:t xml:space="preserve"> numerical features to a uniform scale, encoding categorical variables, and splitting the dataset into training and test sets at a ratio of 80:20. The preprocessed datasets were then stored in the Firebase NoSQL database, ready for use in the model training phase. Python was the primary tool used for all data cleaning and preprocessing tasks, with the pandas and NumPy libraries handling data manipulation operations.</w:t>
-      </w:r>
-    </w:p>
-    <w:p>
-      <w:pPr>
-        <w:jc w:val="both"/>
-        <w:rPr>
-          <w:rFonts w:eastAsia="Arial"/>
-        </w:rPr>
-      </w:pPr>
-    </w:p>
-    <w:p>
-      <w:pPr>
-        <w:spacing w:after="180" w:line="480" w:lineRule="auto"/>
-        <w:jc w:val="both"/>
-        <w:rPr>
-          <w:rFonts w:eastAsia="Arial"/>
-        </w:rPr>
-      </w:pPr>
-      <w:r>
-        <w:rPr>
-          <w:rFonts w:eastAsia="Arial"/>
-        </w:rPr>
-        <w:t xml:space="preserve">The second objective addressed the design of the Smart AI-Powered Study Companion using the Model-View-Controller (MVC) architectural pattern. MVC was selected because it enforces a clear separation of concerns across three layers: the Model, which manages all data logic and communicates with the Firebase database; the View, which handles the student-facing interface; and the Controller, which processes requests, coordinates between the Model and View, and </w:t>
-      </w:r>
-      <w:r>
-        <w:rPr>
-          <w:rFonts w:eastAsia="Arial"/>
-        </w:rPr>
-        <w:lastRenderedPageBreak/>
-        <w:t>manages communication with the AI services. A complete system architecture diagram mapping all components and their interactions was produced before development began. The View layer was designed using React.js to deliver a responsive and accessible student dashboard. The Controller layer was designed using Node.js with the Express.js framework to handle all routing and request processing. The Model layer was designed to manage student profiles, course materials, performance logs, and interaction records stored in Firebase. Designing all three core components, namely the personalized study planner, the conversational tutoring interface, and the predictive feedback mechanism, within this architecture ensured that they would operate as a unified system rather than isolated modules.</w:t>
-      </w:r>
-    </w:p>
-    <w:p>
-      <w:pPr>
-        <w:jc w:val="both"/>
-        <w:rPr>
-          <w:rFonts w:eastAsia="Arial"/>
-        </w:rPr>
-      </w:pPr>
-    </w:p>
-    <w:p>
-      <w:pPr>
-        <w:spacing w:after="180" w:line="480" w:lineRule="auto"/>
-        <w:jc w:val="both"/>
-        <w:rPr>
-          <w:rFonts w:eastAsia="Arial"/>
-        </w:rPr>
-      </w:pPr>
-      <w:r>
-        <w:rPr>
-          <w:rFonts w:eastAsia="Arial"/>
-        </w:rPr>
-        <w:t xml:space="preserve">The third objective covered the implementation of the tutoring system designed in the previous step. The conversational tutoring interface was built using the pre-trained </w:t>
-      </w:r>
-      <w:proofErr w:type="spellStart"/>
-      <w:r>
-        <w:rPr>
-          <w:rFonts w:eastAsia="Arial"/>
-        </w:rPr>
-        <w:t>LLaMA</w:t>
-      </w:r>
-      <w:proofErr w:type="spellEnd"/>
-      <w:r>
-        <w:rPr>
-          <w:rFonts w:eastAsia="Arial"/>
-        </w:rPr>
-        <w:t xml:space="preserve"> large language model, integrated into the Controller layer via API calls, enabling the system to interpret student queries and generate accurate academic responses without requiring training from scratch. The Hugging Face Transformers library was used to load and manage the </w:t>
-      </w:r>
-      <w:proofErr w:type="spellStart"/>
-      <w:r>
-        <w:rPr>
-          <w:rFonts w:eastAsia="Arial"/>
-        </w:rPr>
-        <w:t>LLaMA</w:t>
-      </w:r>
-      <w:proofErr w:type="spellEnd"/>
-      <w:r>
-        <w:rPr>
-          <w:rFonts w:eastAsia="Arial"/>
-        </w:rPr>
-        <w:t xml:space="preserve"> model within the Python backend. The Dynamic Personalization Engine was developed in Python to </w:t>
-      </w:r>
-      <w:proofErr w:type="spellStart"/>
-      <w:r>
-        <w:rPr>
-          <w:rFonts w:eastAsia="Arial"/>
-        </w:rPr>
-        <w:t>analyse</w:t>
-      </w:r>
-      <w:proofErr w:type="spellEnd"/>
-      <w:r>
-        <w:rPr>
-          <w:rFonts w:eastAsia="Arial"/>
-        </w:rPr>
-        <w:t xml:space="preserve"> student performance data in real time and adjust the difficulty and sequence of learning content, using a collaborative filtering algorithm implemented with the scikit-learn library. The predictive feedback mechanism was built using an </w:t>
-      </w:r>
-      <w:proofErr w:type="spellStart"/>
-      <w:r>
-        <w:rPr>
-          <w:rFonts w:eastAsia="Arial"/>
-        </w:rPr>
-        <w:t>XGBoost</w:t>
-      </w:r>
-      <w:proofErr w:type="spellEnd"/>
-      <w:r>
-        <w:rPr>
-          <w:rFonts w:eastAsia="Arial"/>
-        </w:rPr>
-        <w:t xml:space="preserve"> classification algorithm implemented with scikit-learn and trained on the preprocessed Kaggle datasets. This model identifies patterns in student </w:t>
-      </w:r>
-      <w:proofErr w:type="spellStart"/>
-      <w:r>
-        <w:rPr>
-          <w:rFonts w:eastAsia="Arial"/>
-        </w:rPr>
-        <w:t>behaviour</w:t>
-      </w:r>
-      <w:proofErr w:type="spellEnd"/>
-      <w:r>
-        <w:rPr>
-          <w:rFonts w:eastAsia="Arial"/>
-        </w:rPr>
-        <w:t xml:space="preserve"> indicative of learning difficulty and generates targeted guidance. All three components were connected to the MVC architecture, with the React.js frontend providing the student interface, Express.js managing all routing and service communication, and Firebase storing all persistent data.</w:t>
-      </w:r>
-    </w:p>
-    <w:p>
-      <w:pPr>
-        <w:jc w:val="both"/>
-        <w:rPr>
-          <w:rFonts w:eastAsia="Arial"/>
-        </w:rPr>
-      </w:pPr>
-    </w:p>
-    <w:p>
-      <w:pPr>
-        <w:spacing w:after="180" w:line="480" w:lineRule="auto"/>
-        <w:jc w:val="both"/>
-        <w:rPr>
-          <w:rFonts w:eastAsia="Arial"/>
-        </w:rPr>
-      </w:pPr>
-      <w:r>
-        <w:rPr>
-          <w:rFonts w:eastAsia="Arial"/>
-        </w:rPr>
-        <w:t xml:space="preserve">The fourth objective evaluated the performance of the developed system. The predictive feedback model was assessed using four standard machine learning metrics: Accuracy, which measures the proportion of correct predictions overall; Precision, which measures the proportion of positive predictions that were correct; Recall, which measures the proportion of actual positives correctly identified; and F1-Score, which provides a balanced measure of Precision and Recall. These metrics were computed against the held-out test set. The personalization engine was evaluated by measuring the relevance and accuracy of content recommendations in response to simulated changes in student performance data. The conversational tutoring interface was assessed through a controlled pilot study conducted with a group of higher education students. Participants interacted with the system and completed structured questionnaires based on the System Usability Scale (SUS) to provide quantitative usability ratings. Qualitative feedback was also gathered through open-ended questions to capture detailed user experience observations. The results across all evaluation streams were </w:t>
-      </w:r>
-      <w:proofErr w:type="spellStart"/>
-      <w:r>
-        <w:rPr>
-          <w:rFonts w:eastAsia="Arial"/>
-        </w:rPr>
-        <w:t>analysed</w:t>
-      </w:r>
-      <w:proofErr w:type="spellEnd"/>
-      <w:r>
-        <w:rPr>
-          <w:rFonts w:eastAsia="Arial"/>
-        </w:rPr>
-        <w:t xml:space="preserve"> together to determine whether the system successfully delivers integrated, personalized academic support.</w:t>
-      </w:r>
-    </w:p>
-    <w:p>
-      <w:pPr>
-        <w:jc w:val="both"/>
-        <w:rPr>
-          <w:rFonts w:eastAsia="Arial"/>
-        </w:rPr>
-      </w:pPr>
-    </w:p>
-    <w:p>
-      <w:pPr>
-        <w:pStyle w:val="Heading2"/>
-        <w:numPr>
-          <w:ilvl w:val="1"/>
-          <w:numId w:val="1"/>
-        </w:numPr>
-        <w:spacing w:line="480" w:lineRule="auto"/>
-      </w:pPr>
-      <w:r>
-        <w:t>Organization of Study</w:t>
-      </w:r>
-    </w:p>
-    <w:p>
-      <w:pPr>
-        <w:spacing w:before="120" w:after="120" w:line="480" w:lineRule="auto"/>
-        <w:jc w:val="both"/>
-      </w:pPr>
-      <w:r>
-        <w:t xml:space="preserve">Chapter one presents the introduction to this study, which comprises the background of the study, statement of the problem, aim and objectives of the study, significance of the study, scope of the study, research methodology, organization of the study, and definition of terms. Chapter two discusses the literature review; it gives a history of the study whilst overviewing older articles and publications which were scrutinized to gain an understanding of the topic. Chapter three presents the methodology used, an overview of the proposed system, benefits of the proposed system, data collection methods, software development methodology used, an overview of the proposed </w:t>
-      </w:r>
-      <w:r>
-        <w:lastRenderedPageBreak/>
-        <w:t>systems, benefits of the proposed system, data collection methods, software development methodology, requirements analysis, functional requirements, non-functional requirements, use case modelling diagram, activity flow diagrams, class diagrams, sequence diagrams, architecture, input design, output design and database design. Chapter four explains the project development process which shows how the software development followed the Chapter 3 specifications. The fifth chapter provides an overview of the complete project which includes all project components from summary to conclusion to recommendation to result discussion to research limitations to knowledge contribution to future research recommendations.</w:t>
-      </w:r>
-    </w:p>
-    <w:p>
-      <w:pPr>
-        <w:jc w:val="both"/>
-      </w:pPr>
-    </w:p>
-    <w:p>
-      <w:pPr>
-        <w:jc w:val="both"/>
-      </w:pPr>
-    </w:p>
-    <w:p>
-      <w:pPr>
-        <w:pStyle w:val="Heading2"/>
-        <w:numPr>
-          <w:ilvl w:val="1"/>
-          <w:numId w:val="1"/>
-        </w:numPr>
-        <w:spacing w:line="480" w:lineRule="auto"/>
-      </w:pPr>
-      <w:r>
-        <w:t>DEFINITION OF TERMS</w:t>
-      </w:r>
-    </w:p>
-    <w:p>
-      <w:pPr>
-        <w:numPr>
-          <w:ilvl w:val="0"/>
-          <w:numId w:val="4"/>
-        </w:numPr>
-        <w:spacing w:before="120" w:after="120" w:line="480" w:lineRule="auto"/>
-        <w:jc w:val="both"/>
-      </w:pPr>
-      <w:r>
-        <w:rPr>
-          <w:b/>
-          <w:bCs/>
-        </w:rPr>
-        <w:t>Smart AI-Powered Study Companion:</w:t>
-      </w:r>
-      <w:r>
-        <w:t xml:space="preserve"> The integrated software platform developed in this project. It is designed to act as a student's personal academic assistant by providing dynamic study plans, chat-based tutoring, and predictive feedback.</w:t>
-      </w:r>
-    </w:p>
-    <w:p>
-      <w:pPr>
-        <w:numPr>
-          <w:ilvl w:val="0"/>
-          <w:numId w:val="4"/>
-        </w:numPr>
-        <w:spacing w:before="120" w:after="120" w:line="480" w:lineRule="auto"/>
-        <w:jc w:val="both"/>
-      </w:pPr>
-      <w:r>
-        <w:rPr>
-          <w:b/>
-          <w:bCs/>
-        </w:rPr>
-        <w:t>Personalized Learning:</w:t>
-      </w:r>
-      <w:r>
-        <w:t xml:space="preserve"> An educational method where the pace, content, and teaching style are adapted to fit the unique needs, goals, and existing knowledge of each individual student.</w:t>
-      </w:r>
-    </w:p>
-    <w:p>
-      <w:pPr>
-        <w:numPr>
-          <w:ilvl w:val="0"/>
-          <w:numId w:val="4"/>
-        </w:numPr>
-        <w:spacing w:before="120" w:after="120" w:line="480" w:lineRule="auto"/>
-        <w:jc w:val="both"/>
-      </w:pPr>
-      <w:r>
-        <w:rPr>
-          <w:b/>
-          <w:bCs/>
-        </w:rPr>
-        <w:t>Dynamic Personalization Engine:</w:t>
-      </w:r>
-      <w:r>
-        <w:t xml:space="preserve"> The core software component of the Companion. It automatically analyses student performance data and AI outputs to adjust study schedules, content sequence, and learning goals in real-time.</w:t>
-      </w:r>
-    </w:p>
-    <w:p>
-      <w:pPr>
-        <w:numPr>
-          <w:ilvl w:val="0"/>
-          <w:numId w:val="4"/>
-        </w:numPr>
-        <w:spacing w:before="120" w:after="120" w:line="480" w:lineRule="auto"/>
-        <w:jc w:val="both"/>
-      </w:pPr>
-      <w:r>
-        <w:rPr>
-          <w:b/>
-          <w:bCs/>
-        </w:rPr>
-        <w:t>Already Trained Models:</w:t>
-      </w:r>
-      <w:r>
-        <w:t xml:space="preserve"> A foundational project constraint referring to the use of pre-existing, fully developed Artificial Intelligence models (such as LLMs and predictive </w:t>
-      </w:r>
-      <w:r>
-        <w:lastRenderedPageBreak/>
-        <w:t>analytics tools) accessed via an API, without conducting full-scale model training from scratch.</w:t>
-      </w:r>
-    </w:p>
-    <w:p>
-      <w:pPr>
-        <w:numPr>
-          <w:ilvl w:val="0"/>
-          <w:numId w:val="4"/>
-        </w:numPr>
-        <w:spacing w:before="120" w:after="120" w:line="480" w:lineRule="auto"/>
-        <w:jc w:val="both"/>
-      </w:pPr>
-      <w:r>
-        <w:rPr>
-          <w:b/>
-          <w:bCs/>
-        </w:rPr>
-        <w:t>Predictive Feedback:</w:t>
-      </w:r>
-      <w:r>
-        <w:t xml:space="preserve"> Actionable insights generated by the system that forecast potential academic challenges (e.g., knowledge gaps) and immediately suggest specific resources or tasks to address them.</w:t>
-      </w:r>
-    </w:p>
-    <w:p>
-      <w:pPr>
-        <w:numPr>
-          <w:ilvl w:val="0"/>
-          <w:numId w:val="4"/>
-        </w:numPr>
-        <w:spacing w:before="120" w:after="120" w:line="480" w:lineRule="auto"/>
-        <w:jc w:val="both"/>
-      </w:pPr>
-      <w:r>
-        <w:rPr>
-          <w:b/>
-          <w:bCs/>
-        </w:rPr>
-        <w:t>Predictive Analytics Tools:</w:t>
-      </w:r>
-      <w:r>
-        <w:t xml:space="preserve"> The software components or models that </w:t>
-      </w:r>
-      <w:proofErr w:type="spellStart"/>
-      <w:r>
-        <w:t>analyse</w:t>
-      </w:r>
-      <w:proofErr w:type="spellEnd"/>
-      <w:r>
-        <w:t xml:space="preserve"> historical and real-time student data to forecast future academic performance and learning obstacles.</w:t>
-      </w:r>
-    </w:p>
-    <w:p>
-      <w:pPr>
-        <w:numPr>
-          <w:ilvl w:val="0"/>
-          <w:numId w:val="4"/>
-        </w:numPr>
-        <w:spacing w:before="120" w:after="120" w:line="480" w:lineRule="auto"/>
-        <w:jc w:val="both"/>
-      </w:pPr>
-      <w:r>
-        <w:rPr>
-          <w:b/>
-          <w:bCs/>
-        </w:rPr>
-        <w:t>Higher Education Students:</w:t>
-      </w:r>
-      <w:r>
-        <w:t xml:space="preserve"> The primary target users for this study are defined as individuals enrolled in undergraduate or postgraduate programs at universities or colleges.</w:t>
-      </w:r>
-    </w:p>
-    <w:p>
-      <w:pPr>
-        <w:numPr>
-          <w:ilvl w:val="0"/>
-          <w:numId w:val="4"/>
-        </w:numPr>
-        <w:spacing w:before="120" w:after="120" w:line="480" w:lineRule="auto"/>
-        <w:jc w:val="both"/>
-      </w:pPr>
-      <w:r>
-        <w:rPr>
-          <w:b/>
-          <w:bCs/>
-        </w:rPr>
-        <w:t>Pilot Study:</w:t>
-      </w:r>
-      <w:r>
-        <w:t xml:space="preserve"> A limited, controlled testing phase involving a small, defined group of higher education students over a specific period to validate the system's functionality and measure its initial impact.</w:t>
-      </w:r>
-    </w:p>
-    <w:p>
-      <w:pPr>
-        <w:numPr>
-          <w:ilvl w:val="0"/>
-          <w:numId w:val="4"/>
-        </w:numPr>
-        <w:spacing w:before="120" w:after="120" w:line="480" w:lineRule="auto"/>
-        <w:jc w:val="both"/>
-      </w:pPr>
-      <w:r>
-        <w:rPr>
-          <w:b/>
-          <w:bCs/>
-        </w:rPr>
-        <w:t>Model-View-Controller (MVC):</w:t>
-      </w:r>
-      <w:r>
-        <w:t xml:space="preserve"> A software architectural pattern used to structure the application. It separates the program logic into three interconnected components: the Model (data and business logic), the View (user interface), and the Controller (handles input and commands the Model and View).</w:t>
-      </w:r>
-    </w:p>
-    <w:p>
-      <w:pPr>
-        <w:numPr>
-          <w:ilvl w:val="0"/>
-          <w:numId w:val="4"/>
-        </w:numPr>
-        <w:spacing w:before="120" w:after="120" w:line="480" w:lineRule="auto"/>
-        <w:jc w:val="both"/>
-      </w:pPr>
-      <w:r>
-        <w:rPr>
-          <w:b/>
-          <w:bCs/>
-        </w:rPr>
-        <w:t>API (Application Programming Interface):</w:t>
-      </w:r>
-      <w:r>
-        <w:t xml:space="preserve"> A set of rules and protocols that allows the Companion's custom software to communicate securely with and utilize the services of external systems, such as the </w:t>
-      </w:r>
-      <w:proofErr w:type="spellStart"/>
-      <w:r>
-        <w:t>LLaMA</w:t>
-      </w:r>
-      <w:proofErr w:type="spellEnd"/>
-      <w:r>
-        <w:t xml:space="preserve"> model and predictive analytics tools.</w:t>
-      </w:r>
-    </w:p>
-    <w:p>
-      <w:pPr>
-        <w:numPr>
-          <w:ilvl w:val="0"/>
-          <w:numId w:val="4"/>
-        </w:numPr>
-        <w:spacing w:before="120" w:after="120" w:line="480" w:lineRule="auto"/>
-        <w:jc w:val="both"/>
-      </w:pPr>
-      <w:r>
-        <w:rPr>
-          <w:b/>
-          <w:bCs/>
-        </w:rPr>
-        <w:t>Node.js:</w:t>
-      </w:r>
-      <w:r>
-        <w:t xml:space="preserve"> A JavaScript runtime environment used to implement the server-side logic (the Controller in the MVC pattern) for the Companion.</w:t>
-      </w:r>
-    </w:p>
-    <w:p>
-      <w:pPr>
-        <w:numPr>
-          <w:ilvl w:val="0"/>
-          <w:numId w:val="4"/>
-        </w:numPr>
-        <w:spacing w:before="120" w:after="120" w:line="480" w:lineRule="auto"/>
-        <w:jc w:val="both"/>
-      </w:pPr>
-      <w:r>
-        <w:rPr>
-          <w:b/>
-          <w:bCs/>
-        </w:rPr>
-        <w:lastRenderedPageBreak/>
-        <w:t>Express.js:</w:t>
-      </w:r>
-      <w:r>
-        <w:t xml:space="preserve"> A web application framework for Node.js used to build the backend server, handling routing, HTTP requests, and middleware integration.</w:t>
-      </w:r>
-    </w:p>
-    <w:p>
-      <w:pPr>
-        <w:numPr>
-          <w:ilvl w:val="0"/>
-          <w:numId w:val="4"/>
-        </w:numPr>
-        <w:spacing w:before="120" w:after="120" w:line="480" w:lineRule="auto"/>
-        <w:jc w:val="both"/>
-      </w:pPr>
-      <w:r>
-        <w:rPr>
-          <w:b/>
-          <w:bCs/>
-        </w:rPr>
-        <w:t>React.js:</w:t>
-      </w:r>
-      <w:r>
-        <w:t xml:space="preserve"> A JavaScript library used to develop the front-end user interface (the View in the MVC pattern), including the study dashboard and chat window.</w:t>
-      </w:r>
-    </w:p>
-    <w:p>
-      <w:pPr>
-        <w:numPr>
-          <w:ilvl w:val="0"/>
-          <w:numId w:val="4"/>
-        </w:numPr>
-        <w:spacing w:before="120" w:after="120" w:line="480" w:lineRule="auto"/>
-        <w:jc w:val="both"/>
-      </w:pPr>
-      <w:r>
-        <w:rPr>
-          <w:b/>
-          <w:bCs/>
-        </w:rPr>
-        <w:t>NoSQL Database:</w:t>
-      </w:r>
-      <w:r>
-        <w:t xml:space="preserve"> A non-tabular database (such as Firebase) used to store and manage flexible data sets like user profiles, interaction logs, and performance history.</w:t>
-      </w:r>
-    </w:p>
-    <w:p>
-      <w:pPr>
-        <w:numPr>
-          <w:ilvl w:val="0"/>
-          <w:numId w:val="4"/>
-        </w:numPr>
-        <w:spacing w:before="120" w:after="120" w:line="480" w:lineRule="auto"/>
-        <w:jc w:val="both"/>
-      </w:pPr>
-      <w:r>
-        <w:rPr>
-          <w:b/>
-          <w:bCs/>
-        </w:rPr>
-        <w:t>Scikit-learn:</w:t>
-      </w:r>
-      <w:r>
-        <w:t xml:space="preserve"> An open-source machine learning library for the Python programming language, used to implement the predictive feedback mechanism.</w:t>
-      </w:r>
-    </w:p>
-    <w:p>
-      <w:pPr>
-        <w:numPr>
-          <w:ilvl w:val="0"/>
-          <w:numId w:val="4"/>
-        </w:numPr>
-        <w:spacing w:before="120" w:after="120" w:line="480" w:lineRule="auto"/>
-        <w:jc w:val="both"/>
-      </w:pPr>
-      <w:r>
-        <w:rPr>
-          <w:b/>
-          <w:bCs/>
-        </w:rPr>
-        <w:t>Accuracy, Precision, Recall, F1-Score:</w:t>
-      </w:r>
-      <w:r>
-        <w:t xml:space="preserve"> Standard performance metrics used for evaluating the predictive model. They measure the model's correctness, its ability to avoid false alarms, its ability to find all relevant cases, and its overall balance between these factors, respectively.</w:t>
-      </w:r>
-    </w:p>
-    <w:p>
-      <w:pPr>
-        <w:spacing w:before="120" w:after="120" w:line="480" w:lineRule="auto"/>
-      </w:pPr>
-    </w:p>
-    <w:p>
-      <w:pPr>
-        <w:spacing w:before="120" w:after="120" w:line="480" w:lineRule="auto"/>
-      </w:pPr>
-    </w:p>
-    <w:p>
-      <w:pPr>
-        <w:spacing w:before="120" w:after="120" w:line="480" w:lineRule="auto"/>
-      </w:pPr>
-    </w:p>
-    <w:p>
-      <w:pPr>
-        <w:spacing w:before="120" w:after="120" w:line="480" w:lineRule="auto"/>
-      </w:pPr>
-    </w:p>
-    <w:p>
-      <w:pPr>
-        <w:spacing w:before="120" w:after="120" w:line="480" w:lineRule="auto"/>
-      </w:pPr>
-    </w:p>
-    <w:p>
-      <w:pPr>
-        <w:spacing w:before="120" w:after="120" w:line="480" w:lineRule="auto"/>
-      </w:pPr>
-    </w:p>
-    <w:p>
-      <w:pPr>
-        <w:spacing w:before="120" w:after="120" w:line="480" w:lineRule="auto"/>
-      </w:pPr>
-    </w:p>
-    <w:p>
-      <w:pPr>
-        <w:spacing w:before="120" w:after="120" w:line="480" w:lineRule="auto"/>
-      </w:pPr>
-    </w:p>
-    <w:p>
-      <w:pPr>
-        <w:spacing w:before="120" w:after="120" w:line="480" w:lineRule="auto"/>
-      </w:pPr>
-    </w:p>
-    <w:p>
-      <w:pPr>
-        <w:spacing w:before="120" w:after="120" w:line="480" w:lineRule="auto"/>
-      </w:pPr>
-    </w:p>
-    <w:p>
-      <w:pPr>
-        <w:spacing w:before="120" w:after="120" w:line="480" w:lineRule="auto"/>
-      </w:pPr>
-    </w:p>
-    <w:p>
-      <w:pPr>
-        <w:spacing w:before="120" w:after="120"/>
-      </w:pPr>
-    </w:p>
-    <w:p>
-      <w:pPr>
-        <w:spacing w:before="120" w:after="120"/>
-      </w:pPr>
-    </w:p>
-    <w:p>
-      <w:pPr>
-        <w:spacing w:before="120" w:after="120"/>
-      </w:pPr>
-    </w:p>
-    <w:p>
-      <w:pPr>
-        <w:spacing w:before="120" w:after="120"/>
-      </w:pPr>
-    </w:p>
-    <w:p>
-      <w:pPr>
-        <w:spacing w:before="120" w:after="120"/>
-      </w:pPr>
-    </w:p>
-    <w:p>
-      <w:pPr>
-        <w:spacing w:before="120" w:after="120"/>
-      </w:pPr>
-    </w:p>
-    <w:p>
-      <w:pPr>
-        <w:spacing w:before="120" w:after="120"/>
-      </w:pPr>
-    </w:p>
-    <w:p>
-      <w:pPr>
-        <w:spacing w:before="120" w:after="120"/>
-      </w:pPr>
-    </w:p>
-    <w:p>
-      <w:pPr>
-        <w:spacing w:before="120" w:after="120"/>
       </w:pPr>
     </w:p>
     <w:p>
@@ -4860,18 +4402,20 @@
     <w:link w:val="Heading1Char"/>
     <w:uiPriority w:val="9"/>
     <w:qFormat/>
+    <w:rsid w:val="008A4638"/>
     <w:pPr>
       <w:keepNext/>
       <w:keepLines/>
       <w:spacing w:before="240"/>
+      <w:jc w:val="center"/>
       <w:outlineLvl w:val="0"/>
     </w:pPr>
     <w:rPr>
       <w:b/>
       <w:bCs/>
-      <w:color w:val="2F5496"/>
+      <w:color w:val="000000" w:themeColor="text1"/>
       <w:kern w:val="36"/>
-      <w:sz w:val="48"/>
+      <w:sz w:val="28"/>
       <w:szCs w:val="48"/>
     </w:rPr>
   </w:style>
@@ -5011,11 +4555,15 @@
     <w:link w:val="Heading1"/>
     <w:uiPriority w:val="9"/>
     <w:qFormat/>
+    <w:rsid w:val="008A4638"/>
     <w:rPr>
-      <w:rFonts w:ascii="Calibri Light" w:eastAsia="Times New Roman" w:hAnsi="Calibri Light" w:cs="Times New Roman"/>
-      <w:color w:val="2F5496"/>
-      <w:sz w:val="32"/>
-      <w:szCs w:val="32"/>
+      <w:b/>
+      <w:bCs/>
+      <w:color w:val="000000" w:themeColor="text1"/>
+      <w:kern w:val="36"/>
+      <w:sz w:val="28"/>
+      <w:szCs w:val="48"/>
+      <w:lang w:val="en-US" w:eastAsia="en-US"/>
     </w:rPr>
   </w:style>
   <w:style w:type="character" w:customStyle="1" w:styleId="Heading2Char">
